--- a/PW4X_TASKS.docx
+++ b/PW4X_TASKS.docx
@@ -19,25 +19,12 @@
       <w:pPr>
         <w:pStyle w:val="NormalWeb"/>
       </w:pPr>
-      <w:proofErr w:type="gramStart"/>
-      <w:r>
-        <w:t>1.Who</w:t>
-      </w:r>
-      <w:proofErr w:type="gramEnd"/>
-      <w:r>
-        <w:t xml:space="preserve"> are you?</w:t>
+      <w:r>
+        <w:t>1.Who are you?</w:t>
       </w:r>
       <w:r>
         <w:br/>
-        <w:t xml:space="preserve">An Associate Automation Test Engineer with 2.5 YOE in </w:t>
-      </w:r>
-      <w:proofErr w:type="gramStart"/>
-      <w:r>
-        <w:t>Java ,</w:t>
-      </w:r>
-      <w:proofErr w:type="gramEnd"/>
-      <w:r>
-        <w:t xml:space="preserve"> Selenium</w:t>
+        <w:t>An Associate Automation Test Engineer with 2.5 YOE in Java , Selenium</w:t>
       </w:r>
       <w:r>
         <w:br/>
@@ -70,29 +57,8 @@
       <w:pPr>
         <w:pStyle w:val="NormalWeb"/>
       </w:pPr>
-      <w:proofErr w:type="gramStart"/>
-      <w:r>
-        <w:t>4.Drop</w:t>
-      </w:r>
-      <w:proofErr w:type="gramEnd"/>
-      <w:r>
-        <w:t xml:space="preserve"> your </w:t>
-      </w:r>
-      <w:proofErr w:type="spellStart"/>
-      <w:r>
-        <w:t>Linkedin</w:t>
-      </w:r>
-      <w:proofErr w:type="spellEnd"/>
-      <w:r>
-        <w:t xml:space="preserve"> and </w:t>
-      </w:r>
-      <w:proofErr w:type="spellStart"/>
-      <w:r>
-        <w:t>github</w:t>
-      </w:r>
-      <w:proofErr w:type="spellEnd"/>
-      <w:r>
-        <w:t xml:space="preserve"> links</w:t>
+      <w:r>
+        <w:t>4.Drop your Linkedin and github links</w:t>
       </w:r>
       <w:r>
         <w:br/>
@@ -256,6 +222,16 @@
         </w:rPr>
         <w:t>[Task] 30th Sept 2026</w:t>
       </w:r>
+      <w:r>
+        <w:rPr>
+          <w:rFonts w:ascii="Arial" w:hAnsi="Arial" w:cs="Arial"/>
+          <w:color w:val="191B1F"/>
+          <w:spacing w:val="-9"/>
+          <w:sz w:val="36"/>
+          <w:szCs w:val="36"/>
+        </w:rPr>
+        <w:t>-not done</w:t>
+      </w:r>
     </w:p>
     <w:p>
       <w:pPr>
@@ -277,13 +253,8 @@
       <w:pPr>
         <w:pStyle w:val="NormalWeb"/>
       </w:pPr>
-      <w:proofErr w:type="gramStart"/>
-      <w:r>
-        <w:t>parameter</w:t>
-      </w:r>
-      <w:proofErr w:type="gramEnd"/>
-      <w:r>
-        <w:t>, temperature.....</w:t>
+      <w:r>
+        <w:t>parameter, temperature.....</w:t>
       </w:r>
     </w:p>
     <w:p>
@@ -299,21 +270,8 @@
         <w:pStyle w:val="NormalWeb"/>
       </w:pPr>
       <w:r>
-        <w:t>Token, RAG, Agentic AI, Bias, Embedding</w:t>
-      </w:r>
-      <w:proofErr w:type="gramStart"/>
-      <w:r>
-        <w:t>,,</w:t>
-      </w:r>
-      <w:proofErr w:type="gramEnd"/>
-      <w:r>
-        <w:t xml:space="preserve"> Fine Tune, </w:t>
-      </w:r>
-      <w:proofErr w:type="spellStart"/>
-      <w:r>
-        <w:t>Hallcination</w:t>
-      </w:r>
-      <w:proofErr w:type="spellEnd"/>
+        <w:t>Token, RAG, Agentic AI, Bias, Embedding,, Fine Tune, Hallcination</w:t>
+      </w:r>
     </w:p>
     <w:p>
       <w:pPr>
@@ -327,81 +285,34 @@
       <w:pPr>
         <w:pStyle w:val="NormalWeb"/>
       </w:pPr>
-      <w:proofErr w:type="spellStart"/>
-      <w:r>
-        <w:t>LangChain</w:t>
-      </w:r>
-      <w:proofErr w:type="spellEnd"/>
-      <w:r>
-        <w:t>, Skills, Neural Network which can learn, Agents</w:t>
-      </w:r>
-    </w:p>
-    <w:p>
-      <w:pPr>
-        <w:pStyle w:val="NormalWeb"/>
-      </w:pPr>
-      <w:r>
-        <w:t xml:space="preserve">Weights, </w:t>
-      </w:r>
-      <w:proofErr w:type="spellStart"/>
-      <w:r>
-        <w:t>chatbot</w:t>
-      </w:r>
-      <w:proofErr w:type="spellEnd"/>
-      <w:r>
-        <w:t>, Attention Number, RAG, Harness</w:t>
-      </w:r>
-    </w:p>
-    <w:p>
-      <w:pPr>
-        <w:pStyle w:val="NormalWeb"/>
-      </w:pPr>
-      <w:r>
-        <w:t xml:space="preserve">Prompt Injection, </w:t>
-      </w:r>
-      <w:proofErr w:type="spellStart"/>
-      <w:r>
-        <w:t>GuardRails</w:t>
-      </w:r>
-      <w:proofErr w:type="spellEnd"/>
-      <w:r>
-        <w:t xml:space="preserve">, </w:t>
-      </w:r>
-      <w:proofErr w:type="spellStart"/>
-      <w:r>
-        <w:t>Parding</w:t>
-      </w:r>
-      <w:proofErr w:type="spellEnd"/>
-      <w:r>
-        <w:t xml:space="preserve">, </w:t>
-      </w:r>
-      <w:proofErr w:type="spellStart"/>
-      <w:r>
-        <w:t>Evals</w:t>
-      </w:r>
-      <w:proofErr w:type="spellEnd"/>
-      <w:r>
-        <w:t>, Chunks</w:t>
-      </w:r>
-    </w:p>
-    <w:p>
-      <w:pPr>
-        <w:pStyle w:val="NormalWeb"/>
-      </w:pPr>
-      <w:proofErr w:type="spellStart"/>
+      <w:r>
+        <w:t>LangChain, Skills, Neural Network which can learn, Agents</w:t>
+      </w:r>
+    </w:p>
+    <w:p>
+      <w:pPr>
+        <w:pStyle w:val="NormalWeb"/>
+      </w:pPr>
+      <w:r>
+        <w:t>Weights, chatbot, Attention Number, RAG, Harness</w:t>
+      </w:r>
+    </w:p>
+    <w:p>
+      <w:pPr>
+        <w:pStyle w:val="NormalWeb"/>
+      </w:pPr>
+      <w:r>
+        <w:t>Prompt Injection, GuardRails, Parding, Evals, Chunks</w:t>
+      </w:r>
+    </w:p>
+    <w:p>
+      <w:pPr>
+        <w:pStyle w:val="NormalWeb"/>
+      </w:pPr>
       <w:r>
         <w:lastRenderedPageBreak/>
-        <w:t>Grounth</w:t>
-      </w:r>
-      <w:proofErr w:type="spellEnd"/>
-      <w:r>
-        <w:t xml:space="preserve"> Truth</w:t>
-      </w:r>
-      <w:proofErr w:type="gramStart"/>
-      <w:r>
-        <w:t>, ....</w:t>
-      </w:r>
-      <w:proofErr w:type="gramEnd"/>
+        <w:t>Grounth Truth, ....</w:t>
+      </w:r>
     </w:p>
     <w:p>
       <w:pPr>
@@ -468,15 +379,7 @@
         <w:pStyle w:val="NormalWeb"/>
       </w:pPr>
       <w:r>
-        <w:t xml:space="preserve">Create </w:t>
-      </w:r>
-      <w:proofErr w:type="spellStart"/>
-      <w:r>
-        <w:t>TestPlan</w:t>
-      </w:r>
-      <w:proofErr w:type="spellEnd"/>
-      <w:r>
-        <w:t xml:space="preserve"> 04_RICE_POT_Generic_QA_</w:t>
+        <w:t>Create TestPlan 04_RICE_POT_Generic_QA_</w:t>
       </w:r>
       <w:hyperlink r:id="rId7" w:tgtFrame="_blank" w:history="1">
         <w:r>
@@ -498,16 +401,8 @@
         <w:rPr>
           <w:rStyle w:val="Strong"/>
         </w:rPr>
-        <w:t xml:space="preserve">Sir’s Github </w:t>
-      </w:r>
-      <w:proofErr w:type="gramStart"/>
-      <w:r>
-        <w:rPr>
-          <w:rStyle w:val="Strong"/>
-        </w:rPr>
-        <w:t>Repo :</w:t>
-      </w:r>
-      <w:proofErr w:type="gramEnd"/>
+        <w:t>Sir’s Github Repo :</w:t>
+      </w:r>
       <w:r>
         <w:t xml:space="preserve"> </w:t>
       </w:r>
@@ -531,16 +426,8 @@
         <w:rPr>
           <w:rStyle w:val="Strong"/>
         </w:rPr>
-        <w:t xml:space="preserve">Prompting </w:t>
-      </w:r>
-      <w:proofErr w:type="gramStart"/>
-      <w:r>
-        <w:rPr>
-          <w:rStyle w:val="Strong"/>
-        </w:rPr>
-        <w:t>Course :</w:t>
-      </w:r>
-      <w:proofErr w:type="gramEnd"/>
+        <w:t>Prompting Course :</w:t>
+      </w:r>
       <w:r>
         <w:t xml:space="preserve"> </w:t>
       </w:r>
@@ -590,9 +477,8 @@
           <w:sz w:val="36"/>
           <w:szCs w:val="36"/>
         </w:rPr>
-        <w:t xml:space="preserve">[Task- 5 Oct] </w:t>
-      </w:r>
-      <w:proofErr w:type="spellStart"/>
+        <w:t>[Task- 5 Oct] Javascript basics ,VS code and Learning logs</w:t>
+      </w:r>
       <w:r>
         <w:rPr>
           <w:rFonts w:ascii="Arial" w:hAnsi="Arial" w:cs="Arial"/>
@@ -601,74 +487,7 @@
           <w:sz w:val="36"/>
           <w:szCs w:val="36"/>
         </w:rPr>
-        <w:t>Javascript</w:t>
-      </w:r>
-      <w:proofErr w:type="spellEnd"/>
-      <w:r>
-        <w:rPr>
-          <w:rFonts w:ascii="Arial" w:hAnsi="Arial" w:cs="Arial"/>
-          <w:color w:val="191B1F"/>
-          <w:spacing w:val="-9"/>
-          <w:sz w:val="36"/>
-          <w:szCs w:val="36"/>
-        </w:rPr>
-        <w:t xml:space="preserve"> </w:t>
-      </w:r>
-      <w:proofErr w:type="gramStart"/>
-      <w:r>
-        <w:rPr>
-          <w:rFonts w:ascii="Arial" w:hAnsi="Arial" w:cs="Arial"/>
-          <w:color w:val="191B1F"/>
-          <w:spacing w:val="-9"/>
-          <w:sz w:val="36"/>
-          <w:szCs w:val="36"/>
-        </w:rPr>
-        <w:t>basics ,VS</w:t>
-      </w:r>
-      <w:proofErr w:type="gramEnd"/>
-      <w:r>
-        <w:rPr>
-          <w:rFonts w:ascii="Arial" w:hAnsi="Arial" w:cs="Arial"/>
-          <w:color w:val="191B1F"/>
-          <w:spacing w:val="-9"/>
-          <w:sz w:val="36"/>
-          <w:szCs w:val="36"/>
-        </w:rPr>
-        <w:t xml:space="preserve"> code and Learning logs</w:t>
-      </w:r>
-    </w:p>
-    <w:p>
-      <w:pPr>
-        <w:pStyle w:val="NormalWeb"/>
-      </w:pPr>
-      <w:r>
-        <w:rPr>
-          <w:rStyle w:val="Strong"/>
-        </w:rPr>
-        <w:t>Task #1</w:t>
-      </w:r>
-      <w:r>
-        <w:t xml:space="preserve">- </w:t>
-      </w:r>
-      <w:r>
-        <w:rPr>
-          <w:rStyle w:val="Strong"/>
-        </w:rPr>
-        <w:t>Research about DOM and share takeaways of your understanding in the comments below</w:t>
-      </w:r>
-      <w:proofErr w:type="gramStart"/>
-      <w:r>
-        <w:rPr>
-          <w:rStyle w:val="Strong"/>
-        </w:rPr>
-        <w:t>.(</w:t>
-      </w:r>
-      <w:proofErr w:type="gramEnd"/>
-      <w:r>
-        <w:rPr>
-          <w:rStyle w:val="Strong"/>
-        </w:rPr>
-        <w:t>Don’t create separate post for it)</w:t>
+        <w:t>- done</w:t>
       </w:r>
     </w:p>
     <w:p>
@@ -684,41 +503,15 @@
       <w:r>
         <w:rPr>
           <w:rFonts w:ascii="Times New Roman" w:eastAsia="Times New Roman" w:hAnsi="Times New Roman" w:cs="Times New Roman"/>
-          <w:b/>
-          <w:bCs/>
-          <w:sz w:val="24"/>
-          <w:szCs w:val="24"/>
-          <w:lang w:eastAsia="en-IN"/>
-        </w:rPr>
-        <w:t xml:space="preserve">Task #2 </w:t>
-      </w:r>
-      <w:r>
-        <w:rPr>
-          <w:rFonts w:ascii="Times New Roman" w:eastAsia="Times New Roman" w:hAnsi="Times New Roman" w:cs="Times New Roman"/>
-          <w:sz w:val="24"/>
-          <w:szCs w:val="24"/>
-          <w:lang w:eastAsia="en-IN"/>
-        </w:rPr>
-        <w:t xml:space="preserve">- </w:t>
-      </w:r>
-      <w:r>
-        <w:rPr>
-          <w:rFonts w:ascii="Times New Roman" w:eastAsia="Times New Roman" w:hAnsi="Times New Roman" w:cs="Times New Roman"/>
-          <w:b/>
-          <w:bCs/>
-          <w:sz w:val="24"/>
-          <w:szCs w:val="24"/>
-          <w:lang w:eastAsia="en-IN"/>
-        </w:rPr>
-        <w:t>Create Project on VS code and do simple practice</w:t>
-      </w:r>
-    </w:p>
-    <w:p>
-      <w:pPr>
-        <w:numPr>
-          <w:ilvl w:val="0"/>
-          <w:numId w:val="3"/>
-        </w:numPr>
+          <w:sz w:val="24"/>
+          <w:szCs w:val="24"/>
+          <w:lang w:eastAsia="en-IN"/>
+        </w:rPr>
+        <w:t>Task 1: DOM is tree-like structure of HTML document. Javascript can access, modify or interact with page elements using objects such as Element, document and Node.</w:t>
+      </w:r>
+    </w:p>
+    <w:p>
+      <w:pPr>
         <w:spacing w:before="100" w:beforeAutospacing="1" w:after="100" w:afterAutospacing="1" w:line="240" w:lineRule="auto"/>
         <w:rPr>
           <w:rFonts w:ascii="Times New Roman" w:eastAsia="Times New Roman" w:hAnsi="Times New Roman" w:cs="Times New Roman"/>
@@ -734,15 +527,12 @@
           <w:szCs w:val="24"/>
           <w:lang w:eastAsia="en-IN"/>
         </w:rPr>
-        <w:t>Create a Project on VS code( replicate just like class )</w:t>
-      </w:r>
-    </w:p>
-    <w:p>
-      <w:pPr>
-        <w:numPr>
-          <w:ilvl w:val="0"/>
-          <w:numId w:val="3"/>
-        </w:numPr>
+        <w:br/>
+        <w:t>Task 2: Create Project on VS code and do simple practice - Results displayed</w:t>
+      </w:r>
+    </w:p>
+    <w:p>
+      <w:pPr>
         <w:spacing w:before="100" w:beforeAutospacing="1" w:after="100" w:afterAutospacing="1" w:line="240" w:lineRule="auto"/>
         <w:rPr>
           <w:rFonts w:ascii="Times New Roman" w:eastAsia="Times New Roman" w:hAnsi="Times New Roman" w:cs="Times New Roman"/>
@@ -753,43 +543,49 @@
       </w:pPr>
       <w:r>
         <w:rPr>
-          <w:rFonts w:ascii="Times New Roman" w:eastAsia="Times New Roman" w:hAnsi="Times New Roman" w:cs="Times New Roman"/>
-          <w:sz w:val="24"/>
-          <w:szCs w:val="24"/>
-          <w:lang w:eastAsia="en-IN"/>
-        </w:rPr>
-        <w:t xml:space="preserve">Run file 02-Math.js , run it and see the result </w:t>
-      </w:r>
-      <w:r>
-        <w:rPr>
-          <w:rFonts w:ascii="Times New Roman" w:eastAsia="Times New Roman" w:hAnsi="Times New Roman" w:cs="Times New Roman"/>
-          <w:sz w:val="24"/>
-          <w:szCs w:val="24"/>
-          <w:lang w:eastAsia="en-IN"/>
-        </w:rPr>
-        <w:br/>
-        <w:t xml:space="preserve">Github repo : </w:t>
-      </w:r>
-      <w:hyperlink r:id="rId10" w:tgtFrame="_blank" w:history="1">
-        <w:r>
-          <w:rPr>
-            <w:rFonts w:ascii="Times New Roman" w:eastAsia="Times New Roman" w:hAnsi="Times New Roman" w:cs="Times New Roman"/>
-            <w:color w:val="0000FF"/>
-            <w:sz w:val="24"/>
-            <w:szCs w:val="24"/>
-            <w:u w:val="single"/>
-            <w:lang w:eastAsia="en-IN"/>
-          </w:rPr>
-          <w:t>https://github.com/PramodDutta/LearnJSTSPlaywright4x/tree/main</w:t>
-        </w:r>
-      </w:hyperlink>
-    </w:p>
-    <w:p>
-      <w:pPr>
-        <w:numPr>
-          <w:ilvl w:val="0"/>
-          <w:numId w:val="3"/>
-        </w:numPr>
+          <w:noProof/>
+          <w:lang w:eastAsia="en-IN"/>
+        </w:rPr>
+        <w:lastRenderedPageBreak/>
+        <w:drawing>
+          <wp:inline distT="0" distB="0" distL="0" distR="0" wp14:anchorId="22FAA7E6" wp14:editId="4885C077">
+            <wp:extent cx="5731510" cy="3222625"/>
+            <wp:effectExtent l="0" t="0" r="2540" b="0"/>
+            <wp:docPr id="4" name="Picture 4"/>
+            <wp:cNvGraphicFramePr>
+              <a:graphicFrameLocks xmlns:a="http://schemas.openxmlformats.org/drawingml/2006/main" noChangeAspect="1"/>
+            </wp:cNvGraphicFramePr>
+            <a:graphic xmlns:a="http://schemas.openxmlformats.org/drawingml/2006/main">
+              <a:graphicData uri="http://schemas.openxmlformats.org/drawingml/2006/picture">
+                <pic:pic xmlns:pic="http://schemas.openxmlformats.org/drawingml/2006/picture">
+                  <pic:nvPicPr>
+                    <pic:cNvPr id="1" name=""/>
+                    <pic:cNvPicPr/>
+                  </pic:nvPicPr>
+                  <pic:blipFill>
+                    <a:blip r:embed="rId10"/>
+                    <a:stretch>
+                      <a:fillRect/>
+                    </a:stretch>
+                  </pic:blipFill>
+                  <pic:spPr>
+                    <a:xfrm>
+                      <a:off x="0" y="0"/>
+                      <a:ext cx="5731510" cy="3222625"/>
+                    </a:xfrm>
+                    <a:prstGeom prst="rect">
+                      <a:avLst/>
+                    </a:prstGeom>
+                  </pic:spPr>
+                </pic:pic>
+              </a:graphicData>
+            </a:graphic>
+          </wp:inline>
+        </w:drawing>
+      </w:r>
+    </w:p>
+    <w:p>
+      <w:pPr>
         <w:spacing w:before="100" w:beforeAutospacing="1" w:after="100" w:afterAutospacing="1" w:line="240" w:lineRule="auto"/>
         <w:rPr>
           <w:rFonts w:ascii="Times New Roman" w:eastAsia="Times New Roman" w:hAnsi="Times New Roman" w:cs="Times New Roman"/>
@@ -805,8 +601,71 @@
           <w:szCs w:val="24"/>
           <w:lang w:eastAsia="en-IN"/>
         </w:rPr>
-        <w:t>Share screenshot of your result on VS code</w:t>
-      </w:r>
+        <w:t>Task 3: Added Learning Activity</w:t>
+      </w:r>
+    </w:p>
+    <w:p>
+      <w:pPr>
+        <w:spacing w:before="100" w:beforeAutospacing="1" w:after="100" w:afterAutospacing="1" w:line="240" w:lineRule="auto"/>
+        <w:rPr>
+          <w:rFonts w:ascii="Times New Roman" w:eastAsia="Times New Roman" w:hAnsi="Times New Roman" w:cs="Times New Roman"/>
+          <w:sz w:val="24"/>
+          <w:szCs w:val="24"/>
+          <w:lang w:eastAsia="en-IN"/>
+        </w:rPr>
+      </w:pPr>
+      <w:r>
+        <w:rPr>
+          <w:noProof/>
+          <w:lang w:eastAsia="en-IN"/>
+        </w:rPr>
+        <w:drawing>
+          <wp:inline distT="0" distB="0" distL="0" distR="0" wp14:anchorId="517CDB86" wp14:editId="7D8B959C">
+            <wp:extent cx="5731510" cy="3222625"/>
+            <wp:effectExtent l="0" t="0" r="2540" b="0"/>
+            <wp:docPr id="5" name="Picture 5"/>
+            <wp:cNvGraphicFramePr>
+              <a:graphicFrameLocks xmlns:a="http://schemas.openxmlformats.org/drawingml/2006/main" noChangeAspect="1"/>
+            </wp:cNvGraphicFramePr>
+            <a:graphic xmlns:a="http://schemas.openxmlformats.org/drawingml/2006/main">
+              <a:graphicData uri="http://schemas.openxmlformats.org/drawingml/2006/picture">
+                <pic:pic xmlns:pic="http://schemas.openxmlformats.org/drawingml/2006/picture">
+                  <pic:nvPicPr>
+                    <pic:cNvPr id="1" name=""/>
+                    <pic:cNvPicPr/>
+                  </pic:nvPicPr>
+                  <pic:blipFill>
+                    <a:blip r:embed="rId11"/>
+                    <a:stretch>
+                      <a:fillRect/>
+                    </a:stretch>
+                  </pic:blipFill>
+                  <pic:spPr>
+                    <a:xfrm>
+                      <a:off x="0" y="0"/>
+                      <a:ext cx="5731510" cy="3222625"/>
+                    </a:xfrm>
+                    <a:prstGeom prst="rect">
+                      <a:avLst/>
+                    </a:prstGeom>
+                  </pic:spPr>
+                </pic:pic>
+              </a:graphicData>
+            </a:graphic>
+          </wp:inline>
+        </w:drawing>
+      </w:r>
+    </w:p>
+    <w:p>
+      <w:pPr>
+        <w:spacing w:before="100" w:beforeAutospacing="1" w:after="100" w:afterAutospacing="1" w:line="240" w:lineRule="auto"/>
+        <w:rPr>
+          <w:rFonts w:ascii="Times New Roman" w:eastAsia="Times New Roman" w:hAnsi="Times New Roman" w:cs="Times New Roman"/>
+          <w:sz w:val="24"/>
+          <w:szCs w:val="24"/>
+          <w:lang w:eastAsia="en-IN"/>
+        </w:rPr>
+      </w:pPr>
     </w:p>
     <w:p>
       <w:pPr>
@@ -835,18 +694,16 @@
       <w:r>
         <w:br/>
       </w:r>
-      <w:proofErr w:type="gramStart"/>
       <w:r>
         <w:rPr>
           <w:rStyle w:val="Strong"/>
         </w:rPr>
         <w:t>URL :</w:t>
       </w:r>
-      <w:proofErr w:type="gramEnd"/>
       <w:r>
         <w:t xml:space="preserve"> </w:t>
       </w:r>
-      <w:hyperlink r:id="rId11" w:tgtFrame="_blank" w:history="1">
+      <w:hyperlink r:id="rId12" w:tgtFrame="_blank" w:history="1">
         <w:r>
           <w:rPr>
             <w:rStyle w:val="Hyperlink"/>
@@ -882,41 +739,8 @@
           <w:sz w:val="36"/>
           <w:szCs w:val="36"/>
         </w:rPr>
-        <w:t xml:space="preserve">[Task - 7 Oct] Research </w:t>
-      </w:r>
-      <w:proofErr w:type="spellStart"/>
-      <w:r>
-        <w:rPr>
-          <w:rFonts w:ascii="Arial" w:hAnsi="Arial" w:cs="Arial"/>
-          <w:color w:val="191B1F"/>
-          <w:spacing w:val="-9"/>
-          <w:sz w:val="36"/>
-          <w:szCs w:val="36"/>
-        </w:rPr>
-        <w:t>Keywords</w:t>
-      </w:r>
-      <w:proofErr w:type="gramStart"/>
-      <w:r>
-        <w:rPr>
-          <w:rFonts w:ascii="Arial" w:hAnsi="Arial" w:cs="Arial"/>
-          <w:color w:val="191B1F"/>
-          <w:spacing w:val="-9"/>
-          <w:sz w:val="36"/>
-          <w:szCs w:val="36"/>
-        </w:rPr>
-        <w:t>,Identifiers</w:t>
-      </w:r>
-      <w:proofErr w:type="spellEnd"/>
-      <w:proofErr w:type="gramEnd"/>
-      <w:r>
-        <w:rPr>
-          <w:rFonts w:ascii="Arial" w:hAnsi="Arial" w:cs="Arial"/>
-          <w:color w:val="191B1F"/>
-          <w:spacing w:val="-9"/>
-          <w:sz w:val="36"/>
-          <w:szCs w:val="36"/>
-        </w:rPr>
-        <w:t xml:space="preserve"> and Practice code</w:t>
+        <w:lastRenderedPageBreak/>
+        <w:t>[Task - 7 Oct] Research Keywords,Identifiers and Practice code</w:t>
       </w:r>
     </w:p>
     <w:p>
@@ -940,7 +764,6 @@
           <w:szCs w:val="24"/>
           <w:lang w:eastAsia="en-IN"/>
         </w:rPr>
-        <w:lastRenderedPageBreak/>
         <w:t xml:space="preserve">Research about the rules of </w:t>
       </w:r>
       <w:r>
@@ -961,27 +784,7 @@
           <w:szCs w:val="24"/>
           <w:lang w:eastAsia="en-IN"/>
         </w:rPr>
-        <w:t xml:space="preserve"> and share your learnings in the comments below. (Do not create a </w:t>
-      </w:r>
-      <w:proofErr w:type="spellStart"/>
-      <w:r>
-        <w:rPr>
-          <w:rFonts w:ascii="Times New Roman" w:eastAsia="Times New Roman" w:hAnsi="Times New Roman" w:cs="Times New Roman"/>
-          <w:sz w:val="24"/>
-          <w:szCs w:val="24"/>
-          <w:lang w:eastAsia="en-IN"/>
-        </w:rPr>
-        <w:t>seperate</w:t>
-      </w:r>
-      <w:proofErr w:type="spellEnd"/>
-      <w:r>
-        <w:rPr>
-          <w:rFonts w:ascii="Times New Roman" w:eastAsia="Times New Roman" w:hAnsi="Times New Roman" w:cs="Times New Roman"/>
-          <w:sz w:val="24"/>
-          <w:szCs w:val="24"/>
-          <w:lang w:eastAsia="en-IN"/>
-        </w:rPr>
-        <w:t xml:space="preserve"> post for it)</w:t>
+        <w:t xml:space="preserve"> and share your learnings in the comments below. (Do not create a seperate post for it)</w:t>
       </w:r>
     </w:p>
     <w:p>
@@ -1008,27 +811,7 @@
           <w:szCs w:val="24"/>
           <w:lang w:eastAsia="en-IN"/>
         </w:rPr>
-        <w:t xml:space="preserve">Practice and replicate all the 9 exercises done so far and commit and push the code to your </w:t>
-      </w:r>
-      <w:proofErr w:type="spellStart"/>
-      <w:r>
-        <w:rPr>
-          <w:rFonts w:ascii="Times New Roman" w:eastAsia="Times New Roman" w:hAnsi="Times New Roman" w:cs="Times New Roman"/>
-          <w:sz w:val="24"/>
-          <w:szCs w:val="24"/>
-          <w:lang w:eastAsia="en-IN"/>
-        </w:rPr>
-        <w:t>github</w:t>
-      </w:r>
-      <w:proofErr w:type="spellEnd"/>
-      <w:r>
-        <w:rPr>
-          <w:rFonts w:ascii="Times New Roman" w:eastAsia="Times New Roman" w:hAnsi="Times New Roman" w:cs="Times New Roman"/>
-          <w:sz w:val="24"/>
-          <w:szCs w:val="24"/>
-          <w:lang w:eastAsia="en-IN"/>
-        </w:rPr>
-        <w:t xml:space="preserve"> repository.</w:t>
+        <w:t>Practice and replicate all the 9 exercises done so far and commit and push the code to your github repository.</w:t>
       </w:r>
       <w:r>
         <w:rPr>
@@ -1050,7 +833,7 @@
         </w:rPr>
         <w:t xml:space="preserve">Sir Repository : </w:t>
       </w:r>
-      <w:hyperlink r:id="rId12" w:tgtFrame="_blank" w:history="1">
+      <w:hyperlink r:id="rId13" w:tgtFrame="_blank" w:history="1">
         <w:r>
           <w:rPr>
             <w:rFonts w:ascii="Times New Roman" w:eastAsia="Times New Roman" w:hAnsi="Times New Roman" w:cs="Times New Roman"/>
@@ -1119,7 +902,7 @@
         </w:rPr>
         <w:t xml:space="preserve">Practice till Exercise </w:t>
       </w:r>
-      <w:hyperlink r:id="rId13" w:tgtFrame="_blank" w:history="1">
+      <w:hyperlink r:id="rId14" w:tgtFrame="_blank" w:history="1">
         <w:r>
           <w:rPr>
             <w:rFonts w:ascii="Times New Roman" w:eastAsia="Times New Roman" w:hAnsi="Times New Roman" w:cs="Times New Roman"/>
@@ -1139,27 +922,7 @@
           <w:szCs w:val="24"/>
           <w:lang w:eastAsia="en-IN"/>
         </w:rPr>
-        <w:t xml:space="preserve"> and push code to your </w:t>
-      </w:r>
-      <w:proofErr w:type="spellStart"/>
-      <w:r>
-        <w:rPr>
-          <w:rFonts w:ascii="Times New Roman" w:eastAsia="Times New Roman" w:hAnsi="Times New Roman" w:cs="Times New Roman"/>
-          <w:sz w:val="24"/>
-          <w:szCs w:val="24"/>
-          <w:lang w:eastAsia="en-IN"/>
-        </w:rPr>
-        <w:t>github</w:t>
-      </w:r>
-      <w:proofErr w:type="spellEnd"/>
-      <w:r>
-        <w:rPr>
-          <w:rFonts w:ascii="Times New Roman" w:eastAsia="Times New Roman" w:hAnsi="Times New Roman" w:cs="Times New Roman"/>
-          <w:sz w:val="24"/>
-          <w:szCs w:val="24"/>
-          <w:lang w:eastAsia="en-IN"/>
-        </w:rPr>
-        <w:t xml:space="preserve"> repository. Paste your repo link in comments below.</w:t>
+        <w:t xml:space="preserve"> and push code to your github repository. Paste your repo link in comments below.</w:t>
       </w:r>
       <w:r>
         <w:rPr>
@@ -1181,7 +944,7 @@
         </w:rPr>
         <w:t xml:space="preserve">Sir’s repo link : </w:t>
       </w:r>
-      <w:hyperlink r:id="rId14" w:tgtFrame="_blank" w:history="1">
+      <w:hyperlink r:id="rId15" w:tgtFrame="_blank" w:history="1">
         <w:r>
           <w:rPr>
             <w:rFonts w:ascii="Times New Roman" w:eastAsia="Times New Roman" w:hAnsi="Times New Roman" w:cs="Times New Roman"/>
@@ -1234,7 +997,6 @@
           <w:lang w:eastAsia="en-IN"/>
         </w:rPr>
       </w:pPr>
-      <w:proofErr w:type="gramStart"/>
       <w:r>
         <w:rPr>
           <w:rFonts w:ascii="Times New Roman" w:eastAsia="Times New Roman" w:hAnsi="Times New Roman" w:cs="Times New Roman"/>
@@ -1246,7 +1008,6 @@
         </w:rPr>
         <w:t>URL :</w:t>
       </w:r>
-      <w:proofErr w:type="gramEnd"/>
       <w:r>
         <w:rPr>
           <w:rFonts w:ascii="Times New Roman" w:eastAsia="Times New Roman" w:hAnsi="Times New Roman" w:cs="Times New Roman"/>
@@ -1256,7 +1017,7 @@
         </w:rPr>
         <w:t xml:space="preserve"> </w:t>
       </w:r>
-      <w:hyperlink r:id="rId15" w:tgtFrame="_blank" w:history="1">
+      <w:hyperlink r:id="rId16" w:tgtFrame="_blank" w:history="1">
         <w:r>
           <w:rPr>
             <w:rFonts w:ascii="Times New Roman" w:eastAsia="Times New Roman" w:hAnsi="Times New Roman" w:cs="Times New Roman"/>
@@ -1332,13 +1093,8 @@
           <w:numId w:val="6"/>
         </w:numPr>
       </w:pPr>
-      <w:proofErr w:type="gramStart"/>
-      <w:r>
-        <w:t>parameter</w:t>
-      </w:r>
-      <w:proofErr w:type="gramEnd"/>
-      <w:r>
-        <w:t>, temperature.....</w:t>
+      <w:r>
+        <w:t>parameter, temperature.....</w:t>
       </w:r>
     </w:p>
     <w:p>
@@ -1362,13 +1118,8 @@
         </w:numPr>
       </w:pPr>
       <w:r>
-        <w:t xml:space="preserve">Token, RAG, Agentic AI, Bias, Embedding,, Fine Tune, </w:t>
-      </w:r>
-      <w:proofErr w:type="spellStart"/>
-      <w:r>
-        <w:t>Hallcination</w:t>
-      </w:r>
-      <w:proofErr w:type="spellEnd"/>
+        <w:t>Token, RAG, Agentic AI, Bias, Embedding,, Fine Tune, Hallcination</w:t>
+      </w:r>
     </w:p>
     <w:p>
       <w:pPr>
@@ -1390,13 +1141,8 @@
           <w:numId w:val="6"/>
         </w:numPr>
       </w:pPr>
-      <w:proofErr w:type="spellStart"/>
-      <w:r>
-        <w:t>LangChain</w:t>
-      </w:r>
-      <w:proofErr w:type="spellEnd"/>
-      <w:r>
-        <w:t>, Skills, Neural Network which can learn, Agents</w:t>
+      <w:r>
+        <w:t>LangChain, Skills, Neural Network which can learn, Agents</w:t>
       </w:r>
     </w:p>
     <w:p>
@@ -1408,15 +1154,7 @@
         </w:numPr>
       </w:pPr>
       <w:r>
-        <w:t xml:space="preserve">Weights, </w:t>
-      </w:r>
-      <w:proofErr w:type="spellStart"/>
-      <w:r>
-        <w:t>chatbot</w:t>
-      </w:r>
-      <w:proofErr w:type="spellEnd"/>
-      <w:r>
-        <w:t>, Attention Number, RAG, Harness</w:t>
+        <w:t>Weights, chatbot, Attention Number, RAG, Harness</w:t>
       </w:r>
     </w:p>
     <w:p>
@@ -1428,31 +1166,7 @@
         </w:numPr>
       </w:pPr>
       <w:r>
-        <w:t xml:space="preserve">Prompt Injection, </w:t>
-      </w:r>
-      <w:proofErr w:type="spellStart"/>
-      <w:r>
-        <w:t>GuardRails</w:t>
-      </w:r>
-      <w:proofErr w:type="spellEnd"/>
-      <w:r>
-        <w:t xml:space="preserve">, </w:t>
-      </w:r>
-      <w:proofErr w:type="spellStart"/>
-      <w:r>
-        <w:t>Parding</w:t>
-      </w:r>
-      <w:proofErr w:type="spellEnd"/>
-      <w:r>
-        <w:t xml:space="preserve">, </w:t>
-      </w:r>
-      <w:proofErr w:type="spellStart"/>
-      <w:r>
-        <w:t>Evals</w:t>
-      </w:r>
-      <w:proofErr w:type="spellEnd"/>
-      <w:r>
-        <w:t>, Chunks</w:t>
+        <w:t>Prompt Injection, GuardRails, Parding, Evals, Chunks</w:t>
       </w:r>
     </w:p>
     <w:p>
@@ -1463,19 +1177,9 @@
           <w:numId w:val="6"/>
         </w:numPr>
       </w:pPr>
-      <w:proofErr w:type="spellStart"/>
-      <w:r>
-        <w:t>Grounth</w:t>
-      </w:r>
-      <w:proofErr w:type="spellEnd"/>
-      <w:r>
-        <w:t xml:space="preserve"> Truth</w:t>
-      </w:r>
-      <w:proofErr w:type="gramStart"/>
-      <w:r>
-        <w:t>, ....</w:t>
-      </w:r>
-      <w:proofErr w:type="gramEnd"/>
+      <w:r>
+        <w:t>Grounth Truth, ....</w:t>
+      </w:r>
     </w:p>
     <w:p>
       <w:pPr>
@@ -1513,6 +1217,9 @@
         <w:ind w:left="720"/>
       </w:pPr>
       <w:r>
+        <w:rPr>
+          <w:noProof/>
+        </w:rPr>
         <w:lastRenderedPageBreak/>
         <w:drawing>
           <wp:inline distT="0" distB="0" distL="0" distR="0" wp14:anchorId="4974127E" wp14:editId="4107D9BC">
@@ -1530,7 +1237,7 @@
                     <pic:cNvPicPr/>
                   </pic:nvPicPr>
                   <pic:blipFill>
-                    <a:blip r:embed="rId16"/>
+                    <a:blip r:embed="rId17"/>
                     <a:stretch>
                       <a:fillRect/>
                     </a:stretch>
@@ -1559,26 +1266,12 @@
         </w:pBdr>
         <w:ind w:left="720"/>
       </w:pPr>
-      <w:hyperlink r:id="rId17" w:history="1">
+      <w:hyperlink r:id="rId18" w:history="1">
         <w:r>
           <w:rPr>
             <w:rStyle w:val="Hyperlink"/>
           </w:rPr>
-          <w:t xml:space="preserve">Prompt Engineering for QA: Five Principles, the RICE-POT Framework and Pushing to GitHub | </w:t>
-        </w:r>
-        <w:proofErr w:type="gramStart"/>
-        <w:r>
-          <w:rPr>
-            <w:rStyle w:val="Hyperlink"/>
-          </w:rPr>
-          <w:t>The</w:t>
-        </w:r>
-        <w:proofErr w:type="gramEnd"/>
-        <w:r>
-          <w:rPr>
-            <w:rStyle w:val="Hyperlink"/>
-          </w:rPr>
-          <w:t xml:space="preserve"> Testing Academy</w:t>
+          <w:t>Prompt Engineering for QA: Five Principles, the RICE-POT Framework and Pushing to GitHub | The Testing Academy</w:t>
         </w:r>
       </w:hyperlink>
     </w:p>
@@ -1608,7 +1301,7 @@
                     </pic:cNvPicPr>
                   </pic:nvPicPr>
                   <pic:blipFill>
-                    <a:blip r:embed="rId18">
+                    <a:blip r:embed="rId19">
                       <a:extLst>
                         <a:ext uri="{28A0092B-C50C-407E-A947-70E740481C1C}">
                           <a14:useLocalDpi xmlns:a14="http://schemas.microsoft.com/office/drawing/2010/main" val="0"/>
@@ -1661,47 +1354,7 @@
           <w:lang w:eastAsia="en-IN"/>
         </w:rPr>
         <w:lastRenderedPageBreak/>
-        <w:t xml:space="preserve">Create </w:t>
-      </w:r>
-      <w:proofErr w:type="spellStart"/>
-      <w:r>
-        <w:rPr>
-          <w:rFonts w:ascii="Times New Roman" w:eastAsia="Times New Roman" w:hAnsi="Times New Roman" w:cs="Times New Roman"/>
-          <w:sz w:val="24"/>
-          <w:szCs w:val="24"/>
-          <w:lang w:eastAsia="en-IN"/>
-        </w:rPr>
-        <w:t>TestPlan</w:t>
-      </w:r>
-      <w:proofErr w:type="spellEnd"/>
-      <w:r>
-        <w:rPr>
-          <w:rFonts w:ascii="Times New Roman" w:eastAsia="Times New Roman" w:hAnsi="Times New Roman" w:cs="Times New Roman"/>
-          <w:sz w:val="24"/>
-          <w:szCs w:val="24"/>
-          <w:lang w:eastAsia="en-IN"/>
-        </w:rPr>
-        <w:t xml:space="preserve"> 04_RICE_POT_Generic_QA_Template.md, </w:t>
-      </w:r>
-      <w:proofErr w:type="gramStart"/>
-      <w:r>
-        <w:rPr>
-          <w:rFonts w:ascii="Times New Roman" w:eastAsia="Times New Roman" w:hAnsi="Times New Roman" w:cs="Times New Roman"/>
-          <w:sz w:val="24"/>
-          <w:szCs w:val="24"/>
-          <w:lang w:eastAsia="en-IN"/>
-        </w:rPr>
-        <w:t>We</w:t>
-      </w:r>
-      <w:proofErr w:type="gramEnd"/>
-      <w:r>
-        <w:rPr>
-          <w:rFonts w:ascii="Times New Roman" w:eastAsia="Times New Roman" w:hAnsi="Times New Roman" w:cs="Times New Roman"/>
-          <w:sz w:val="24"/>
-          <w:szCs w:val="24"/>
-          <w:lang w:eastAsia="en-IN"/>
-        </w:rPr>
-        <w:t xml:space="preserve"> want to create a test plan by using this port generic template. I want you to ask me the question related to it and then we will create a proper test plan for it. </w:t>
+        <w:t xml:space="preserve">Create TestPlan 04_RICE_POT_Generic_QA_Template.md, We want to create a test plan by using this port generic template. I want you to ask me the question related to it and then we will create a proper test plan for it. </w:t>
       </w:r>
     </w:p>
     <w:p>
@@ -1712,7 +1365,7 @@
         </w:pBdr>
         <w:ind w:left="720"/>
       </w:pPr>
-      <w:hyperlink r:id="rId19" w:tgtFrame="_blank" w:history="1">
+      <w:hyperlink r:id="rId20" w:tgtFrame="_blank" w:history="1">
         <w:r>
           <w:rPr>
             <w:rStyle w:val="Hyperlink"/>
@@ -1724,37 +1377,22 @@
           <w:rPr>
             <w:rStyle w:val="Hyperlink"/>
           </w:rPr>
-          <w:t>learnprompting.org/courses/</w:t>
-        </w:r>
-        <w:proofErr w:type="spellStart"/>
-        <w:r>
-          <w:rPr>
-            <w:rStyle w:val="Hyperlink"/>
-          </w:rPr>
-          <w:t>chatgpt</w:t>
-        </w:r>
-        <w:proofErr w:type="spellEnd"/>
-        <w:r>
-          <w:rPr>
-            <w:rStyle w:val="Hyperlink"/>
-          </w:rPr>
-          <w:t>-for-everyone</w:t>
+          <w:t>learnprompting.org/courses/chatgpt-for-everyone</w:t>
         </w:r>
       </w:hyperlink>
-      <w:bookmarkStart w:id="0" w:name="_GoBack"/>
-      <w:bookmarkEnd w:id="0"/>
-    </w:p>
-    <w:p>
-      <w:pPr>
-        <w:pStyle w:val="NormalWeb"/>
+    </w:p>
+    <w:p>
+      <w:pPr>
+        <w:pStyle w:val="NormalWeb"/>
+        <w:ind w:left="720"/>
+      </w:pPr>
+    </w:p>
+    <w:p>
+      <w:pPr>
         <w:pBdr>
+          <w:top w:val="single" w:sz="6" w:space="1" w:color="auto"/>
           <w:bottom w:val="single" w:sz="6" w:space="1" w:color="auto"/>
         </w:pBdr>
-        <w:ind w:left="720"/>
-      </w:pPr>
-    </w:p>
-    <w:p>
-      <w:pPr>
         <w:spacing w:before="100" w:beforeAutospacing="1" w:after="100" w:afterAutospacing="1" w:line="240" w:lineRule="auto"/>
         <w:rPr>
           <w:rFonts w:ascii="Times New Roman" w:eastAsia="Times New Roman" w:hAnsi="Times New Roman" w:cs="Times New Roman"/>
@@ -1787,7 +1425,7 @@
                     <pic:cNvPicPr/>
                   </pic:nvPicPr>
                   <pic:blipFill>
-                    <a:blip r:embed="rId20"/>
+                    <a:blip r:embed="rId21"/>
                     <a:stretch>
                       <a:fillRect/>
                     </a:stretch>
@@ -1810,26 +1448,6 @@
     </w:p>
     <w:p>
       <w:pPr>
-        <w:spacing w:before="100" w:beforeAutospacing="1" w:after="100" w:afterAutospacing="1" w:line="240" w:lineRule="auto"/>
-        <w:rPr>
-          <w:rFonts w:ascii="Times New Roman" w:eastAsia="Times New Roman" w:hAnsi="Times New Roman" w:cs="Times New Roman"/>
-          <w:sz w:val="24"/>
-          <w:szCs w:val="24"/>
-          <w:lang w:eastAsia="en-IN"/>
-        </w:rPr>
-      </w:pPr>
-      <w:r>
-        <w:rPr>
-          <w:rFonts w:ascii="Times New Roman" w:eastAsia="Times New Roman" w:hAnsi="Times New Roman" w:cs="Times New Roman"/>
-          <w:sz w:val="24"/>
-          <w:szCs w:val="24"/>
-          <w:lang w:eastAsia="en-IN"/>
-        </w:rPr>
-        <w:t>12/10/2026</w:t>
-      </w:r>
-    </w:p>
-    <w:p>
-      <w:pPr>
         <w:pStyle w:val="Heading3"/>
         <w:pBdr>
           <w:top w:val="single" w:sz="2" w:space="0" w:color="E4E7EB"/>
@@ -1855,6 +1473,143 @@
           <w:sz w:val="36"/>
           <w:szCs w:val="36"/>
         </w:rPr>
+        <w:t>[Task -9 Oct] Practice 25 exercises and fill learning log/attendance</w:t>
+      </w:r>
+    </w:p>
+    <w:p>
+      <w:pPr>
+        <w:pStyle w:val="NormalWeb"/>
+        <w:numPr>
+          <w:ilvl w:val="0"/>
+          <w:numId w:val="7"/>
+        </w:numPr>
+      </w:pPr>
+      <w:r>
+        <w:t xml:space="preserve">Practice till Exercise </w:t>
+      </w:r>
+      <w:hyperlink r:id="rId22" w:tgtFrame="_blank" w:history="1">
+        <w:r>
+          <w:rPr>
+            <w:rStyle w:val="Hyperlink"/>
+          </w:rPr>
+          <w:t>25_CC.js</w:t>
+        </w:r>
+      </w:hyperlink>
+      <w:r>
+        <w:t xml:space="preserve"> and push code to your github repository. Paste your repo link in comments below.</w:t>
+      </w:r>
+      <w:r>
+        <w:br/>
+      </w:r>
+      <w:r>
+        <w:rPr>
+          <w:rStyle w:val="Strong"/>
+        </w:rPr>
+        <w:t xml:space="preserve">Sir’s repo link : </w:t>
+      </w:r>
+      <w:hyperlink r:id="rId23" w:tgtFrame="_blank" w:history="1">
+        <w:r>
+          <w:rPr>
+            <w:rStyle w:val="Strong"/>
+            <w:color w:val="0000FF"/>
+            <w:u w:val="single"/>
+          </w:rPr>
+          <w:t>https://github.com/PramodDutta/LearnJSTSPlaywright4x/tree/main</w:t>
+        </w:r>
+      </w:hyperlink>
+    </w:p>
+    <w:p>
+      <w:pPr>
+        <w:pStyle w:val="NormalWeb"/>
+        <w:numPr>
+          <w:ilvl w:val="0"/>
+          <w:numId w:val="7"/>
+        </w:numPr>
+      </w:pPr>
+      <w:r>
+        <w:t>Fill your learning logs/ attendance in app.thetestingacademy.com</w:t>
+      </w:r>
+    </w:p>
+    <w:p>
+      <w:pPr>
+        <w:pStyle w:val="NormalWeb"/>
+      </w:pPr>
+      <w:r>
+        <w:rPr>
+          <w:rStyle w:val="Strong"/>
+        </w:rPr>
+        <w:t>URL :</w:t>
+      </w:r>
+      <w:r>
+        <w:t xml:space="preserve"> </w:t>
+      </w:r>
+      <w:hyperlink r:id="rId24" w:tgtFrame="_blank" w:history="1">
+        <w:r>
+          <w:rPr>
+            <w:rStyle w:val="Hyperlink"/>
+          </w:rPr>
+          <w:t>https://app.thetestingacademy.com/student/my-process</w:t>
+        </w:r>
+      </w:hyperlink>
+    </w:p>
+    <w:p>
+      <w:pPr>
+        <w:spacing w:before="100" w:beforeAutospacing="1" w:after="100" w:afterAutospacing="1" w:line="240" w:lineRule="auto"/>
+        <w:rPr>
+          <w:rFonts w:ascii="Times New Roman" w:eastAsia="Times New Roman" w:hAnsi="Times New Roman" w:cs="Times New Roman"/>
+          <w:sz w:val="24"/>
+          <w:szCs w:val="24"/>
+          <w:lang w:eastAsia="en-IN"/>
+        </w:rPr>
+      </w:pPr>
+    </w:p>
+    <w:p>
+      <w:pPr>
+        <w:spacing w:before="100" w:beforeAutospacing="1" w:after="100" w:afterAutospacing="1" w:line="240" w:lineRule="auto"/>
+        <w:rPr>
+          <w:rFonts w:ascii="Times New Roman" w:eastAsia="Times New Roman" w:hAnsi="Times New Roman" w:cs="Times New Roman"/>
+          <w:sz w:val="24"/>
+          <w:szCs w:val="24"/>
+          <w:lang w:eastAsia="en-IN"/>
+        </w:rPr>
+      </w:pPr>
+      <w:r>
+        <w:rPr>
+          <w:rFonts w:ascii="Times New Roman" w:eastAsia="Times New Roman" w:hAnsi="Times New Roman" w:cs="Times New Roman"/>
+          <w:sz w:val="24"/>
+          <w:szCs w:val="24"/>
+          <w:lang w:eastAsia="en-IN"/>
+        </w:rPr>
+        <w:t>12/10/2026</w:t>
+      </w:r>
+    </w:p>
+    <w:p>
+      <w:pPr>
+        <w:pStyle w:val="Heading3"/>
+        <w:pBdr>
+          <w:top w:val="single" w:sz="2" w:space="0" w:color="E4E7EB"/>
+          <w:left w:val="single" w:sz="2" w:space="0" w:color="E4E7EB"/>
+          <w:bottom w:val="single" w:sz="2" w:space="0" w:color="E4E7EB"/>
+          <w:right w:val="single" w:sz="2" w:space="0" w:color="E4E7EB"/>
+        </w:pBdr>
+        <w:shd w:val="clear" w:color="auto" w:fill="FFFFFF"/>
+        <w:spacing w:before="0" w:beforeAutospacing="0" w:after="0" w:afterAutospacing="0" w:line="480" w:lineRule="atLeast"/>
+        <w:rPr>
+          <w:rFonts w:ascii="Arial" w:hAnsi="Arial" w:cs="Arial"/>
+          <w:color w:val="191B1F"/>
+          <w:spacing w:val="-9"/>
+          <w:sz w:val="36"/>
+          <w:szCs w:val="36"/>
+        </w:rPr>
+      </w:pPr>
+      <w:r>
+        <w:rPr>
+          <w:rFonts w:ascii="Arial" w:hAnsi="Arial" w:cs="Arial"/>
+          <w:color w:val="191B1F"/>
+          <w:spacing w:val="-9"/>
+          <w:sz w:val="36"/>
+          <w:szCs w:val="36"/>
+        </w:rPr>
         <w:t>[Task 12 Oct] Increment Decrement Operator</w:t>
       </w:r>
     </w:p>
@@ -1868,7 +1623,6 @@
           <w:lang w:eastAsia="en-IN"/>
         </w:rPr>
       </w:pPr>
-      <w:proofErr w:type="gramStart"/>
       <w:r>
         <w:rPr>
           <w:rFonts w:ascii="Times New Roman" w:eastAsia="Times New Roman" w:hAnsi="Symbol" w:cs="Times New Roman"/>
@@ -1896,19 +1650,7 @@
           <w:szCs w:val="24"/>
           <w:lang w:eastAsia="en-IN"/>
         </w:rPr>
-        <w:t>What</w:t>
-      </w:r>
-      <w:proofErr w:type="gramEnd"/>
-      <w:r>
-        <w:rPr>
-          <w:rFonts w:ascii="Times New Roman" w:eastAsia="Times New Roman" w:hAnsi="Times New Roman" w:cs="Times New Roman"/>
-          <w:b/>
-          <w:bCs/>
-          <w:sz w:val="24"/>
-          <w:szCs w:val="24"/>
-          <w:lang w:eastAsia="en-IN"/>
-        </w:rPr>
-        <w:t xml:space="preserve"> is the output of the following expressions. Answer in the comments below.</w:t>
+        <w:t>What is the output of the following expressions. Answer in the comments below.</w:t>
       </w:r>
       <w:r>
         <w:rPr>
@@ -1928,26 +1670,7 @@
           <w:lang w:eastAsia="en-IN"/>
         </w:rPr>
         <w:br/>
-      </w:r>
-      <w:proofErr w:type="gramStart"/>
-      <w:r>
-        <w:rPr>
-          <w:rFonts w:ascii="Times New Roman" w:eastAsia="Times New Roman" w:hAnsi="Times New Roman" w:cs="Times New Roman"/>
-          <w:sz w:val="24"/>
-          <w:szCs w:val="24"/>
-          <w:lang w:eastAsia="en-IN"/>
-        </w:rPr>
-        <w:t>let</w:t>
-      </w:r>
-      <w:proofErr w:type="gramEnd"/>
-      <w:r>
-        <w:rPr>
-          <w:rFonts w:ascii="Times New Roman" w:eastAsia="Times New Roman" w:hAnsi="Times New Roman" w:cs="Times New Roman"/>
-          <w:sz w:val="24"/>
-          <w:szCs w:val="24"/>
-          <w:lang w:eastAsia="en-IN"/>
-        </w:rPr>
-        <w:t xml:space="preserve"> a = 100;</w:t>
+        <w:t>let a = 100;</w:t>
       </w:r>
     </w:p>
     <w:p>
@@ -1960,25 +1683,15 @@
           <w:lang w:eastAsia="en-IN"/>
         </w:rPr>
       </w:pPr>
-      <w:proofErr w:type="gramStart"/>
-      <w:r>
-        <w:rPr>
-          <w:rFonts w:ascii="Times New Roman" w:eastAsia="Times New Roman" w:hAnsi="Times New Roman" w:cs="Times New Roman"/>
-          <w:sz w:val="24"/>
-          <w:szCs w:val="24"/>
-          <w:lang w:eastAsia="en-IN"/>
-        </w:rPr>
-        <w:t>console.log(</w:t>
-      </w:r>
-      <w:proofErr w:type="gramEnd"/>
-      <w:r>
-        <w:rPr>
-          <w:rFonts w:ascii="Times New Roman" w:eastAsia="Times New Roman" w:hAnsi="Times New Roman" w:cs="Times New Roman"/>
-          <w:sz w:val="24"/>
-          <w:szCs w:val="24"/>
-          <w:lang w:eastAsia="en-IN"/>
-        </w:rPr>
-        <w:t>a++ + ++a +a++ + ++a);</w:t>
+      <w:r>
+        <w:rPr>
+          <w:rFonts w:ascii="Times New Roman" w:eastAsia="Times New Roman" w:hAnsi="Times New Roman" w:cs="Times New Roman"/>
+          <w:sz w:val="24"/>
+          <w:szCs w:val="24"/>
+          <w:lang w:eastAsia="en-IN"/>
+        </w:rPr>
+        <w:lastRenderedPageBreak/>
+        <w:t>console.log(a++ + ++a +a++ + ++a);</w:t>
       </w:r>
     </w:p>
     <w:p>
@@ -1991,25 +1704,14 @@
           <w:lang w:eastAsia="en-IN"/>
         </w:rPr>
       </w:pPr>
-      <w:proofErr w:type="gramStart"/>
-      <w:r>
-        <w:rPr>
-          <w:rFonts w:ascii="Times New Roman" w:eastAsia="Times New Roman" w:hAnsi="Times New Roman" w:cs="Times New Roman"/>
-          <w:sz w:val="24"/>
-          <w:szCs w:val="24"/>
-          <w:lang w:eastAsia="en-IN"/>
-        </w:rPr>
-        <w:t>console.log(</w:t>
-      </w:r>
-      <w:proofErr w:type="gramEnd"/>
-      <w:r>
-        <w:rPr>
-          <w:rFonts w:ascii="Times New Roman" w:eastAsia="Times New Roman" w:hAnsi="Times New Roman" w:cs="Times New Roman"/>
-          <w:sz w:val="24"/>
-          <w:szCs w:val="24"/>
-          <w:lang w:eastAsia="en-IN"/>
-        </w:rPr>
-        <w:t>a);</w:t>
+      <w:r>
+        <w:rPr>
+          <w:rFonts w:ascii="Times New Roman" w:eastAsia="Times New Roman" w:hAnsi="Times New Roman" w:cs="Times New Roman"/>
+          <w:sz w:val="24"/>
+          <w:szCs w:val="24"/>
+          <w:lang w:eastAsia="en-IN"/>
+        </w:rPr>
+        <w:t>console.log(a);</w:t>
       </w:r>
       <w:r>
         <w:rPr>
@@ -2038,26 +1740,7 @@
           <w:lang w:eastAsia="en-IN"/>
         </w:rPr>
         <w:br/>
-      </w:r>
-      <w:proofErr w:type="gramStart"/>
-      <w:r>
-        <w:rPr>
-          <w:rFonts w:ascii="Times New Roman" w:eastAsia="Times New Roman" w:hAnsi="Times New Roman" w:cs="Times New Roman"/>
-          <w:sz w:val="24"/>
-          <w:szCs w:val="24"/>
-          <w:lang w:eastAsia="en-IN"/>
-        </w:rPr>
-        <w:t>let</w:t>
-      </w:r>
-      <w:proofErr w:type="gramEnd"/>
-      <w:r>
-        <w:rPr>
-          <w:rFonts w:ascii="Times New Roman" w:eastAsia="Times New Roman" w:hAnsi="Times New Roman" w:cs="Times New Roman"/>
-          <w:sz w:val="24"/>
-          <w:szCs w:val="24"/>
-          <w:lang w:eastAsia="en-IN"/>
-        </w:rPr>
-        <w:t xml:space="preserve"> a = 37;</w:t>
+        <w:t>let a = 37;</w:t>
       </w:r>
     </w:p>
     <w:p>
@@ -2070,25 +1753,14 @@
           <w:lang w:eastAsia="en-IN"/>
         </w:rPr>
       </w:pPr>
-      <w:proofErr w:type="gramStart"/>
-      <w:r>
-        <w:rPr>
-          <w:rFonts w:ascii="Times New Roman" w:eastAsia="Times New Roman" w:hAnsi="Times New Roman" w:cs="Times New Roman"/>
-          <w:sz w:val="24"/>
-          <w:szCs w:val="24"/>
-          <w:lang w:eastAsia="en-IN"/>
-        </w:rPr>
-        <w:t>console.log(</w:t>
-      </w:r>
-      <w:proofErr w:type="gramEnd"/>
-      <w:r>
-        <w:rPr>
-          <w:rFonts w:ascii="Times New Roman" w:eastAsia="Times New Roman" w:hAnsi="Times New Roman" w:cs="Times New Roman"/>
-          <w:sz w:val="24"/>
-          <w:szCs w:val="24"/>
-          <w:lang w:eastAsia="en-IN"/>
-        </w:rPr>
-        <w:t>—a + a—);</w:t>
+      <w:r>
+        <w:rPr>
+          <w:rFonts w:ascii="Times New Roman" w:eastAsia="Times New Roman" w:hAnsi="Times New Roman" w:cs="Times New Roman"/>
+          <w:sz w:val="24"/>
+          <w:szCs w:val="24"/>
+          <w:lang w:eastAsia="en-IN"/>
+        </w:rPr>
+        <w:t>console.log(—a + a—);</w:t>
       </w:r>
     </w:p>
     <w:p>
@@ -2101,25 +1773,14 @@
           <w:lang w:eastAsia="en-IN"/>
         </w:rPr>
       </w:pPr>
-      <w:proofErr w:type="gramStart"/>
-      <w:r>
-        <w:rPr>
-          <w:rFonts w:ascii="Times New Roman" w:eastAsia="Times New Roman" w:hAnsi="Times New Roman" w:cs="Times New Roman"/>
-          <w:sz w:val="24"/>
-          <w:szCs w:val="24"/>
-          <w:lang w:eastAsia="en-IN"/>
-        </w:rPr>
-        <w:t>console.log(</w:t>
-      </w:r>
-      <w:proofErr w:type="gramEnd"/>
-      <w:r>
-        <w:rPr>
-          <w:rFonts w:ascii="Times New Roman" w:eastAsia="Times New Roman" w:hAnsi="Times New Roman" w:cs="Times New Roman"/>
-          <w:sz w:val="24"/>
-          <w:szCs w:val="24"/>
-          <w:lang w:eastAsia="en-IN"/>
-        </w:rPr>
-        <w:t>a);</w:t>
+      <w:r>
+        <w:rPr>
+          <w:rFonts w:ascii="Times New Roman" w:eastAsia="Times New Roman" w:hAnsi="Times New Roman" w:cs="Times New Roman"/>
+          <w:sz w:val="24"/>
+          <w:szCs w:val="24"/>
+          <w:lang w:eastAsia="en-IN"/>
+        </w:rPr>
+        <w:t>console.log(a);</w:t>
       </w:r>
       <w:r>
         <w:rPr>
@@ -2148,26 +1809,7 @@
           <w:lang w:eastAsia="en-IN"/>
         </w:rPr>
         <w:br/>
-      </w:r>
-      <w:proofErr w:type="gramStart"/>
-      <w:r>
-        <w:rPr>
-          <w:rFonts w:ascii="Times New Roman" w:eastAsia="Times New Roman" w:hAnsi="Times New Roman" w:cs="Times New Roman"/>
-          <w:sz w:val="24"/>
-          <w:szCs w:val="24"/>
-          <w:lang w:eastAsia="en-IN"/>
-        </w:rPr>
-        <w:t>let</w:t>
-      </w:r>
-      <w:proofErr w:type="gramEnd"/>
-      <w:r>
-        <w:rPr>
-          <w:rFonts w:ascii="Times New Roman" w:eastAsia="Times New Roman" w:hAnsi="Times New Roman" w:cs="Times New Roman"/>
-          <w:sz w:val="24"/>
-          <w:szCs w:val="24"/>
-          <w:lang w:eastAsia="en-IN"/>
-        </w:rPr>
-        <w:t xml:space="preserve"> a = 5; </w:t>
+        <w:t xml:space="preserve">let a = 5; </w:t>
       </w:r>
       <w:r>
         <w:rPr>
@@ -2205,7 +1847,6 @@
           <w:szCs w:val="24"/>
           <w:lang w:eastAsia="en-IN"/>
         </w:rPr>
-        <w:lastRenderedPageBreak/>
         <w:br/>
         <w:t>4.</w:t>
       </w:r>
@@ -2217,46 +1858,7 @@
           <w:lang w:eastAsia="en-IN"/>
         </w:rPr>
         <w:br/>
-      </w:r>
-      <w:proofErr w:type="gramStart"/>
-      <w:r>
-        <w:rPr>
-          <w:rFonts w:ascii="Times New Roman" w:eastAsia="Times New Roman" w:hAnsi="Times New Roman" w:cs="Times New Roman"/>
-          <w:sz w:val="24"/>
-          <w:szCs w:val="24"/>
-          <w:lang w:eastAsia="en-IN"/>
-        </w:rPr>
-        <w:t>let</w:t>
-      </w:r>
-      <w:proofErr w:type="gramEnd"/>
-      <w:r>
-        <w:rPr>
-          <w:rFonts w:ascii="Times New Roman" w:eastAsia="Times New Roman" w:hAnsi="Times New Roman" w:cs="Times New Roman"/>
-          <w:sz w:val="24"/>
-          <w:szCs w:val="24"/>
-          <w:lang w:eastAsia="en-IN"/>
-        </w:rPr>
-        <w:t xml:space="preserve"> </w:t>
-      </w:r>
-      <w:proofErr w:type="spellStart"/>
-      <w:r>
-        <w:rPr>
-          <w:rFonts w:ascii="Times New Roman" w:eastAsia="Times New Roman" w:hAnsi="Times New Roman" w:cs="Times New Roman"/>
-          <w:sz w:val="24"/>
-          <w:szCs w:val="24"/>
-          <w:lang w:eastAsia="en-IN"/>
-        </w:rPr>
-        <w:t>i</w:t>
-      </w:r>
-      <w:proofErr w:type="spellEnd"/>
-      <w:r>
-        <w:rPr>
-          <w:rFonts w:ascii="Times New Roman" w:eastAsia="Times New Roman" w:hAnsi="Times New Roman" w:cs="Times New Roman"/>
-          <w:sz w:val="24"/>
-          <w:szCs w:val="24"/>
-          <w:lang w:eastAsia="en-IN"/>
-        </w:rPr>
-        <w:t xml:space="preserve"> = 1; </w:t>
+        <w:t xml:space="preserve">let i = 1; </w:t>
       </w:r>
     </w:p>
     <w:p>
@@ -2269,105 +1871,14 @@
           <w:lang w:eastAsia="en-IN"/>
         </w:rPr>
       </w:pPr>
-      <w:proofErr w:type="gramStart"/>
-      <w:r>
-        <w:rPr>
-          <w:rFonts w:ascii="Times New Roman" w:eastAsia="Times New Roman" w:hAnsi="Times New Roman" w:cs="Times New Roman"/>
-          <w:sz w:val="24"/>
-          <w:szCs w:val="24"/>
-          <w:lang w:eastAsia="en-IN"/>
-        </w:rPr>
-        <w:t>let</w:t>
-      </w:r>
-      <w:proofErr w:type="gramEnd"/>
-      <w:r>
-        <w:rPr>
-          <w:rFonts w:ascii="Times New Roman" w:eastAsia="Times New Roman" w:hAnsi="Times New Roman" w:cs="Times New Roman"/>
-          <w:sz w:val="24"/>
-          <w:szCs w:val="24"/>
-          <w:lang w:eastAsia="en-IN"/>
-        </w:rPr>
-        <w:t xml:space="preserve"> r = </w:t>
-      </w:r>
-      <w:proofErr w:type="spellStart"/>
-      <w:r>
-        <w:rPr>
-          <w:rFonts w:ascii="Times New Roman" w:eastAsia="Times New Roman" w:hAnsi="Times New Roman" w:cs="Times New Roman"/>
-          <w:sz w:val="24"/>
-          <w:szCs w:val="24"/>
-          <w:lang w:eastAsia="en-IN"/>
-        </w:rPr>
-        <w:t>i</w:t>
-      </w:r>
-      <w:proofErr w:type="spellEnd"/>
-      <w:r>
-        <w:rPr>
-          <w:rFonts w:ascii="Times New Roman" w:eastAsia="Times New Roman" w:hAnsi="Times New Roman" w:cs="Times New Roman"/>
-          <w:sz w:val="24"/>
-          <w:szCs w:val="24"/>
-          <w:lang w:eastAsia="en-IN"/>
-        </w:rPr>
-        <w:t xml:space="preserve">++ &gt; 1 ? </w:t>
-      </w:r>
-      <w:proofErr w:type="spellStart"/>
-      <w:r>
-        <w:rPr>
-          <w:rFonts w:ascii="Times New Roman" w:eastAsia="Times New Roman" w:hAnsi="Times New Roman" w:cs="Times New Roman"/>
-          <w:sz w:val="24"/>
-          <w:szCs w:val="24"/>
-          <w:lang w:eastAsia="en-IN"/>
-        </w:rPr>
-        <w:t>i</w:t>
-      </w:r>
-      <w:proofErr w:type="spellEnd"/>
-      <w:r>
-        <w:rPr>
-          <w:rFonts w:ascii="Times New Roman" w:eastAsia="Times New Roman" w:hAnsi="Times New Roman" w:cs="Times New Roman"/>
-          <w:sz w:val="24"/>
-          <w:szCs w:val="24"/>
-          <w:lang w:eastAsia="en-IN"/>
-        </w:rPr>
-        <w:t>+</w:t>
-      </w:r>
-      <w:proofErr w:type="gramStart"/>
-      <w:r>
-        <w:rPr>
-          <w:rFonts w:ascii="Times New Roman" w:eastAsia="Times New Roman" w:hAnsi="Times New Roman" w:cs="Times New Roman"/>
-          <w:sz w:val="24"/>
-          <w:szCs w:val="24"/>
-          <w:lang w:eastAsia="en-IN"/>
-        </w:rPr>
-        <w:t>+ :</w:t>
-      </w:r>
-      <w:proofErr w:type="gramEnd"/>
-      <w:r>
-        <w:rPr>
-          <w:rFonts w:ascii="Times New Roman" w:eastAsia="Times New Roman" w:hAnsi="Times New Roman" w:cs="Times New Roman"/>
-          <w:sz w:val="24"/>
-          <w:szCs w:val="24"/>
-          <w:lang w:eastAsia="en-IN"/>
-        </w:rPr>
-        <w:t xml:space="preserve"> ++</w:t>
-      </w:r>
-      <w:proofErr w:type="spellStart"/>
-      <w:r>
-        <w:rPr>
-          <w:rFonts w:ascii="Times New Roman" w:eastAsia="Times New Roman" w:hAnsi="Times New Roman" w:cs="Times New Roman"/>
-          <w:sz w:val="24"/>
-          <w:szCs w:val="24"/>
-          <w:lang w:eastAsia="en-IN"/>
-        </w:rPr>
-        <w:t>i</w:t>
-      </w:r>
-      <w:proofErr w:type="spellEnd"/>
-      <w:r>
-        <w:rPr>
-          <w:rFonts w:ascii="Times New Roman" w:eastAsia="Times New Roman" w:hAnsi="Times New Roman" w:cs="Times New Roman"/>
-          <w:sz w:val="24"/>
-          <w:szCs w:val="24"/>
-          <w:lang w:eastAsia="en-IN"/>
-        </w:rPr>
-        <w:t xml:space="preserve">; </w:t>
+      <w:r>
+        <w:rPr>
+          <w:rFonts w:ascii="Times New Roman" w:eastAsia="Times New Roman" w:hAnsi="Times New Roman" w:cs="Times New Roman"/>
+          <w:sz w:val="24"/>
+          <w:szCs w:val="24"/>
+          <w:lang w:eastAsia="en-IN"/>
+        </w:rPr>
+        <w:t xml:space="preserve">let r = i++ &gt; 1 ? i++ : ++i; </w:t>
       </w:r>
       <w:r>
         <w:rPr>
@@ -2377,39 +1888,255 @@
           <w:lang w:eastAsia="en-IN"/>
         </w:rPr>
         <w:br/>
-        <w:t xml:space="preserve">console.log(r, </w:t>
-      </w:r>
-      <w:proofErr w:type="spellStart"/>
-      <w:r>
-        <w:rPr>
-          <w:rFonts w:ascii="Times New Roman" w:eastAsia="Times New Roman" w:hAnsi="Times New Roman" w:cs="Times New Roman"/>
-          <w:sz w:val="24"/>
-          <w:szCs w:val="24"/>
-          <w:lang w:eastAsia="en-IN"/>
-        </w:rPr>
-        <w:t>i</w:t>
-      </w:r>
-      <w:proofErr w:type="spellEnd"/>
-      <w:r>
-        <w:rPr>
-          <w:rFonts w:ascii="Times New Roman" w:eastAsia="Times New Roman" w:hAnsi="Times New Roman" w:cs="Times New Roman"/>
-          <w:sz w:val="24"/>
-          <w:szCs w:val="24"/>
-          <w:lang w:eastAsia="en-IN"/>
-        </w:rPr>
-        <w:t>);</w:t>
+        <w:t>console.log(r, i);</w:t>
       </w:r>
     </w:p>
     <w:p>
       <w:pPr>
         <w:spacing w:before="100" w:beforeAutospacing="1" w:after="100" w:afterAutospacing="1" w:line="240" w:lineRule="auto"/>
         <w:rPr>
-          <w:rFonts w:ascii="Times New Roman" w:eastAsia="Times New Roman" w:hAnsi="Times New Roman" w:cs="Times New Roman"/>
-          <w:sz w:val="24"/>
-          <w:szCs w:val="24"/>
-          <w:lang w:eastAsia="en-IN"/>
-        </w:rPr>
-      </w:pPr>
+          <w:rStyle w:val="Strong"/>
+        </w:rPr>
+      </w:pPr>
+      <w:r>
+        <w:rPr>
+          <w:rFonts w:ascii="Times New Roman" w:eastAsia="Times New Roman" w:hAnsi="Times New Roman" w:cs="Times New Roman"/>
+          <w:b/>
+          <w:sz w:val="24"/>
+          <w:szCs w:val="24"/>
+          <w:lang w:eastAsia="en-IN"/>
+        </w:rPr>
+        <w:t>2.</w:t>
+      </w:r>
+      <w:r>
+        <w:rPr>
+          <w:rStyle w:val="Strong"/>
+        </w:rPr>
+        <w:t>Add</w:t>
+      </w:r>
+      <w:r>
+        <w:rPr>
+          <w:rStyle w:val="Strong"/>
+        </w:rPr>
+        <w:t xml:space="preserve"> your attendance /learning log</w:t>
+      </w:r>
+      <w:r>
+        <w:rPr>
+          <w:rStyle w:val="Strong"/>
+        </w:rPr>
+        <w:t>:</w:t>
+      </w:r>
+    </w:p>
+    <w:p>
+      <w:pPr>
+        <w:spacing w:before="100" w:beforeAutospacing="1" w:after="100" w:afterAutospacing="1" w:line="240" w:lineRule="auto"/>
+      </w:pPr>
+      <w:hyperlink r:id="rId25" w:tgtFrame="_blank" w:history="1">
+        <w:r>
+          <w:rPr>
+            <w:rStyle w:val="Hyperlink"/>
+          </w:rPr>
+          <w:t>https://app.thetestingacademy.com/student/my-process</w:t>
+        </w:r>
+      </w:hyperlink>
+    </w:p>
+    <w:p>
+      <w:pPr>
+        <w:pStyle w:val="NormalWeb"/>
+        <w:pBdr>
+          <w:bottom w:val="single" w:sz="6" w:space="1" w:color="auto"/>
+        </w:pBdr>
+      </w:pPr>
+      <w:r>
+        <w:rPr>
+          <w:rStyle w:val="Strong"/>
+        </w:rPr>
+        <w:t>3.</w:t>
+      </w:r>
+      <w:r>
+        <w:rPr>
+          <w:rStyle w:val="Strong"/>
+        </w:rPr>
+        <w:t>Practice all exercises done in class and push it to your github repository.</w:t>
+      </w:r>
+      <w:r>
+        <w:br/>
+        <w:t xml:space="preserve">Sir’s repo : </w:t>
+      </w:r>
+      <w:hyperlink r:id="rId26" w:tgtFrame="_blank" w:history="1">
+        <w:r>
+          <w:rPr>
+            <w:rStyle w:val="Hyperlink"/>
+          </w:rPr>
+          <w:t>https://github.com/PramodDutta/LearnJSTSPlaywright4x</w:t>
+        </w:r>
+      </w:hyperlink>
+    </w:p>
+    <w:p>
+      <w:pPr>
+        <w:pStyle w:val="NormalWeb"/>
+      </w:pPr>
+      <w:hyperlink r:id="rId27" w:history="1">
+        <w:r>
+          <w:rPr>
+            <w:rStyle w:val="text-left"/>
+            <w:rFonts w:ascii="Arial" w:hAnsi="Arial" w:cs="Arial"/>
+            <w:b/>
+            <w:bCs/>
+            <w:color w:val="191B1F"/>
+            <w:spacing w:val="-9"/>
+            <w:sz w:val="36"/>
+            <w:szCs w:val="36"/>
+            <w:u w:val="single"/>
+            <w:bdr w:val="single" w:sz="2" w:space="0" w:color="E4E7EB" w:frame="1"/>
+            <w:shd w:val="clear" w:color="auto" w:fill="FFFFFF"/>
+          </w:rPr>
+          <w:t>[Task- 14 Oct] Coding Practice</w:t>
+        </w:r>
+      </w:hyperlink>
+    </w:p>
+    <w:p>
+      <w:pPr>
+        <w:pStyle w:val="NormalWeb"/>
+      </w:pPr>
+      <w:r>
+        <w:rPr>
+          <w:rStyle w:val="Strong"/>
+        </w:rPr>
+        <w:t>Practice below 5 questions on:</w:t>
+      </w:r>
+      <w:r>
+        <w:br/>
+      </w:r>
+      <w:hyperlink r:id="rId28" w:tgtFrame="_blank" w:history="1">
+        <w:r>
+          <w:rPr>
+            <w:rStyle w:val="Hyperlink"/>
+          </w:rPr>
+          <w:t>https://app.thetestingacademy.com/student/coding-practice</w:t>
+        </w:r>
+      </w:hyperlink>
+    </w:p>
+    <w:p>
+      <w:pPr>
+        <w:pStyle w:val="NormalWeb"/>
+      </w:pPr>
+      <w:r>
+        <w:drawing>
+          <wp:inline distT="0" distB="0" distL="0" distR="0" wp14:anchorId="7A994DFF" wp14:editId="6D31DC10">
+            <wp:extent cx="5731510" cy="1852295"/>
+            <wp:effectExtent l="0" t="0" r="2540" b="0"/>
+            <wp:docPr id="6" name="Picture 6"/>
+            <wp:cNvGraphicFramePr>
+              <a:graphicFrameLocks xmlns:a="http://schemas.openxmlformats.org/drawingml/2006/main" noChangeAspect="1"/>
+            </wp:cNvGraphicFramePr>
+            <a:graphic xmlns:a="http://schemas.openxmlformats.org/drawingml/2006/main">
+              <a:graphicData uri="http://schemas.openxmlformats.org/drawingml/2006/picture">
+                <pic:pic xmlns:pic="http://schemas.openxmlformats.org/drawingml/2006/picture">
+                  <pic:nvPicPr>
+                    <pic:cNvPr id="1" name=""/>
+                    <pic:cNvPicPr/>
+                  </pic:nvPicPr>
+                  <pic:blipFill>
+                    <a:blip r:embed="rId29"/>
+                    <a:stretch>
+                      <a:fillRect/>
+                    </a:stretch>
+                  </pic:blipFill>
+                  <pic:spPr>
+                    <a:xfrm>
+                      <a:off x="0" y="0"/>
+                      <a:ext cx="5731510" cy="1852295"/>
+                    </a:xfrm>
+                    <a:prstGeom prst="rect">
+                      <a:avLst/>
+                    </a:prstGeom>
+                  </pic:spPr>
+                </pic:pic>
+              </a:graphicData>
+            </a:graphic>
+          </wp:inline>
+        </w:drawing>
+      </w:r>
+    </w:p>
+    <w:p>
+      <w:pPr>
+        <w:pStyle w:val="NormalWeb"/>
+        <w:pBdr>
+          <w:bottom w:val="single" w:sz="6" w:space="1" w:color="auto"/>
+        </w:pBdr>
+      </w:pPr>
+      <w:r>
+        <w:rPr>
+          <w:rStyle w:val="Strong"/>
+        </w:rPr>
+        <w:t>Submit the screenshot of result in the comments below.</w:t>
+      </w:r>
+      <w:r>
+        <w:br/>
+      </w:r>
+      <w:r>
+        <w:br/>
+      </w:r>
+      <w:r>
+        <w:rPr>
+          <w:rStyle w:val="Strong"/>
+        </w:rPr>
+        <w:t>Note:</w:t>
+      </w:r>
+      <w:r>
+        <w:br/>
+        <w:t xml:space="preserve">Make sure the output is in format of </w:t>
+      </w:r>
+      <w:r>
+        <w:rPr>
+          <w:rStyle w:val="Strong"/>
+        </w:rPr>
+        <w:t>Examples</w:t>
+      </w:r>
+      <w:r>
+        <w:t xml:space="preserve"> shown(not </w:t>
+      </w:r>
+      <w:r>
+        <w:rPr>
+          <w:rStyle w:val="Strong"/>
+        </w:rPr>
+        <w:t>Test Cases</w:t>
+      </w:r>
+      <w:r>
+        <w:t xml:space="preserve">) and be careful about </w:t>
+      </w:r>
+      <w:r>
+        <w:lastRenderedPageBreak/>
+        <w:t xml:space="preserve">space while printing. </w:t>
+      </w:r>
+      <w:r>
+        <w:br/>
+      </w:r>
+      <w:r>
+        <w:rPr>
+          <w:rStyle w:val="Strong"/>
+        </w:rPr>
+        <w:t>Like for Printing table</w:t>
+      </w:r>
+      <w:r>
+        <w:t xml:space="preserve"> - Output should be in different lines not same line</w:t>
+      </w:r>
+    </w:p>
+    <w:p>
+      <w:pPr>
+        <w:pStyle w:val="NormalWeb"/>
+      </w:pPr>
+      <w:r>
+        <w:t>15/10/2026</w:t>
+      </w:r>
+    </w:p>
+    <w:p>
+      <w:pPr>
+        <w:pStyle w:val="NormalWeb"/>
+      </w:pPr>
+      <w:bookmarkStart w:id="0" w:name="_GoBack"/>
+      <w:bookmarkEnd w:id="0"/>
     </w:p>
     <w:sectPr>
       <w:pgSz w:w="11906" w:h="16838"/>
@@ -2682,6 +2409,232 @@
     </w:lvl>
   </w:abstractNum>
   <w:abstractNum w:abstractNumId="2" w15:restartNumberingAfterBreak="0">
+    <w:nsid w:val="2ABE6BD9"/>
+    <w:multiLevelType w:val="multilevel"/>
+    <w:tmpl w:val="76063A50"/>
+    <w:lvl w:ilvl="0">
+      <w:start w:val="1"/>
+      <w:numFmt w:val="decimal"/>
+      <w:lvlText w:val="%1."/>
+      <w:lvlJc w:val="left"/>
+      <w:pPr>
+        <w:tabs>
+          <w:tab w:val="num" w:pos="720"/>
+        </w:tabs>
+        <w:ind w:left="720" w:hanging="360"/>
+      </w:pPr>
+    </w:lvl>
+    <w:lvl w:ilvl="1" w:tentative="1">
+      <w:start w:val="1"/>
+      <w:numFmt w:val="decimal"/>
+      <w:lvlText w:val="%2."/>
+      <w:lvlJc w:val="left"/>
+      <w:pPr>
+        <w:tabs>
+          <w:tab w:val="num" w:pos="1440"/>
+        </w:tabs>
+        <w:ind w:left="1440" w:hanging="360"/>
+      </w:pPr>
+    </w:lvl>
+    <w:lvl w:ilvl="2" w:tentative="1">
+      <w:start w:val="1"/>
+      <w:numFmt w:val="decimal"/>
+      <w:lvlText w:val="%3."/>
+      <w:lvlJc w:val="left"/>
+      <w:pPr>
+        <w:tabs>
+          <w:tab w:val="num" w:pos="2160"/>
+        </w:tabs>
+        <w:ind w:left="2160" w:hanging="360"/>
+      </w:pPr>
+    </w:lvl>
+    <w:lvl w:ilvl="3" w:tentative="1">
+      <w:start w:val="1"/>
+      <w:numFmt w:val="decimal"/>
+      <w:lvlText w:val="%4."/>
+      <w:lvlJc w:val="left"/>
+      <w:pPr>
+        <w:tabs>
+          <w:tab w:val="num" w:pos="2880"/>
+        </w:tabs>
+        <w:ind w:left="2880" w:hanging="360"/>
+      </w:pPr>
+    </w:lvl>
+    <w:lvl w:ilvl="4" w:tentative="1">
+      <w:start w:val="1"/>
+      <w:numFmt w:val="decimal"/>
+      <w:lvlText w:val="%5."/>
+      <w:lvlJc w:val="left"/>
+      <w:pPr>
+        <w:tabs>
+          <w:tab w:val="num" w:pos="3600"/>
+        </w:tabs>
+        <w:ind w:left="3600" w:hanging="360"/>
+      </w:pPr>
+    </w:lvl>
+    <w:lvl w:ilvl="5" w:tentative="1">
+      <w:start w:val="1"/>
+      <w:numFmt w:val="decimal"/>
+      <w:lvlText w:val="%6."/>
+      <w:lvlJc w:val="left"/>
+      <w:pPr>
+        <w:tabs>
+          <w:tab w:val="num" w:pos="4320"/>
+        </w:tabs>
+        <w:ind w:left="4320" w:hanging="360"/>
+      </w:pPr>
+    </w:lvl>
+    <w:lvl w:ilvl="6" w:tentative="1">
+      <w:start w:val="1"/>
+      <w:numFmt w:val="decimal"/>
+      <w:lvlText w:val="%7."/>
+      <w:lvlJc w:val="left"/>
+      <w:pPr>
+        <w:tabs>
+          <w:tab w:val="num" w:pos="5040"/>
+        </w:tabs>
+        <w:ind w:left="5040" w:hanging="360"/>
+      </w:pPr>
+    </w:lvl>
+    <w:lvl w:ilvl="7" w:tentative="1">
+      <w:start w:val="1"/>
+      <w:numFmt w:val="decimal"/>
+      <w:lvlText w:val="%8."/>
+      <w:lvlJc w:val="left"/>
+      <w:pPr>
+        <w:tabs>
+          <w:tab w:val="num" w:pos="5760"/>
+        </w:tabs>
+        <w:ind w:left="5760" w:hanging="360"/>
+      </w:pPr>
+    </w:lvl>
+    <w:lvl w:ilvl="8" w:tentative="1">
+      <w:start w:val="1"/>
+      <w:numFmt w:val="decimal"/>
+      <w:lvlText w:val="%9."/>
+      <w:lvlJc w:val="left"/>
+      <w:pPr>
+        <w:tabs>
+          <w:tab w:val="num" w:pos="6480"/>
+        </w:tabs>
+        <w:ind w:left="6480" w:hanging="360"/>
+      </w:pPr>
+    </w:lvl>
+  </w:abstractNum>
+  <w:abstractNum w:abstractNumId="3" w15:restartNumberingAfterBreak="0">
+    <w:nsid w:val="2C545CF8"/>
+    <w:multiLevelType w:val="multilevel"/>
+    <w:tmpl w:val="DF0A0D60"/>
+    <w:lvl w:ilvl="0">
+      <w:start w:val="1"/>
+      <w:numFmt w:val="decimal"/>
+      <w:lvlText w:val="%1."/>
+      <w:lvlJc w:val="left"/>
+      <w:pPr>
+        <w:tabs>
+          <w:tab w:val="num" w:pos="720"/>
+        </w:tabs>
+        <w:ind w:left="720" w:hanging="360"/>
+      </w:pPr>
+    </w:lvl>
+    <w:lvl w:ilvl="1" w:tentative="1">
+      <w:start w:val="1"/>
+      <w:numFmt w:val="decimal"/>
+      <w:lvlText w:val="%2."/>
+      <w:lvlJc w:val="left"/>
+      <w:pPr>
+        <w:tabs>
+          <w:tab w:val="num" w:pos="1440"/>
+        </w:tabs>
+        <w:ind w:left="1440" w:hanging="360"/>
+      </w:pPr>
+    </w:lvl>
+    <w:lvl w:ilvl="2" w:tentative="1">
+      <w:start w:val="1"/>
+      <w:numFmt w:val="decimal"/>
+      <w:lvlText w:val="%3."/>
+      <w:lvlJc w:val="left"/>
+      <w:pPr>
+        <w:tabs>
+          <w:tab w:val="num" w:pos="2160"/>
+        </w:tabs>
+        <w:ind w:left="2160" w:hanging="360"/>
+      </w:pPr>
+    </w:lvl>
+    <w:lvl w:ilvl="3" w:tentative="1">
+      <w:start w:val="1"/>
+      <w:numFmt w:val="decimal"/>
+      <w:lvlText w:val="%4."/>
+      <w:lvlJc w:val="left"/>
+      <w:pPr>
+        <w:tabs>
+          <w:tab w:val="num" w:pos="2880"/>
+        </w:tabs>
+        <w:ind w:left="2880" w:hanging="360"/>
+      </w:pPr>
+    </w:lvl>
+    <w:lvl w:ilvl="4" w:tentative="1">
+      <w:start w:val="1"/>
+      <w:numFmt w:val="decimal"/>
+      <w:lvlText w:val="%5."/>
+      <w:lvlJc w:val="left"/>
+      <w:pPr>
+        <w:tabs>
+          <w:tab w:val="num" w:pos="3600"/>
+        </w:tabs>
+        <w:ind w:left="3600" w:hanging="360"/>
+      </w:pPr>
+    </w:lvl>
+    <w:lvl w:ilvl="5" w:tentative="1">
+      <w:start w:val="1"/>
+      <w:numFmt w:val="decimal"/>
+      <w:lvlText w:val="%6."/>
+      <w:lvlJc w:val="left"/>
+      <w:pPr>
+        <w:tabs>
+          <w:tab w:val="num" w:pos="4320"/>
+        </w:tabs>
+        <w:ind w:left="4320" w:hanging="360"/>
+      </w:pPr>
+    </w:lvl>
+    <w:lvl w:ilvl="6" w:tentative="1">
+      <w:start w:val="1"/>
+      <w:numFmt w:val="decimal"/>
+      <w:lvlText w:val="%7."/>
+      <w:lvlJc w:val="left"/>
+      <w:pPr>
+        <w:tabs>
+          <w:tab w:val="num" w:pos="5040"/>
+        </w:tabs>
+        <w:ind w:left="5040" w:hanging="360"/>
+      </w:pPr>
+    </w:lvl>
+    <w:lvl w:ilvl="7" w:tentative="1">
+      <w:start w:val="1"/>
+      <w:numFmt w:val="decimal"/>
+      <w:lvlText w:val="%8."/>
+      <w:lvlJc w:val="left"/>
+      <w:pPr>
+        <w:tabs>
+          <w:tab w:val="num" w:pos="5760"/>
+        </w:tabs>
+        <w:ind w:left="5760" w:hanging="360"/>
+      </w:pPr>
+    </w:lvl>
+    <w:lvl w:ilvl="8" w:tentative="1">
+      <w:start w:val="1"/>
+      <w:numFmt w:val="decimal"/>
+      <w:lvlText w:val="%9."/>
+      <w:lvlJc w:val="left"/>
+      <w:pPr>
+        <w:tabs>
+          <w:tab w:val="num" w:pos="6480"/>
+        </w:tabs>
+        <w:ind w:left="6480" w:hanging="360"/>
+      </w:pPr>
+    </w:lvl>
+  </w:abstractNum>
+  <w:abstractNum w:abstractNumId="4" w15:restartNumberingAfterBreak="0">
     <w:nsid w:val="38C21725"/>
     <w:multiLevelType w:val="multilevel"/>
     <w:tmpl w:val="40B61AFE"/>
@@ -2794,7 +2747,7 @@
       </w:pPr>
     </w:lvl>
   </w:abstractNum>
-  <w:abstractNum w:abstractNumId="3" w15:restartNumberingAfterBreak="0">
+  <w:abstractNum w:abstractNumId="5" w15:restartNumberingAfterBreak="0">
     <w:nsid w:val="3C414857"/>
     <w:multiLevelType w:val="multilevel"/>
     <w:tmpl w:val="ECB81296"/>
@@ -2907,7 +2860,7 @@
       </w:pPr>
     </w:lvl>
   </w:abstractNum>
-  <w:abstractNum w:abstractNumId="4" w15:restartNumberingAfterBreak="0">
+  <w:abstractNum w:abstractNumId="6" w15:restartNumberingAfterBreak="0">
     <w:nsid w:val="53E968C1"/>
     <w:multiLevelType w:val="multilevel"/>
     <w:tmpl w:val="1572001A"/>
@@ -3020,7 +2973,120 @@
       </w:pPr>
     </w:lvl>
   </w:abstractNum>
-  <w:abstractNum w:abstractNumId="5" w15:restartNumberingAfterBreak="0">
+  <w:abstractNum w:abstractNumId="7" w15:restartNumberingAfterBreak="0">
+    <w:nsid w:val="5A035F16"/>
+    <w:multiLevelType w:val="multilevel"/>
+    <w:tmpl w:val="34981978"/>
+    <w:lvl w:ilvl="0">
+      <w:start w:val="1"/>
+      <w:numFmt w:val="decimal"/>
+      <w:lvlText w:val="%1."/>
+      <w:lvlJc w:val="left"/>
+      <w:pPr>
+        <w:tabs>
+          <w:tab w:val="num" w:pos="720"/>
+        </w:tabs>
+        <w:ind w:left="720" w:hanging="360"/>
+      </w:pPr>
+    </w:lvl>
+    <w:lvl w:ilvl="1" w:tentative="1">
+      <w:start w:val="1"/>
+      <w:numFmt w:val="decimal"/>
+      <w:lvlText w:val="%2."/>
+      <w:lvlJc w:val="left"/>
+      <w:pPr>
+        <w:tabs>
+          <w:tab w:val="num" w:pos="1440"/>
+        </w:tabs>
+        <w:ind w:left="1440" w:hanging="360"/>
+      </w:pPr>
+    </w:lvl>
+    <w:lvl w:ilvl="2" w:tentative="1">
+      <w:start w:val="1"/>
+      <w:numFmt w:val="decimal"/>
+      <w:lvlText w:val="%3."/>
+      <w:lvlJc w:val="left"/>
+      <w:pPr>
+        <w:tabs>
+          <w:tab w:val="num" w:pos="2160"/>
+        </w:tabs>
+        <w:ind w:left="2160" w:hanging="360"/>
+      </w:pPr>
+    </w:lvl>
+    <w:lvl w:ilvl="3" w:tentative="1">
+      <w:start w:val="1"/>
+      <w:numFmt w:val="decimal"/>
+      <w:lvlText w:val="%4."/>
+      <w:lvlJc w:val="left"/>
+      <w:pPr>
+        <w:tabs>
+          <w:tab w:val="num" w:pos="2880"/>
+        </w:tabs>
+        <w:ind w:left="2880" w:hanging="360"/>
+      </w:pPr>
+    </w:lvl>
+    <w:lvl w:ilvl="4" w:tentative="1">
+      <w:start w:val="1"/>
+      <w:numFmt w:val="decimal"/>
+      <w:lvlText w:val="%5."/>
+      <w:lvlJc w:val="left"/>
+      <w:pPr>
+        <w:tabs>
+          <w:tab w:val="num" w:pos="3600"/>
+        </w:tabs>
+        <w:ind w:left="3600" w:hanging="360"/>
+      </w:pPr>
+    </w:lvl>
+    <w:lvl w:ilvl="5" w:tentative="1">
+      <w:start w:val="1"/>
+      <w:numFmt w:val="decimal"/>
+      <w:lvlText w:val="%6."/>
+      <w:lvlJc w:val="left"/>
+      <w:pPr>
+        <w:tabs>
+          <w:tab w:val="num" w:pos="4320"/>
+        </w:tabs>
+        <w:ind w:left="4320" w:hanging="360"/>
+      </w:pPr>
+    </w:lvl>
+    <w:lvl w:ilvl="6" w:tentative="1">
+      <w:start w:val="1"/>
+      <w:numFmt w:val="decimal"/>
+      <w:lvlText w:val="%7."/>
+      <w:lvlJc w:val="left"/>
+      <w:pPr>
+        <w:tabs>
+          <w:tab w:val="num" w:pos="5040"/>
+        </w:tabs>
+        <w:ind w:left="5040" w:hanging="360"/>
+      </w:pPr>
+    </w:lvl>
+    <w:lvl w:ilvl="7" w:tentative="1">
+      <w:start w:val="1"/>
+      <w:numFmt w:val="decimal"/>
+      <w:lvlText w:val="%8."/>
+      <w:lvlJc w:val="left"/>
+      <w:pPr>
+        <w:tabs>
+          <w:tab w:val="num" w:pos="5760"/>
+        </w:tabs>
+        <w:ind w:left="5760" w:hanging="360"/>
+      </w:pPr>
+    </w:lvl>
+    <w:lvl w:ilvl="8" w:tentative="1">
+      <w:start w:val="1"/>
+      <w:numFmt w:val="decimal"/>
+      <w:lvlText w:val="%9."/>
+      <w:lvlJc w:val="left"/>
+      <w:pPr>
+        <w:tabs>
+          <w:tab w:val="num" w:pos="6480"/>
+        </w:tabs>
+        <w:ind w:left="6480" w:hanging="360"/>
+      </w:pPr>
+    </w:lvl>
+  </w:abstractNum>
+  <w:abstractNum w:abstractNumId="8" w15:restartNumberingAfterBreak="0">
     <w:nsid w:val="79A16767"/>
     <w:multiLevelType w:val="multilevel"/>
     <w:tmpl w:val="455C5B4E"/>
@@ -3137,19 +3203,28 @@
     <w:abstractNumId w:val="0"/>
   </w:num>
   <w:num w:numId="2">
+    <w:abstractNumId w:val="6"/>
+  </w:num>
+  <w:num w:numId="3">
     <w:abstractNumId w:val="4"/>
   </w:num>
-  <w:num w:numId="3">
-    <w:abstractNumId w:val="2"/>
-  </w:num>
   <w:num w:numId="4">
-    <w:abstractNumId w:val="3"/>
+    <w:abstractNumId w:val="5"/>
   </w:num>
   <w:num w:numId="5">
-    <w:abstractNumId w:val="5"/>
+    <w:abstractNumId w:val="8"/>
   </w:num>
   <w:num w:numId="6">
     <w:abstractNumId w:val="1"/>
+  </w:num>
+  <w:num w:numId="7">
+    <w:abstractNumId w:val="7"/>
+  </w:num>
+  <w:num w:numId="8">
+    <w:abstractNumId w:val="2"/>
+  </w:num>
+  <w:num w:numId="9">
+    <w:abstractNumId w:val="3"/>
   </w:num>
 </w:numbering>
 </file>
@@ -3653,6 +3728,11 @@
     <w:basedOn w:val="DefaultParagraphFont"/>
     <w:rsid w:val="00866736"/>
   </w:style>
+  <w:style w:type="character" w:customStyle="1" w:styleId="text-left">
+    <w:name w:val="text-left"/>
+    <w:basedOn w:val="DefaultParagraphFont"/>
+    <w:rsid w:val="00B22893"/>
+  </w:style>
 </w:styles>
 </file>
 

--- a/PW4X_TASKS.docx
+++ b/PW4X_TASKS.docx
@@ -19,12 +19,25 @@
       <w:pPr>
         <w:pStyle w:val="NormalWeb"/>
       </w:pPr>
-      <w:r>
-        <w:t>1.Who are you?</w:t>
+      <w:proofErr w:type="gramStart"/>
+      <w:r>
+        <w:t>1.Who</w:t>
+      </w:r>
+      <w:proofErr w:type="gramEnd"/>
+      <w:r>
+        <w:t xml:space="preserve"> are you?</w:t>
       </w:r>
       <w:r>
         <w:br/>
-        <w:t>An Associate Automation Test Engineer with 2.5 YOE in Java , Selenium</w:t>
+        <w:t xml:space="preserve">An Associate Automation Test Engineer with 2.5 YOE in </w:t>
+      </w:r>
+      <w:proofErr w:type="gramStart"/>
+      <w:r>
+        <w:t>Java ,</w:t>
+      </w:r>
+      <w:proofErr w:type="gramEnd"/>
+      <w:r>
+        <w:t xml:space="preserve"> Selenium</w:t>
       </w:r>
       <w:r>
         <w:br/>
@@ -57,8 +70,29 @@
       <w:pPr>
         <w:pStyle w:val="NormalWeb"/>
       </w:pPr>
-      <w:r>
-        <w:t>4.Drop your Linkedin and github links</w:t>
+      <w:proofErr w:type="gramStart"/>
+      <w:r>
+        <w:t>4.Drop</w:t>
+      </w:r>
+      <w:proofErr w:type="gramEnd"/>
+      <w:r>
+        <w:t xml:space="preserve"> your </w:t>
+      </w:r>
+      <w:proofErr w:type="spellStart"/>
+      <w:r>
+        <w:t>Linkedin</w:t>
+      </w:r>
+      <w:proofErr w:type="spellEnd"/>
+      <w:r>
+        <w:t xml:space="preserve"> and </w:t>
+      </w:r>
+      <w:proofErr w:type="spellStart"/>
+      <w:r>
+        <w:t>github</w:t>
+      </w:r>
+      <w:proofErr w:type="spellEnd"/>
+      <w:r>
+        <w:t xml:space="preserve"> links</w:t>
       </w:r>
       <w:r>
         <w:br/>
@@ -253,8 +287,13 @@
       <w:pPr>
         <w:pStyle w:val="NormalWeb"/>
       </w:pPr>
-      <w:r>
-        <w:t>parameter, temperature.....</w:t>
+      <w:proofErr w:type="gramStart"/>
+      <w:r>
+        <w:t>parameter</w:t>
+      </w:r>
+      <w:proofErr w:type="gramEnd"/>
+      <w:r>
+        <w:t>, temperature.....</w:t>
       </w:r>
     </w:p>
     <w:p>
@@ -270,8 +309,21 @@
         <w:pStyle w:val="NormalWeb"/>
       </w:pPr>
       <w:r>
-        <w:t>Token, RAG, Agentic AI, Bias, Embedding,, Fine Tune, Hallcination</w:t>
-      </w:r>
+        <w:t>Token, RAG, Agentic AI, Bias, Embedding</w:t>
+      </w:r>
+      <w:proofErr w:type="gramStart"/>
+      <w:r>
+        <w:t>,,</w:t>
+      </w:r>
+      <w:proofErr w:type="gramEnd"/>
+      <w:r>
+        <w:t xml:space="preserve"> Fine Tune, </w:t>
+      </w:r>
+      <w:proofErr w:type="spellStart"/>
+      <w:r>
+        <w:t>Hallcination</w:t>
+      </w:r>
+      <w:proofErr w:type="spellEnd"/>
     </w:p>
     <w:p>
       <w:pPr>
@@ -285,34 +337,81 @@
       <w:pPr>
         <w:pStyle w:val="NormalWeb"/>
       </w:pPr>
-      <w:r>
-        <w:t>LangChain, Skills, Neural Network which can learn, Agents</w:t>
-      </w:r>
-    </w:p>
-    <w:p>
-      <w:pPr>
-        <w:pStyle w:val="NormalWeb"/>
-      </w:pPr>
-      <w:r>
-        <w:t>Weights, chatbot, Attention Number, RAG, Harness</w:t>
-      </w:r>
-    </w:p>
-    <w:p>
-      <w:pPr>
-        <w:pStyle w:val="NormalWeb"/>
-      </w:pPr>
-      <w:r>
-        <w:t>Prompt Injection, GuardRails, Parding, Evals, Chunks</w:t>
-      </w:r>
-    </w:p>
-    <w:p>
-      <w:pPr>
-        <w:pStyle w:val="NormalWeb"/>
-      </w:pPr>
+      <w:proofErr w:type="spellStart"/>
+      <w:r>
+        <w:t>LangChain</w:t>
+      </w:r>
+      <w:proofErr w:type="spellEnd"/>
+      <w:r>
+        <w:t>, Skills, Neural Network which can learn, Agents</w:t>
+      </w:r>
+    </w:p>
+    <w:p>
+      <w:pPr>
+        <w:pStyle w:val="NormalWeb"/>
+      </w:pPr>
+      <w:r>
+        <w:t xml:space="preserve">Weights, </w:t>
+      </w:r>
+      <w:proofErr w:type="spellStart"/>
+      <w:r>
+        <w:t>chatbot</w:t>
+      </w:r>
+      <w:proofErr w:type="spellEnd"/>
+      <w:r>
+        <w:t>, Attention Number, RAG, Harness</w:t>
+      </w:r>
+    </w:p>
+    <w:p>
+      <w:pPr>
+        <w:pStyle w:val="NormalWeb"/>
+      </w:pPr>
+      <w:r>
+        <w:t xml:space="preserve">Prompt Injection, </w:t>
+      </w:r>
+      <w:proofErr w:type="spellStart"/>
+      <w:r>
+        <w:t>GuardRails</w:t>
+      </w:r>
+      <w:proofErr w:type="spellEnd"/>
+      <w:r>
+        <w:t xml:space="preserve">, </w:t>
+      </w:r>
+      <w:proofErr w:type="spellStart"/>
+      <w:r>
+        <w:t>Parding</w:t>
+      </w:r>
+      <w:proofErr w:type="spellEnd"/>
+      <w:r>
+        <w:t xml:space="preserve">, </w:t>
+      </w:r>
+      <w:proofErr w:type="spellStart"/>
+      <w:r>
+        <w:t>Evals</w:t>
+      </w:r>
+      <w:proofErr w:type="spellEnd"/>
+      <w:r>
+        <w:t>, Chunks</w:t>
+      </w:r>
+    </w:p>
+    <w:p>
+      <w:pPr>
+        <w:pStyle w:val="NormalWeb"/>
+      </w:pPr>
+      <w:proofErr w:type="spellStart"/>
       <w:r>
         <w:lastRenderedPageBreak/>
-        <w:t>Grounth Truth, ....</w:t>
-      </w:r>
+        <w:t>Grounth</w:t>
+      </w:r>
+      <w:proofErr w:type="spellEnd"/>
+      <w:r>
+        <w:t xml:space="preserve"> Truth</w:t>
+      </w:r>
+      <w:proofErr w:type="gramStart"/>
+      <w:r>
+        <w:t>, ....</w:t>
+      </w:r>
+      <w:proofErr w:type="gramEnd"/>
     </w:p>
     <w:p>
       <w:pPr>
@@ -379,7 +478,15 @@
         <w:pStyle w:val="NormalWeb"/>
       </w:pPr>
       <w:r>
-        <w:t>Create TestPlan 04_RICE_POT_Generic_QA_</w:t>
+        <w:t xml:space="preserve">Create </w:t>
+      </w:r>
+      <w:proofErr w:type="spellStart"/>
+      <w:r>
+        <w:t>TestPlan</w:t>
+      </w:r>
+      <w:proofErr w:type="spellEnd"/>
+      <w:r>
+        <w:t xml:space="preserve"> 04_RICE_POT_Generic_QA_</w:t>
       </w:r>
       <w:hyperlink r:id="rId7" w:tgtFrame="_blank" w:history="1">
         <w:r>
@@ -401,8 +508,16 @@
         <w:rPr>
           <w:rStyle w:val="Strong"/>
         </w:rPr>
-        <w:t>Sir’s Github Repo :</w:t>
-      </w:r>
+        <w:t xml:space="preserve">Sir’s Github </w:t>
+      </w:r>
+      <w:proofErr w:type="gramStart"/>
+      <w:r>
+        <w:rPr>
+          <w:rStyle w:val="Strong"/>
+        </w:rPr>
+        <w:t>Repo :</w:t>
+      </w:r>
+      <w:proofErr w:type="gramEnd"/>
       <w:r>
         <w:t xml:space="preserve"> </w:t>
       </w:r>
@@ -426,8 +541,16 @@
         <w:rPr>
           <w:rStyle w:val="Strong"/>
         </w:rPr>
-        <w:t>Prompting Course :</w:t>
-      </w:r>
+        <w:t xml:space="preserve">Prompting </w:t>
+      </w:r>
+      <w:proofErr w:type="gramStart"/>
+      <w:r>
+        <w:rPr>
+          <w:rStyle w:val="Strong"/>
+        </w:rPr>
+        <w:t>Course :</w:t>
+      </w:r>
+      <w:proofErr w:type="gramEnd"/>
       <w:r>
         <w:t xml:space="preserve"> </w:t>
       </w:r>
@@ -477,8 +600,9 @@
           <w:sz w:val="36"/>
           <w:szCs w:val="36"/>
         </w:rPr>
-        <w:t>[Task- 5 Oct] Javascript basics ,VS code and Learning logs</w:t>
-      </w:r>
+        <w:t xml:space="preserve">[Task- 5 Oct] </w:t>
+      </w:r>
+      <w:proofErr w:type="spellStart"/>
       <w:r>
         <w:rPr>
           <w:rFonts w:ascii="Arial" w:hAnsi="Arial" w:cs="Arial"/>
@@ -487,6 +611,49 @@
           <w:sz w:val="36"/>
           <w:szCs w:val="36"/>
         </w:rPr>
+        <w:t>Javascript</w:t>
+      </w:r>
+      <w:proofErr w:type="spellEnd"/>
+      <w:r>
+        <w:rPr>
+          <w:rFonts w:ascii="Arial" w:hAnsi="Arial" w:cs="Arial"/>
+          <w:color w:val="191B1F"/>
+          <w:spacing w:val="-9"/>
+          <w:sz w:val="36"/>
+          <w:szCs w:val="36"/>
+        </w:rPr>
+        <w:t xml:space="preserve"> </w:t>
+      </w:r>
+      <w:proofErr w:type="gramStart"/>
+      <w:r>
+        <w:rPr>
+          <w:rFonts w:ascii="Arial" w:hAnsi="Arial" w:cs="Arial"/>
+          <w:color w:val="191B1F"/>
+          <w:spacing w:val="-9"/>
+          <w:sz w:val="36"/>
+          <w:szCs w:val="36"/>
+        </w:rPr>
+        <w:t>basics ,VS</w:t>
+      </w:r>
+      <w:proofErr w:type="gramEnd"/>
+      <w:r>
+        <w:rPr>
+          <w:rFonts w:ascii="Arial" w:hAnsi="Arial" w:cs="Arial"/>
+          <w:color w:val="191B1F"/>
+          <w:spacing w:val="-9"/>
+          <w:sz w:val="36"/>
+          <w:szCs w:val="36"/>
+        </w:rPr>
+        <w:t xml:space="preserve"> code and Learning logs</w:t>
+      </w:r>
+      <w:r>
+        <w:rPr>
+          <w:rFonts w:ascii="Arial" w:hAnsi="Arial" w:cs="Arial"/>
+          <w:color w:val="191B1F"/>
+          <w:spacing w:val="-9"/>
+          <w:sz w:val="36"/>
+          <w:szCs w:val="36"/>
+        </w:rPr>
         <w:t>- done</w:t>
       </w:r>
     </w:p>
@@ -507,7 +674,27 @@
           <w:szCs w:val="24"/>
           <w:lang w:eastAsia="en-IN"/>
         </w:rPr>
-        <w:t>Task 1: DOM is tree-like structure of HTML document. Javascript can access, modify or interact with page elements using objects such as Element, document and Node.</w:t>
+        <w:t xml:space="preserve">Task 1: DOM is tree-like structure of HTML document. </w:t>
+      </w:r>
+      <w:proofErr w:type="spellStart"/>
+      <w:r>
+        <w:rPr>
+          <w:rFonts w:ascii="Times New Roman" w:eastAsia="Times New Roman" w:hAnsi="Times New Roman" w:cs="Times New Roman"/>
+          <w:sz w:val="24"/>
+          <w:szCs w:val="24"/>
+          <w:lang w:eastAsia="en-IN"/>
+        </w:rPr>
+        <w:t>Javascript</w:t>
+      </w:r>
+      <w:proofErr w:type="spellEnd"/>
+      <w:r>
+        <w:rPr>
+          <w:rFonts w:ascii="Times New Roman" w:eastAsia="Times New Roman" w:hAnsi="Times New Roman" w:cs="Times New Roman"/>
+          <w:sz w:val="24"/>
+          <w:szCs w:val="24"/>
+          <w:lang w:eastAsia="en-IN"/>
+        </w:rPr>
+        <w:t xml:space="preserve"> can access, modify or interact with page elements using objects such as Element, document and Node.</w:t>
       </w:r>
     </w:p>
     <w:p>
@@ -694,12 +881,14 @@
       <w:r>
         <w:br/>
       </w:r>
+      <w:proofErr w:type="gramStart"/>
       <w:r>
         <w:rPr>
           <w:rStyle w:val="Strong"/>
         </w:rPr>
         <w:t>URL :</w:t>
       </w:r>
+      <w:proofErr w:type="gramEnd"/>
       <w:r>
         <w:t xml:space="preserve"> </w:t>
       </w:r>
@@ -740,7 +929,41 @@
           <w:szCs w:val="36"/>
         </w:rPr>
         <w:lastRenderedPageBreak/>
-        <w:t>[Task - 7 Oct] Research Keywords,Identifiers and Practice code</w:t>
+        <w:t xml:space="preserve">[Task - 7 Oct] Research </w:t>
+      </w:r>
+      <w:proofErr w:type="spellStart"/>
+      <w:r>
+        <w:rPr>
+          <w:rFonts w:ascii="Arial" w:hAnsi="Arial" w:cs="Arial"/>
+          <w:color w:val="191B1F"/>
+          <w:spacing w:val="-9"/>
+          <w:sz w:val="36"/>
+          <w:szCs w:val="36"/>
+        </w:rPr>
+        <w:t>Keywords</w:t>
+      </w:r>
+      <w:proofErr w:type="gramStart"/>
+      <w:r>
+        <w:rPr>
+          <w:rFonts w:ascii="Arial" w:hAnsi="Arial" w:cs="Arial"/>
+          <w:color w:val="191B1F"/>
+          <w:spacing w:val="-9"/>
+          <w:sz w:val="36"/>
+          <w:szCs w:val="36"/>
+        </w:rPr>
+        <w:t>,Identifiers</w:t>
+      </w:r>
+      <w:proofErr w:type="spellEnd"/>
+      <w:proofErr w:type="gramEnd"/>
+      <w:r>
+        <w:rPr>
+          <w:rFonts w:ascii="Arial" w:hAnsi="Arial" w:cs="Arial"/>
+          <w:color w:val="191B1F"/>
+          <w:spacing w:val="-9"/>
+          <w:sz w:val="36"/>
+          <w:szCs w:val="36"/>
+        </w:rPr>
+        <w:t xml:space="preserve"> and Practice code</w:t>
       </w:r>
     </w:p>
     <w:p>
@@ -784,8 +1007,637 @@
           <w:szCs w:val="24"/>
           <w:lang w:eastAsia="en-IN"/>
         </w:rPr>
-        <w:t xml:space="preserve"> and share your learnings in the comments below. (Do not create a seperate post for it)</w:t>
-      </w:r>
+        <w:t xml:space="preserve"> and share your learnings in the comments below. (Do not create a </w:t>
+      </w:r>
+      <w:proofErr w:type="spellStart"/>
+      <w:r>
+        <w:rPr>
+          <w:rFonts w:ascii="Times New Roman" w:eastAsia="Times New Roman" w:hAnsi="Times New Roman" w:cs="Times New Roman"/>
+          <w:sz w:val="24"/>
+          <w:szCs w:val="24"/>
+          <w:lang w:eastAsia="en-IN"/>
+        </w:rPr>
+        <w:t>seperate</w:t>
+      </w:r>
+      <w:proofErr w:type="spellEnd"/>
+      <w:r>
+        <w:rPr>
+          <w:rFonts w:ascii="Times New Roman" w:eastAsia="Times New Roman" w:hAnsi="Times New Roman" w:cs="Times New Roman"/>
+          <w:sz w:val="24"/>
+          <w:szCs w:val="24"/>
+          <w:lang w:eastAsia="en-IN"/>
+        </w:rPr>
+        <w:t xml:space="preserve"> post for it)</w:t>
+      </w:r>
+    </w:p>
+    <w:p>
+      <w:pPr>
+        <w:spacing w:before="100" w:beforeAutospacing="1" w:after="100" w:afterAutospacing="1" w:line="240" w:lineRule="auto"/>
+        <w:ind w:left="720"/>
+        <w:rPr>
+          <w:rFonts w:ascii="Times New Roman" w:eastAsia="Times New Roman" w:hAnsi="Times New Roman" w:cs="Times New Roman"/>
+          <w:sz w:val="24"/>
+          <w:szCs w:val="24"/>
+          <w:lang w:eastAsia="en-IN"/>
+        </w:rPr>
+      </w:pPr>
+      <w:r>
+        <w:rPr>
+          <w:rFonts w:ascii="Times New Roman" w:eastAsia="Times New Roman" w:hAnsi="Times New Roman" w:cs="Times New Roman"/>
+          <w:sz w:val="24"/>
+          <w:szCs w:val="24"/>
+          <w:lang w:eastAsia="en-IN"/>
+        </w:rPr>
+        <w:t>Keywords:</w:t>
+      </w:r>
+    </w:p>
+    <w:p>
+      <w:pPr>
+        <w:spacing w:before="100" w:beforeAutospacing="1" w:after="100" w:afterAutospacing="1" w:line="240" w:lineRule="auto"/>
+        <w:ind w:left="720"/>
+        <w:rPr>
+          <w:rFonts w:ascii="Times New Roman" w:eastAsia="Times New Roman" w:hAnsi="Times New Roman" w:cs="Times New Roman"/>
+          <w:sz w:val="24"/>
+          <w:szCs w:val="24"/>
+          <w:lang w:eastAsia="en-IN"/>
+        </w:rPr>
+      </w:pPr>
+      <w:proofErr w:type="spellStart"/>
+      <w:proofErr w:type="gramStart"/>
+      <w:r>
+        <w:rPr>
+          <w:rFonts w:ascii="Times New Roman" w:eastAsia="Times New Roman" w:hAnsi="Times New Roman" w:cs="Times New Roman"/>
+          <w:sz w:val="24"/>
+          <w:szCs w:val="24"/>
+          <w:lang w:eastAsia="en-IN"/>
+        </w:rPr>
+        <w:t>var,</w:t>
+      </w:r>
+      <w:proofErr w:type="gramEnd"/>
+      <w:r>
+        <w:rPr>
+          <w:rFonts w:ascii="Times New Roman" w:eastAsia="Times New Roman" w:hAnsi="Times New Roman" w:cs="Times New Roman"/>
+          <w:sz w:val="24"/>
+          <w:szCs w:val="24"/>
+          <w:lang w:eastAsia="en-IN"/>
+        </w:rPr>
+        <w:t>let,const</w:t>
+      </w:r>
+      <w:proofErr w:type="spellEnd"/>
+    </w:p>
+    <w:p>
+      <w:pPr>
+        <w:spacing w:before="100" w:beforeAutospacing="1" w:after="100" w:afterAutospacing="1" w:line="240" w:lineRule="auto"/>
+        <w:ind w:left="720"/>
+        <w:rPr>
+          <w:rFonts w:ascii="Times New Roman" w:eastAsia="Times New Roman" w:hAnsi="Times New Roman" w:cs="Times New Roman"/>
+          <w:sz w:val="24"/>
+          <w:szCs w:val="24"/>
+          <w:lang w:eastAsia="en-IN"/>
+        </w:rPr>
+      </w:pPr>
+      <w:proofErr w:type="gramStart"/>
+      <w:r>
+        <w:rPr>
+          <w:rFonts w:ascii="Times New Roman" w:eastAsia="Times New Roman" w:hAnsi="Times New Roman" w:cs="Times New Roman"/>
+          <w:sz w:val="24"/>
+          <w:szCs w:val="24"/>
+          <w:lang w:eastAsia="en-IN"/>
+        </w:rPr>
+        <w:t>function</w:t>
+      </w:r>
+      <w:proofErr w:type="gramEnd"/>
+      <w:r>
+        <w:rPr>
+          <w:rFonts w:ascii="Times New Roman" w:eastAsia="Times New Roman" w:hAnsi="Times New Roman" w:cs="Times New Roman"/>
+          <w:sz w:val="24"/>
+          <w:szCs w:val="24"/>
+          <w:lang w:eastAsia="en-IN"/>
+        </w:rPr>
+        <w:t xml:space="preserve"> ,await, </w:t>
+      </w:r>
+      <w:proofErr w:type="spellStart"/>
+      <w:r>
+        <w:rPr>
+          <w:rFonts w:ascii="Times New Roman" w:eastAsia="Times New Roman" w:hAnsi="Times New Roman" w:cs="Times New Roman"/>
+          <w:sz w:val="24"/>
+          <w:szCs w:val="24"/>
+          <w:lang w:eastAsia="en-IN"/>
+        </w:rPr>
+        <w:t>asyn</w:t>
+      </w:r>
+      <w:proofErr w:type="spellEnd"/>
+      <w:r>
+        <w:rPr>
+          <w:rFonts w:ascii="Times New Roman" w:eastAsia="Times New Roman" w:hAnsi="Times New Roman" w:cs="Times New Roman"/>
+          <w:sz w:val="24"/>
+          <w:szCs w:val="24"/>
+          <w:lang w:eastAsia="en-IN"/>
+        </w:rPr>
+        <w:t>,</w:t>
+      </w:r>
+    </w:p>
+    <w:p>
+      <w:pPr>
+        <w:spacing w:before="100" w:beforeAutospacing="1" w:after="100" w:afterAutospacing="1" w:line="240" w:lineRule="auto"/>
+        <w:ind w:left="720"/>
+        <w:rPr>
+          <w:rFonts w:ascii="Times New Roman" w:eastAsia="Times New Roman" w:hAnsi="Times New Roman" w:cs="Times New Roman"/>
+          <w:sz w:val="24"/>
+          <w:szCs w:val="24"/>
+          <w:lang w:eastAsia="en-IN"/>
+        </w:rPr>
+      </w:pPr>
+      <w:proofErr w:type="spellStart"/>
+      <w:r>
+        <w:rPr>
+          <w:rFonts w:ascii="Times New Roman" w:eastAsia="Times New Roman" w:hAnsi="Times New Roman" w:cs="Times New Roman"/>
+          <w:sz w:val="24"/>
+          <w:szCs w:val="24"/>
+          <w:lang w:eastAsia="en-IN"/>
+        </w:rPr>
+        <w:t>class,this,new,super,extends,continue,constructor,if</w:t>
+      </w:r>
+      <w:proofErr w:type="spellEnd"/>
+      <w:r>
+        <w:rPr>
+          <w:rFonts w:ascii="Times New Roman" w:eastAsia="Times New Roman" w:hAnsi="Times New Roman" w:cs="Times New Roman"/>
+          <w:sz w:val="24"/>
+          <w:szCs w:val="24"/>
+          <w:lang w:eastAsia="en-IN"/>
+        </w:rPr>
+        <w:t xml:space="preserve"> </w:t>
+      </w:r>
+      <w:proofErr w:type="spellStart"/>
+      <w:r>
+        <w:rPr>
+          <w:rFonts w:ascii="Times New Roman" w:eastAsia="Times New Roman" w:hAnsi="Times New Roman" w:cs="Times New Roman"/>
+          <w:sz w:val="24"/>
+          <w:szCs w:val="24"/>
+          <w:lang w:eastAsia="en-IN"/>
+        </w:rPr>
+        <w:t>else,switch,case,break,try,catch,finally</w:t>
+      </w:r>
+      <w:proofErr w:type="spellEnd"/>
+      <w:r>
+        <w:rPr>
+          <w:rFonts w:ascii="Times New Roman" w:eastAsia="Times New Roman" w:hAnsi="Times New Roman" w:cs="Times New Roman"/>
+          <w:sz w:val="24"/>
+          <w:szCs w:val="24"/>
+          <w:lang w:eastAsia="en-IN"/>
+        </w:rPr>
+        <w:t xml:space="preserve"> </w:t>
+      </w:r>
+      <w:proofErr w:type="spellStart"/>
+      <w:r>
+        <w:rPr>
+          <w:rFonts w:ascii="Times New Roman" w:eastAsia="Times New Roman" w:hAnsi="Times New Roman" w:cs="Times New Roman"/>
+          <w:sz w:val="24"/>
+          <w:szCs w:val="24"/>
+          <w:lang w:eastAsia="en-IN"/>
+        </w:rPr>
+        <w:t>throw,new,return</w:t>
+      </w:r>
+      <w:proofErr w:type="spellEnd"/>
+    </w:p>
+    <w:p>
+      <w:pPr>
+        <w:spacing w:before="100" w:beforeAutospacing="1" w:after="100" w:afterAutospacing="1" w:line="240" w:lineRule="auto"/>
+        <w:ind w:left="720"/>
+        <w:rPr>
+          <w:rFonts w:ascii="Times New Roman" w:eastAsia="Times New Roman" w:hAnsi="Times New Roman" w:cs="Times New Roman"/>
+          <w:sz w:val="24"/>
+          <w:szCs w:val="24"/>
+          <w:lang w:eastAsia="en-IN"/>
+        </w:rPr>
+      </w:pPr>
+      <w:r>
+        <w:rPr>
+          <w:rFonts w:ascii="Times New Roman" w:eastAsia="Times New Roman" w:hAnsi="Times New Roman" w:cs="Times New Roman"/>
+          <w:sz w:val="24"/>
+          <w:szCs w:val="24"/>
+          <w:lang w:eastAsia="en-IN"/>
+        </w:rPr>
+        <w:t xml:space="preserve"> </w:t>
+      </w:r>
+      <w:proofErr w:type="gramStart"/>
+      <w:r>
+        <w:rPr>
+          <w:rFonts w:ascii="Times New Roman" w:eastAsia="Times New Roman" w:hAnsi="Times New Roman" w:cs="Times New Roman"/>
+          <w:sz w:val="24"/>
+          <w:szCs w:val="24"/>
+          <w:lang w:eastAsia="en-IN"/>
+        </w:rPr>
+        <w:t>import</w:t>
+      </w:r>
+      <w:proofErr w:type="gramEnd"/>
+      <w:r>
+        <w:rPr>
+          <w:rFonts w:ascii="Times New Roman" w:eastAsia="Times New Roman" w:hAnsi="Times New Roman" w:cs="Times New Roman"/>
+          <w:sz w:val="24"/>
+          <w:szCs w:val="24"/>
+          <w:lang w:eastAsia="en-IN"/>
+        </w:rPr>
+        <w:t xml:space="preserve"> ,export</w:t>
+      </w:r>
+    </w:p>
+    <w:p>
+      <w:pPr>
+        <w:spacing w:before="100" w:beforeAutospacing="1" w:after="100" w:afterAutospacing="1" w:line="240" w:lineRule="auto"/>
+        <w:ind w:left="720"/>
+        <w:rPr>
+          <w:rFonts w:ascii="Times New Roman" w:eastAsia="Times New Roman" w:hAnsi="Times New Roman" w:cs="Times New Roman"/>
+          <w:sz w:val="24"/>
+          <w:szCs w:val="24"/>
+          <w:lang w:eastAsia="en-IN"/>
+        </w:rPr>
+      </w:pPr>
+      <w:r>
+        <w:rPr>
+          <w:rFonts w:ascii="Times New Roman" w:eastAsia="Times New Roman" w:hAnsi="Times New Roman" w:cs="Times New Roman"/>
+          <w:sz w:val="24"/>
+          <w:szCs w:val="24"/>
+          <w:lang w:eastAsia="en-IN"/>
+        </w:rPr>
+        <w:t xml:space="preserve"> //'require' is a identifier not keyword</w:t>
+      </w:r>
+    </w:p>
+    <w:p>
+      <w:pPr>
+        <w:spacing w:before="100" w:beforeAutospacing="1" w:after="100" w:afterAutospacing="1" w:line="240" w:lineRule="auto"/>
+        <w:ind w:left="720"/>
+        <w:rPr>
+          <w:rFonts w:ascii="Times New Roman" w:eastAsia="Times New Roman" w:hAnsi="Times New Roman" w:cs="Times New Roman"/>
+          <w:sz w:val="24"/>
+          <w:szCs w:val="24"/>
+          <w:lang w:eastAsia="en-IN"/>
+        </w:rPr>
+      </w:pPr>
+    </w:p>
+    <w:p>
+      <w:pPr>
+        <w:spacing w:before="100" w:beforeAutospacing="1" w:after="100" w:afterAutospacing="1" w:line="240" w:lineRule="auto"/>
+        <w:ind w:left="720"/>
+        <w:rPr>
+          <w:rFonts w:ascii="Times New Roman" w:eastAsia="Times New Roman" w:hAnsi="Times New Roman" w:cs="Times New Roman"/>
+          <w:sz w:val="24"/>
+          <w:szCs w:val="24"/>
+          <w:lang w:eastAsia="en-IN"/>
+        </w:rPr>
+      </w:pPr>
+      <w:proofErr w:type="gramStart"/>
+      <w:r>
+        <w:rPr>
+          <w:rFonts w:ascii="Times New Roman" w:eastAsia="Times New Roman" w:hAnsi="Times New Roman" w:cs="Times New Roman"/>
+          <w:sz w:val="24"/>
+          <w:szCs w:val="24"/>
+          <w:lang w:eastAsia="en-IN"/>
+        </w:rPr>
+        <w:t>identifiers</w:t>
+      </w:r>
+      <w:proofErr w:type="gramEnd"/>
+    </w:p>
+    <w:p>
+      <w:pPr>
+        <w:spacing w:before="100" w:beforeAutospacing="1" w:after="100" w:afterAutospacing="1" w:line="240" w:lineRule="auto"/>
+        <w:ind w:left="720"/>
+        <w:rPr>
+          <w:rFonts w:ascii="Times New Roman" w:eastAsia="Times New Roman" w:hAnsi="Times New Roman" w:cs="Times New Roman"/>
+          <w:sz w:val="24"/>
+          <w:szCs w:val="24"/>
+          <w:lang w:eastAsia="en-IN"/>
+        </w:rPr>
+      </w:pPr>
+      <w:proofErr w:type="gramStart"/>
+      <w:r>
+        <w:rPr>
+          <w:rFonts w:ascii="Times New Roman" w:eastAsia="Times New Roman" w:hAnsi="Times New Roman" w:cs="Times New Roman"/>
+          <w:sz w:val="24"/>
+          <w:szCs w:val="24"/>
+          <w:lang w:eastAsia="en-IN"/>
+        </w:rPr>
+        <w:t>rules</w:t>
+      </w:r>
+      <w:proofErr w:type="gramEnd"/>
+      <w:r>
+        <w:rPr>
+          <w:rFonts w:ascii="Times New Roman" w:eastAsia="Times New Roman" w:hAnsi="Times New Roman" w:cs="Times New Roman"/>
+          <w:sz w:val="24"/>
+          <w:szCs w:val="24"/>
+          <w:lang w:eastAsia="en-IN"/>
+        </w:rPr>
+        <w:t>:</w:t>
+      </w:r>
+    </w:p>
+    <w:p>
+      <w:pPr>
+        <w:spacing w:before="100" w:beforeAutospacing="1" w:after="100" w:afterAutospacing="1" w:line="240" w:lineRule="auto"/>
+        <w:ind w:left="720"/>
+        <w:rPr>
+          <w:rFonts w:ascii="Times New Roman" w:eastAsia="Times New Roman" w:hAnsi="Times New Roman" w:cs="Times New Roman"/>
+          <w:sz w:val="24"/>
+          <w:szCs w:val="24"/>
+          <w:lang w:eastAsia="en-IN"/>
+        </w:rPr>
+      </w:pPr>
+      <w:r>
+        <w:rPr>
+          <w:rFonts w:ascii="Times New Roman" w:eastAsia="Times New Roman" w:hAnsi="Times New Roman" w:cs="Times New Roman"/>
+          <w:sz w:val="24"/>
+          <w:szCs w:val="24"/>
+          <w:lang w:eastAsia="en-IN"/>
+        </w:rPr>
+        <w:t xml:space="preserve">1) </w:t>
+      </w:r>
+      <w:proofErr w:type="gramStart"/>
+      <w:r>
+        <w:rPr>
+          <w:rFonts w:ascii="Times New Roman" w:eastAsia="Times New Roman" w:hAnsi="Times New Roman" w:cs="Times New Roman"/>
+          <w:sz w:val="24"/>
+          <w:szCs w:val="24"/>
+          <w:lang w:eastAsia="en-IN"/>
+        </w:rPr>
+        <w:t>should</w:t>
+      </w:r>
+      <w:proofErr w:type="gramEnd"/>
+      <w:r>
+        <w:rPr>
+          <w:rFonts w:ascii="Times New Roman" w:eastAsia="Times New Roman" w:hAnsi="Times New Roman" w:cs="Times New Roman"/>
+          <w:sz w:val="24"/>
+          <w:szCs w:val="24"/>
+          <w:lang w:eastAsia="en-IN"/>
+        </w:rPr>
+        <w:t xml:space="preserve"> start with letter not numbers </w:t>
+      </w:r>
+      <w:proofErr w:type="spellStart"/>
+      <w:r>
+        <w:rPr>
+          <w:rFonts w:ascii="Times New Roman" w:eastAsia="Times New Roman" w:hAnsi="Times New Roman" w:cs="Times New Roman"/>
+          <w:sz w:val="24"/>
+          <w:szCs w:val="24"/>
+          <w:lang w:eastAsia="en-IN"/>
+        </w:rPr>
+        <w:t>e.g</w:t>
+      </w:r>
+      <w:proofErr w:type="spellEnd"/>
+      <w:r>
+        <w:rPr>
+          <w:rFonts w:ascii="Times New Roman" w:eastAsia="Times New Roman" w:hAnsi="Times New Roman" w:cs="Times New Roman"/>
+          <w:sz w:val="24"/>
+          <w:szCs w:val="24"/>
+          <w:lang w:eastAsia="en-IN"/>
+        </w:rPr>
+        <w:t xml:space="preserve"> start,Start123,start@</w:t>
+      </w:r>
+    </w:p>
+    <w:p>
+      <w:pPr>
+        <w:spacing w:before="100" w:beforeAutospacing="1" w:after="100" w:afterAutospacing="1" w:line="240" w:lineRule="auto"/>
+        <w:ind w:left="720"/>
+        <w:rPr>
+          <w:rFonts w:ascii="Times New Roman" w:eastAsia="Times New Roman" w:hAnsi="Times New Roman" w:cs="Times New Roman"/>
+          <w:sz w:val="24"/>
+          <w:szCs w:val="24"/>
+          <w:lang w:eastAsia="en-IN"/>
+        </w:rPr>
+      </w:pPr>
+      <w:r>
+        <w:rPr>
+          <w:rFonts w:ascii="Times New Roman" w:eastAsia="Times New Roman" w:hAnsi="Times New Roman" w:cs="Times New Roman"/>
+          <w:sz w:val="24"/>
+          <w:szCs w:val="24"/>
+          <w:lang w:eastAsia="en-IN"/>
+        </w:rPr>
+        <w:t xml:space="preserve">2) </w:t>
+      </w:r>
+      <w:proofErr w:type="gramStart"/>
+      <w:r>
+        <w:rPr>
+          <w:rFonts w:ascii="Times New Roman" w:eastAsia="Times New Roman" w:hAnsi="Times New Roman" w:cs="Times New Roman"/>
+          <w:sz w:val="24"/>
+          <w:szCs w:val="24"/>
+          <w:lang w:eastAsia="en-IN"/>
+        </w:rPr>
+        <w:t>can</w:t>
+      </w:r>
+      <w:proofErr w:type="gramEnd"/>
+      <w:r>
+        <w:rPr>
+          <w:rFonts w:ascii="Times New Roman" w:eastAsia="Times New Roman" w:hAnsi="Times New Roman" w:cs="Times New Roman"/>
+          <w:sz w:val="24"/>
+          <w:szCs w:val="24"/>
+          <w:lang w:eastAsia="en-IN"/>
+        </w:rPr>
+        <w:t xml:space="preserve"> start with underscore not with symbol '_' </w:t>
+      </w:r>
+      <w:proofErr w:type="spellStart"/>
+      <w:r>
+        <w:rPr>
+          <w:rFonts w:ascii="Times New Roman" w:eastAsia="Times New Roman" w:hAnsi="Times New Roman" w:cs="Times New Roman"/>
+          <w:sz w:val="24"/>
+          <w:szCs w:val="24"/>
+          <w:lang w:eastAsia="en-IN"/>
+        </w:rPr>
+        <w:t>e.g</w:t>
+      </w:r>
+      <w:proofErr w:type="spellEnd"/>
+      <w:r>
+        <w:rPr>
+          <w:rFonts w:ascii="Times New Roman" w:eastAsia="Times New Roman" w:hAnsi="Times New Roman" w:cs="Times New Roman"/>
+          <w:sz w:val="24"/>
+          <w:szCs w:val="24"/>
+          <w:lang w:eastAsia="en-IN"/>
+        </w:rPr>
+        <w:t xml:space="preserve"> _</w:t>
+      </w:r>
+      <w:proofErr w:type="spellStart"/>
+      <w:r>
+        <w:rPr>
+          <w:rFonts w:ascii="Times New Roman" w:eastAsia="Times New Roman" w:hAnsi="Times New Roman" w:cs="Times New Roman"/>
+          <w:sz w:val="24"/>
+          <w:szCs w:val="24"/>
+          <w:lang w:eastAsia="en-IN"/>
+        </w:rPr>
+        <w:t>abc</w:t>
+      </w:r>
+      <w:proofErr w:type="spellEnd"/>
+    </w:p>
+    <w:p>
+      <w:pPr>
+        <w:spacing w:before="100" w:beforeAutospacing="1" w:after="100" w:afterAutospacing="1" w:line="240" w:lineRule="auto"/>
+        <w:ind w:left="720"/>
+        <w:rPr>
+          <w:rFonts w:ascii="Times New Roman" w:eastAsia="Times New Roman" w:hAnsi="Times New Roman" w:cs="Times New Roman"/>
+          <w:sz w:val="24"/>
+          <w:szCs w:val="24"/>
+          <w:lang w:eastAsia="en-IN"/>
+        </w:rPr>
+      </w:pPr>
+      <w:r>
+        <w:rPr>
+          <w:rFonts w:ascii="Times New Roman" w:eastAsia="Times New Roman" w:hAnsi="Times New Roman" w:cs="Times New Roman"/>
+          <w:sz w:val="24"/>
+          <w:szCs w:val="24"/>
+          <w:lang w:eastAsia="en-IN"/>
+        </w:rPr>
+        <w:t xml:space="preserve">3) </w:t>
+      </w:r>
+      <w:proofErr w:type="gramStart"/>
+      <w:r>
+        <w:rPr>
+          <w:rFonts w:ascii="Times New Roman" w:eastAsia="Times New Roman" w:hAnsi="Times New Roman" w:cs="Times New Roman"/>
+          <w:sz w:val="24"/>
+          <w:szCs w:val="24"/>
+          <w:lang w:eastAsia="en-IN"/>
+        </w:rPr>
+        <w:t>case</w:t>
+      </w:r>
+      <w:proofErr w:type="gramEnd"/>
+      <w:r>
+        <w:rPr>
+          <w:rFonts w:ascii="Times New Roman" w:eastAsia="Times New Roman" w:hAnsi="Times New Roman" w:cs="Times New Roman"/>
+          <w:sz w:val="24"/>
+          <w:szCs w:val="24"/>
+          <w:lang w:eastAsia="en-IN"/>
+        </w:rPr>
+        <w:t xml:space="preserve"> sensitive </w:t>
+      </w:r>
+      <w:proofErr w:type="spellStart"/>
+      <w:r>
+        <w:rPr>
+          <w:rFonts w:ascii="Times New Roman" w:eastAsia="Times New Roman" w:hAnsi="Times New Roman" w:cs="Times New Roman"/>
+          <w:sz w:val="24"/>
+          <w:szCs w:val="24"/>
+          <w:lang w:eastAsia="en-IN"/>
+        </w:rPr>
+        <w:t>e.g</w:t>
+      </w:r>
+      <w:proofErr w:type="spellEnd"/>
+      <w:r>
+        <w:rPr>
+          <w:rFonts w:ascii="Times New Roman" w:eastAsia="Times New Roman" w:hAnsi="Times New Roman" w:cs="Times New Roman"/>
+          <w:sz w:val="24"/>
+          <w:szCs w:val="24"/>
+          <w:lang w:eastAsia="en-IN"/>
+        </w:rPr>
+        <w:t xml:space="preserve"> </w:t>
+      </w:r>
+      <w:proofErr w:type="spellStart"/>
+      <w:r>
+        <w:rPr>
+          <w:rFonts w:ascii="Times New Roman" w:eastAsia="Times New Roman" w:hAnsi="Times New Roman" w:cs="Times New Roman"/>
+          <w:sz w:val="24"/>
+          <w:szCs w:val="24"/>
+          <w:lang w:eastAsia="en-IN"/>
+        </w:rPr>
+        <w:t>abc</w:t>
+      </w:r>
+      <w:proofErr w:type="spellEnd"/>
+      <w:r>
+        <w:rPr>
+          <w:rFonts w:ascii="Times New Roman" w:eastAsia="Times New Roman" w:hAnsi="Times New Roman" w:cs="Times New Roman"/>
+          <w:sz w:val="24"/>
+          <w:szCs w:val="24"/>
+          <w:lang w:eastAsia="en-IN"/>
+        </w:rPr>
+        <w:t xml:space="preserve"> and ABC are different</w:t>
+      </w:r>
+    </w:p>
+    <w:p>
+      <w:pPr>
+        <w:spacing w:before="100" w:beforeAutospacing="1" w:after="100" w:afterAutospacing="1" w:line="240" w:lineRule="auto"/>
+        <w:ind w:left="720"/>
+        <w:rPr>
+          <w:rFonts w:ascii="Times New Roman" w:eastAsia="Times New Roman" w:hAnsi="Times New Roman" w:cs="Times New Roman"/>
+          <w:sz w:val="24"/>
+          <w:szCs w:val="24"/>
+          <w:lang w:eastAsia="en-IN"/>
+        </w:rPr>
+      </w:pPr>
+      <w:proofErr w:type="gramStart"/>
+      <w:r>
+        <w:rPr>
+          <w:rFonts w:ascii="Times New Roman" w:eastAsia="Times New Roman" w:hAnsi="Times New Roman" w:cs="Times New Roman"/>
+          <w:sz w:val="24"/>
+          <w:szCs w:val="24"/>
+          <w:lang w:eastAsia="en-IN"/>
+        </w:rPr>
+        <w:t>4)keyword</w:t>
+      </w:r>
+      <w:proofErr w:type="gramEnd"/>
+      <w:r>
+        <w:rPr>
+          <w:rFonts w:ascii="Times New Roman" w:eastAsia="Times New Roman" w:hAnsi="Times New Roman" w:cs="Times New Roman"/>
+          <w:sz w:val="24"/>
+          <w:szCs w:val="24"/>
+          <w:lang w:eastAsia="en-IN"/>
+        </w:rPr>
+        <w:t xml:space="preserve"> can't be used as identifiers like let , </w:t>
+      </w:r>
+      <w:proofErr w:type="spellStart"/>
+      <w:r>
+        <w:rPr>
+          <w:rFonts w:ascii="Times New Roman" w:eastAsia="Times New Roman" w:hAnsi="Times New Roman" w:cs="Times New Roman"/>
+          <w:sz w:val="24"/>
+          <w:szCs w:val="24"/>
+          <w:lang w:eastAsia="en-IN"/>
+        </w:rPr>
+        <w:t>var</w:t>
+      </w:r>
+      <w:proofErr w:type="spellEnd"/>
+      <w:r>
+        <w:rPr>
+          <w:rFonts w:ascii="Times New Roman" w:eastAsia="Times New Roman" w:hAnsi="Times New Roman" w:cs="Times New Roman"/>
+          <w:sz w:val="24"/>
+          <w:szCs w:val="24"/>
+          <w:lang w:eastAsia="en-IN"/>
+        </w:rPr>
+        <w:t xml:space="preserve">, </w:t>
+      </w:r>
+      <w:proofErr w:type="spellStart"/>
+      <w:r>
+        <w:rPr>
+          <w:rFonts w:ascii="Times New Roman" w:eastAsia="Times New Roman" w:hAnsi="Times New Roman" w:cs="Times New Roman"/>
+          <w:sz w:val="24"/>
+          <w:szCs w:val="24"/>
+          <w:lang w:eastAsia="en-IN"/>
+        </w:rPr>
+        <w:t>const</w:t>
+      </w:r>
+      <w:proofErr w:type="spellEnd"/>
+      <w:r>
+        <w:rPr>
+          <w:rFonts w:ascii="Times New Roman" w:eastAsia="Times New Roman" w:hAnsi="Times New Roman" w:cs="Times New Roman"/>
+          <w:sz w:val="24"/>
+          <w:szCs w:val="24"/>
+          <w:lang w:eastAsia="en-IN"/>
+        </w:rPr>
+        <w:t xml:space="preserve"> can't be used</w:t>
+      </w:r>
+    </w:p>
+    <w:p>
+      <w:pPr>
+        <w:spacing w:before="100" w:beforeAutospacing="1" w:after="100" w:afterAutospacing="1" w:line="240" w:lineRule="auto"/>
+        <w:ind w:left="720"/>
+        <w:rPr>
+          <w:rFonts w:ascii="Times New Roman" w:eastAsia="Times New Roman" w:hAnsi="Times New Roman" w:cs="Times New Roman"/>
+          <w:sz w:val="24"/>
+          <w:szCs w:val="24"/>
+          <w:lang w:eastAsia="en-IN"/>
+        </w:rPr>
+      </w:pPr>
+    </w:p>
+    <w:p>
+      <w:pPr>
+        <w:spacing w:before="100" w:beforeAutospacing="1" w:after="100" w:afterAutospacing="1" w:line="240" w:lineRule="auto"/>
+        <w:ind w:left="720"/>
+        <w:rPr>
+          <w:rFonts w:ascii="Times New Roman" w:eastAsia="Times New Roman" w:hAnsi="Times New Roman" w:cs="Times New Roman"/>
+          <w:sz w:val="24"/>
+          <w:szCs w:val="24"/>
+          <w:lang w:eastAsia="en-IN"/>
+        </w:rPr>
+      </w:pPr>
     </w:p>
     <w:p>
       <w:pPr>
@@ -811,8 +1663,66 @@
           <w:szCs w:val="24"/>
           <w:lang w:eastAsia="en-IN"/>
         </w:rPr>
-        <w:t>Practice and replicate all the 9 exercises done so far and commit and push the code to your github repository.</w:t>
-      </w:r>
+        <w:t xml:space="preserve">Practice and replicate all the 9 exercises done so far and commit and push the code to your </w:t>
+      </w:r>
+      <w:proofErr w:type="spellStart"/>
+      <w:r>
+        <w:rPr>
+          <w:rFonts w:ascii="Times New Roman" w:eastAsia="Times New Roman" w:hAnsi="Times New Roman" w:cs="Times New Roman"/>
+          <w:sz w:val="24"/>
+          <w:szCs w:val="24"/>
+          <w:lang w:eastAsia="en-IN"/>
+        </w:rPr>
+        <w:t>github</w:t>
+      </w:r>
+      <w:proofErr w:type="spellEnd"/>
+      <w:r>
+        <w:rPr>
+          <w:rFonts w:ascii="Times New Roman" w:eastAsia="Times New Roman" w:hAnsi="Times New Roman" w:cs="Times New Roman"/>
+          <w:sz w:val="24"/>
+          <w:szCs w:val="24"/>
+          <w:lang w:eastAsia="en-IN"/>
+        </w:rPr>
+        <w:t xml:space="preserve"> repository.</w:t>
+      </w:r>
+      <w:r>
+        <w:rPr>
+          <w:rFonts w:ascii="Times New Roman" w:eastAsia="Times New Roman" w:hAnsi="Times New Roman" w:cs="Times New Roman"/>
+          <w:sz w:val="24"/>
+          <w:szCs w:val="24"/>
+          <w:lang w:eastAsia="en-IN"/>
+        </w:rPr>
+        <w:t xml:space="preserve"> </w:t>
+      </w:r>
+      <w:hyperlink r:id="rId13" w:history="1">
+        <w:r>
+          <w:rPr>
+            <w:rStyle w:val="Hyperlink"/>
+            <w:rFonts w:ascii="Times New Roman" w:eastAsia="Times New Roman" w:hAnsi="Times New Roman" w:cs="Times New Roman"/>
+            <w:sz w:val="24"/>
+            <w:szCs w:val="24"/>
+            <w:lang w:eastAsia="en-IN"/>
+          </w:rPr>
+          <w:t>https://github.com/PramodDutta/LearnJSTSPlaywright4x/tree/f6f4161264b43281d0ef6a7ddbebece40b8f9b11/02_chapter_JS_Keywrods_Identifiers</w:t>
+        </w:r>
+      </w:hyperlink>
+    </w:p>
+    <w:p>
+      <w:pPr>
+        <w:pBdr>
+          <w:bottom w:val="single" w:sz="6" w:space="1" w:color="auto"/>
+        </w:pBdr>
+        <w:spacing w:before="100" w:beforeAutospacing="1" w:after="100" w:afterAutospacing="1" w:line="240" w:lineRule="auto"/>
+        <w:ind w:left="360"/>
+        <w:rPr>
+          <w:rFonts w:ascii="Times New Roman" w:eastAsia="Times New Roman" w:hAnsi="Times New Roman" w:cs="Times New Roman"/>
+          <w:sz w:val="24"/>
+          <w:szCs w:val="24"/>
+          <w:lang w:eastAsia="en-IN"/>
+        </w:rPr>
+      </w:pPr>
+      <w:bookmarkStart w:id="0" w:name="_GoBack"/>
+      <w:bookmarkEnd w:id="0"/>
       <w:r>
         <w:rPr>
           <w:rFonts w:ascii="Times New Roman" w:eastAsia="Times New Roman" w:hAnsi="Times New Roman" w:cs="Times New Roman"/>
@@ -831,9 +1741,33 @@
           <w:szCs w:val="24"/>
           <w:lang w:eastAsia="en-IN"/>
         </w:rPr>
-        <w:t xml:space="preserve">Sir Repository : </w:t>
-      </w:r>
-      <w:hyperlink r:id="rId13" w:tgtFrame="_blank" w:history="1">
+        <w:t xml:space="preserve">Sir </w:t>
+      </w:r>
+      <w:proofErr w:type="gramStart"/>
+      <w:r>
+        <w:rPr>
+          <w:rFonts w:ascii="Times New Roman" w:eastAsia="Times New Roman" w:hAnsi="Times New Roman" w:cs="Times New Roman"/>
+          <w:b/>
+          <w:bCs/>
+          <w:sz w:val="24"/>
+          <w:szCs w:val="24"/>
+          <w:lang w:eastAsia="en-IN"/>
+        </w:rPr>
+        <w:t>Repository :</w:t>
+      </w:r>
+      <w:proofErr w:type="gramEnd"/>
+      <w:r>
+        <w:rPr>
+          <w:rFonts w:ascii="Times New Roman" w:eastAsia="Times New Roman" w:hAnsi="Times New Roman" w:cs="Times New Roman"/>
+          <w:b/>
+          <w:bCs/>
+          <w:sz w:val="24"/>
+          <w:szCs w:val="24"/>
+          <w:lang w:eastAsia="en-IN"/>
+        </w:rPr>
+        <w:t xml:space="preserve"> </w:t>
+      </w:r>
+      <w:hyperlink r:id="rId14" w:tgtFrame="_blank" w:history="1">
         <w:r>
           <w:rPr>
             <w:rFonts w:ascii="Times New Roman" w:eastAsia="Times New Roman" w:hAnsi="Times New Roman" w:cs="Times New Roman"/>
@@ -900,9 +1834,10 @@
           <w:szCs w:val="24"/>
           <w:lang w:eastAsia="en-IN"/>
         </w:rPr>
+        <w:lastRenderedPageBreak/>
         <w:t xml:space="preserve">Practice till Exercise </w:t>
       </w:r>
-      <w:hyperlink r:id="rId14" w:tgtFrame="_blank" w:history="1">
+      <w:hyperlink r:id="rId15" w:tgtFrame="_blank" w:history="1">
         <w:r>
           <w:rPr>
             <w:rFonts w:ascii="Times New Roman" w:eastAsia="Times New Roman" w:hAnsi="Times New Roman" w:cs="Times New Roman"/>
@@ -922,7 +1857,27 @@
           <w:szCs w:val="24"/>
           <w:lang w:eastAsia="en-IN"/>
         </w:rPr>
-        <w:t xml:space="preserve"> and push code to your github repository. Paste your repo link in comments below.</w:t>
+        <w:t xml:space="preserve"> and push code to your </w:t>
+      </w:r>
+      <w:proofErr w:type="spellStart"/>
+      <w:r>
+        <w:rPr>
+          <w:rFonts w:ascii="Times New Roman" w:eastAsia="Times New Roman" w:hAnsi="Times New Roman" w:cs="Times New Roman"/>
+          <w:sz w:val="24"/>
+          <w:szCs w:val="24"/>
+          <w:lang w:eastAsia="en-IN"/>
+        </w:rPr>
+        <w:t>github</w:t>
+      </w:r>
+      <w:proofErr w:type="spellEnd"/>
+      <w:r>
+        <w:rPr>
+          <w:rFonts w:ascii="Times New Roman" w:eastAsia="Times New Roman" w:hAnsi="Times New Roman" w:cs="Times New Roman"/>
+          <w:sz w:val="24"/>
+          <w:szCs w:val="24"/>
+          <w:lang w:eastAsia="en-IN"/>
+        </w:rPr>
+        <w:t xml:space="preserve"> repository. Paste your repo link in comments below.</w:t>
       </w:r>
       <w:r>
         <w:rPr>
@@ -944,7 +1899,7 @@
         </w:rPr>
         <w:t xml:space="preserve">Sir’s repo link : </w:t>
       </w:r>
-      <w:hyperlink r:id="rId15" w:tgtFrame="_blank" w:history="1">
+      <w:hyperlink r:id="rId16" w:tgtFrame="_blank" w:history="1">
         <w:r>
           <w:rPr>
             <w:rFonts w:ascii="Times New Roman" w:eastAsia="Times New Roman" w:hAnsi="Times New Roman" w:cs="Times New Roman"/>
@@ -997,6 +1952,7 @@
           <w:lang w:eastAsia="en-IN"/>
         </w:rPr>
       </w:pPr>
+      <w:proofErr w:type="gramStart"/>
       <w:r>
         <w:rPr>
           <w:rFonts w:ascii="Times New Roman" w:eastAsia="Times New Roman" w:hAnsi="Times New Roman" w:cs="Times New Roman"/>
@@ -1008,6 +1964,7 @@
         </w:rPr>
         <w:t>URL :</w:t>
       </w:r>
+      <w:proofErr w:type="gramEnd"/>
       <w:r>
         <w:rPr>
           <w:rFonts w:ascii="Times New Roman" w:eastAsia="Times New Roman" w:hAnsi="Times New Roman" w:cs="Times New Roman"/>
@@ -1017,7 +1974,7 @@
         </w:rPr>
         <w:t xml:space="preserve"> </w:t>
       </w:r>
-      <w:hyperlink r:id="rId16" w:tgtFrame="_blank" w:history="1">
+      <w:hyperlink r:id="rId17" w:tgtFrame="_blank" w:history="1">
         <w:r>
           <w:rPr>
             <w:rFonts w:ascii="Times New Roman" w:eastAsia="Times New Roman" w:hAnsi="Times New Roman" w:cs="Times New Roman"/>
@@ -1093,8 +2050,13 @@
           <w:numId w:val="6"/>
         </w:numPr>
       </w:pPr>
-      <w:r>
-        <w:t>parameter, temperature.....</w:t>
+      <w:proofErr w:type="gramStart"/>
+      <w:r>
+        <w:t>parameter</w:t>
+      </w:r>
+      <w:proofErr w:type="gramEnd"/>
+      <w:r>
+        <w:t>, temperature.....</w:t>
       </w:r>
     </w:p>
     <w:p>
@@ -1118,8 +2080,13 @@
         </w:numPr>
       </w:pPr>
       <w:r>
-        <w:t>Token, RAG, Agentic AI, Bias, Embedding,, Fine Tune, Hallcination</w:t>
-      </w:r>
+        <w:t xml:space="preserve">Token, RAG, Agentic AI, Bias, Embedding,, Fine Tune, </w:t>
+      </w:r>
+      <w:proofErr w:type="spellStart"/>
+      <w:r>
+        <w:t>Hallcination</w:t>
+      </w:r>
+      <w:proofErr w:type="spellEnd"/>
     </w:p>
     <w:p>
       <w:pPr>
@@ -1141,8 +2108,13 @@
           <w:numId w:val="6"/>
         </w:numPr>
       </w:pPr>
-      <w:r>
-        <w:t>LangChain, Skills, Neural Network which can learn, Agents</w:t>
+      <w:proofErr w:type="spellStart"/>
+      <w:r>
+        <w:t>LangChain</w:t>
+      </w:r>
+      <w:proofErr w:type="spellEnd"/>
+      <w:r>
+        <w:t>, Skills, Neural Network which can learn, Agents</w:t>
       </w:r>
     </w:p>
     <w:p>
@@ -1154,7 +2126,15 @@
         </w:numPr>
       </w:pPr>
       <w:r>
-        <w:t>Weights, chatbot, Attention Number, RAG, Harness</w:t>
+        <w:t xml:space="preserve">Weights, </w:t>
+      </w:r>
+      <w:proofErr w:type="spellStart"/>
+      <w:r>
+        <w:t>chatbot</w:t>
+      </w:r>
+      <w:proofErr w:type="spellEnd"/>
+      <w:r>
+        <w:t>, Attention Number, RAG, Harness</w:t>
       </w:r>
     </w:p>
     <w:p>
@@ -1166,7 +2146,31 @@
         </w:numPr>
       </w:pPr>
       <w:r>
-        <w:t>Prompt Injection, GuardRails, Parding, Evals, Chunks</w:t>
+        <w:t xml:space="preserve">Prompt Injection, </w:t>
+      </w:r>
+      <w:proofErr w:type="spellStart"/>
+      <w:r>
+        <w:t>GuardRails</w:t>
+      </w:r>
+      <w:proofErr w:type="spellEnd"/>
+      <w:r>
+        <w:t xml:space="preserve">, </w:t>
+      </w:r>
+      <w:proofErr w:type="spellStart"/>
+      <w:r>
+        <w:t>Parding</w:t>
+      </w:r>
+      <w:proofErr w:type="spellEnd"/>
+      <w:r>
+        <w:t xml:space="preserve">, </w:t>
+      </w:r>
+      <w:proofErr w:type="spellStart"/>
+      <w:r>
+        <w:t>Evals</w:t>
+      </w:r>
+      <w:proofErr w:type="spellEnd"/>
+      <w:r>
+        <w:t>, Chunks</w:t>
       </w:r>
     </w:p>
     <w:p>
@@ -1177,9 +2181,19 @@
           <w:numId w:val="6"/>
         </w:numPr>
       </w:pPr>
-      <w:r>
-        <w:t>Grounth Truth, ....</w:t>
-      </w:r>
+      <w:proofErr w:type="spellStart"/>
+      <w:r>
+        <w:t>Grounth</w:t>
+      </w:r>
+      <w:proofErr w:type="spellEnd"/>
+      <w:r>
+        <w:t xml:space="preserve"> Truth</w:t>
+      </w:r>
+      <w:proofErr w:type="gramStart"/>
+      <w:r>
+        <w:t>, ....</w:t>
+      </w:r>
+      <w:proofErr w:type="gramEnd"/>
     </w:p>
     <w:p>
       <w:pPr>
@@ -1220,7 +2234,6 @@
         <w:rPr>
           <w:noProof/>
         </w:rPr>
-        <w:lastRenderedPageBreak/>
         <w:drawing>
           <wp:inline distT="0" distB="0" distL="0" distR="0" wp14:anchorId="4974127E" wp14:editId="4107D9BC">
             <wp:extent cx="5731510" cy="3461385"/>
@@ -1237,7 +2250,7 @@
                     <pic:cNvPicPr/>
                   </pic:nvPicPr>
                   <pic:blipFill>
-                    <a:blip r:embed="rId17"/>
+                    <a:blip r:embed="rId18"/>
                     <a:stretch>
                       <a:fillRect/>
                     </a:stretch>
@@ -1266,12 +2279,26 @@
         </w:pBdr>
         <w:ind w:left="720"/>
       </w:pPr>
-      <w:hyperlink r:id="rId18" w:history="1">
+      <w:hyperlink r:id="rId19" w:history="1">
         <w:r>
           <w:rPr>
             <w:rStyle w:val="Hyperlink"/>
           </w:rPr>
-          <w:t>Prompt Engineering for QA: Five Principles, the RICE-POT Framework and Pushing to GitHub | The Testing Academy</w:t>
+          <w:t xml:space="preserve">Prompt Engineering for QA: Five Principles, the RICE-POT Framework and Pushing to GitHub | </w:t>
+        </w:r>
+        <w:proofErr w:type="gramStart"/>
+        <w:r>
+          <w:rPr>
+            <w:rStyle w:val="Hyperlink"/>
+          </w:rPr>
+          <w:t>The</w:t>
+        </w:r>
+        <w:proofErr w:type="gramEnd"/>
+        <w:r>
+          <w:rPr>
+            <w:rStyle w:val="Hyperlink"/>
+          </w:rPr>
+          <w:t xml:space="preserve"> Testing Academy</w:t>
         </w:r>
       </w:hyperlink>
     </w:p>
@@ -1283,6 +2310,7 @@
         <w:rPr>
           <w:noProof/>
         </w:rPr>
+        <w:lastRenderedPageBreak/>
         <w:drawing>
           <wp:inline distT="0" distB="0" distL="0" distR="0">
             <wp:extent cx="5731510" cy="3841805"/>
@@ -1301,7 +2329,7 @@
                     </pic:cNvPicPr>
                   </pic:nvPicPr>
                   <pic:blipFill>
-                    <a:blip r:embed="rId19">
+                    <a:blip r:embed="rId20">
                       <a:extLst>
                         <a:ext uri="{28A0092B-C50C-407E-A947-70E740481C1C}">
                           <a14:useLocalDpi xmlns:a14="http://schemas.microsoft.com/office/drawing/2010/main" val="0"/>
@@ -1353,8 +2381,47 @@
           <w:szCs w:val="24"/>
           <w:lang w:eastAsia="en-IN"/>
         </w:rPr>
-        <w:lastRenderedPageBreak/>
-        <w:t xml:space="preserve">Create TestPlan 04_RICE_POT_Generic_QA_Template.md, We want to create a test plan by using this port generic template. I want you to ask me the question related to it and then we will create a proper test plan for it. </w:t>
+        <w:t xml:space="preserve">Create </w:t>
+      </w:r>
+      <w:proofErr w:type="spellStart"/>
+      <w:r>
+        <w:rPr>
+          <w:rFonts w:ascii="Times New Roman" w:eastAsia="Times New Roman" w:hAnsi="Times New Roman" w:cs="Times New Roman"/>
+          <w:sz w:val="24"/>
+          <w:szCs w:val="24"/>
+          <w:lang w:eastAsia="en-IN"/>
+        </w:rPr>
+        <w:t>TestPlan</w:t>
+      </w:r>
+      <w:proofErr w:type="spellEnd"/>
+      <w:r>
+        <w:rPr>
+          <w:rFonts w:ascii="Times New Roman" w:eastAsia="Times New Roman" w:hAnsi="Times New Roman" w:cs="Times New Roman"/>
+          <w:sz w:val="24"/>
+          <w:szCs w:val="24"/>
+          <w:lang w:eastAsia="en-IN"/>
+        </w:rPr>
+        <w:t xml:space="preserve"> 04_RICE_POT_Generic_QA_Template.md, </w:t>
+      </w:r>
+      <w:proofErr w:type="gramStart"/>
+      <w:r>
+        <w:rPr>
+          <w:rFonts w:ascii="Times New Roman" w:eastAsia="Times New Roman" w:hAnsi="Times New Roman" w:cs="Times New Roman"/>
+          <w:sz w:val="24"/>
+          <w:szCs w:val="24"/>
+          <w:lang w:eastAsia="en-IN"/>
+        </w:rPr>
+        <w:t>We</w:t>
+      </w:r>
+      <w:proofErr w:type="gramEnd"/>
+      <w:r>
+        <w:rPr>
+          <w:rFonts w:ascii="Times New Roman" w:eastAsia="Times New Roman" w:hAnsi="Times New Roman" w:cs="Times New Roman"/>
+          <w:sz w:val="24"/>
+          <w:szCs w:val="24"/>
+          <w:lang w:eastAsia="en-IN"/>
+        </w:rPr>
+        <w:t xml:space="preserve"> want to create a test plan by using this port generic template. I want you to ask me the question related to it and then we will create a proper test plan for it. </w:t>
       </w:r>
     </w:p>
     <w:p>
@@ -1365,7 +2432,7 @@
         </w:pBdr>
         <w:ind w:left="720"/>
       </w:pPr>
-      <w:hyperlink r:id="rId20" w:tgtFrame="_blank" w:history="1">
+      <w:hyperlink r:id="rId21" w:tgtFrame="_blank" w:history="1">
         <w:r>
           <w:rPr>
             <w:rStyle w:val="Hyperlink"/>
@@ -1377,7 +2444,21 @@
           <w:rPr>
             <w:rStyle w:val="Hyperlink"/>
           </w:rPr>
-          <w:t>learnprompting.org/courses/chatgpt-for-everyone</w:t>
+          <w:t>learnprompting.org/courses/</w:t>
+        </w:r>
+        <w:proofErr w:type="spellStart"/>
+        <w:r>
+          <w:rPr>
+            <w:rStyle w:val="Hyperlink"/>
+          </w:rPr>
+          <w:t>chatgpt</w:t>
+        </w:r>
+        <w:proofErr w:type="spellEnd"/>
+        <w:r>
+          <w:rPr>
+            <w:rStyle w:val="Hyperlink"/>
+          </w:rPr>
+          <w:t>-for-everyone</w:t>
         </w:r>
       </w:hyperlink>
     </w:p>
@@ -1425,7 +2506,7 @@
                     <pic:cNvPicPr/>
                   </pic:nvPicPr>
                   <pic:blipFill>
-                    <a:blip r:embed="rId21"/>
+                    <a:blip r:embed="rId22"/>
                     <a:stretch>
                       <a:fillRect/>
                     </a:stretch>
@@ -1473,6 +2554,7 @@
           <w:sz w:val="36"/>
           <w:szCs w:val="36"/>
         </w:rPr>
+        <w:lastRenderedPageBreak/>
         <w:t>[Task -9 Oct] Practice 25 exercises and fill learning log/attendance</w:t>
       </w:r>
     </w:p>
@@ -1487,7 +2569,7 @@
       <w:r>
         <w:t xml:space="preserve">Practice till Exercise </w:t>
       </w:r>
-      <w:hyperlink r:id="rId22" w:tgtFrame="_blank" w:history="1">
+      <w:hyperlink r:id="rId23" w:tgtFrame="_blank" w:history="1">
         <w:r>
           <w:rPr>
             <w:rStyle w:val="Hyperlink"/>
@@ -1496,7 +2578,15 @@
         </w:r>
       </w:hyperlink>
       <w:r>
-        <w:t xml:space="preserve"> and push code to your github repository. Paste your repo link in comments below.</w:t>
+        <w:t xml:space="preserve"> and push code to your </w:t>
+      </w:r>
+      <w:proofErr w:type="spellStart"/>
+      <w:r>
+        <w:t>github</w:t>
+      </w:r>
+      <w:proofErr w:type="spellEnd"/>
+      <w:r>
+        <w:t xml:space="preserve"> repository. Paste your repo link in comments below.</w:t>
       </w:r>
       <w:r>
         <w:br/>
@@ -1507,7 +2597,7 @@
         </w:rPr>
         <w:t xml:space="preserve">Sir’s repo link : </w:t>
       </w:r>
-      <w:hyperlink r:id="rId23" w:tgtFrame="_blank" w:history="1">
+      <w:hyperlink r:id="rId24" w:tgtFrame="_blank" w:history="1">
         <w:r>
           <w:rPr>
             <w:rStyle w:val="Strong"/>
@@ -1534,16 +2624,18 @@
       <w:pPr>
         <w:pStyle w:val="NormalWeb"/>
       </w:pPr>
+      <w:proofErr w:type="gramStart"/>
       <w:r>
         <w:rPr>
           <w:rStyle w:val="Strong"/>
         </w:rPr>
         <w:t>URL :</w:t>
       </w:r>
+      <w:proofErr w:type="gramEnd"/>
       <w:r>
         <w:t xml:space="preserve"> </w:t>
       </w:r>
-      <w:hyperlink r:id="rId24" w:tgtFrame="_blank" w:history="1">
+      <w:hyperlink r:id="rId25" w:tgtFrame="_blank" w:history="1">
         <w:r>
           <w:rPr>
             <w:rStyle w:val="Hyperlink"/>
@@ -1623,6 +2715,7 @@
           <w:lang w:eastAsia="en-IN"/>
         </w:rPr>
       </w:pPr>
+      <w:proofErr w:type="gramStart"/>
       <w:r>
         <w:rPr>
           <w:rFonts w:ascii="Times New Roman" w:eastAsia="Times New Roman" w:hAnsi="Symbol" w:cs="Times New Roman"/>
@@ -1650,7 +2743,19 @@
           <w:szCs w:val="24"/>
           <w:lang w:eastAsia="en-IN"/>
         </w:rPr>
-        <w:t>What is the output of the following expressions. Answer in the comments below.</w:t>
+        <w:t>What</w:t>
+      </w:r>
+      <w:proofErr w:type="gramEnd"/>
+      <w:r>
+        <w:rPr>
+          <w:rFonts w:ascii="Times New Roman" w:eastAsia="Times New Roman" w:hAnsi="Times New Roman" w:cs="Times New Roman"/>
+          <w:b/>
+          <w:bCs/>
+          <w:sz w:val="24"/>
+          <w:szCs w:val="24"/>
+          <w:lang w:eastAsia="en-IN"/>
+        </w:rPr>
+        <w:t xml:space="preserve"> is the output of the following expressions. Answer in the comments below.</w:t>
       </w:r>
       <w:r>
         <w:rPr>
@@ -1670,7 +2775,26 @@
           <w:lang w:eastAsia="en-IN"/>
         </w:rPr>
         <w:br/>
-        <w:t>let a = 100;</w:t>
+      </w:r>
+      <w:proofErr w:type="gramStart"/>
+      <w:r>
+        <w:rPr>
+          <w:rFonts w:ascii="Times New Roman" w:eastAsia="Times New Roman" w:hAnsi="Times New Roman" w:cs="Times New Roman"/>
+          <w:sz w:val="24"/>
+          <w:szCs w:val="24"/>
+          <w:lang w:eastAsia="en-IN"/>
+        </w:rPr>
+        <w:t>let</w:t>
+      </w:r>
+      <w:proofErr w:type="gramEnd"/>
+      <w:r>
+        <w:rPr>
+          <w:rFonts w:ascii="Times New Roman" w:eastAsia="Times New Roman" w:hAnsi="Times New Roman" w:cs="Times New Roman"/>
+          <w:sz w:val="24"/>
+          <w:szCs w:val="24"/>
+          <w:lang w:eastAsia="en-IN"/>
+        </w:rPr>
+        <w:t xml:space="preserve"> a = 100;</w:t>
       </w:r>
     </w:p>
     <w:p>
@@ -1683,15 +2807,25 @@
           <w:lang w:eastAsia="en-IN"/>
         </w:rPr>
       </w:pPr>
-      <w:r>
-        <w:rPr>
-          <w:rFonts w:ascii="Times New Roman" w:eastAsia="Times New Roman" w:hAnsi="Times New Roman" w:cs="Times New Roman"/>
-          <w:sz w:val="24"/>
-          <w:szCs w:val="24"/>
-          <w:lang w:eastAsia="en-IN"/>
-        </w:rPr>
-        <w:lastRenderedPageBreak/>
-        <w:t>console.log(a++ + ++a +a++ + ++a);</w:t>
+      <w:proofErr w:type="gramStart"/>
+      <w:r>
+        <w:rPr>
+          <w:rFonts w:ascii="Times New Roman" w:eastAsia="Times New Roman" w:hAnsi="Times New Roman" w:cs="Times New Roman"/>
+          <w:sz w:val="24"/>
+          <w:szCs w:val="24"/>
+          <w:lang w:eastAsia="en-IN"/>
+        </w:rPr>
+        <w:t>console.log(</w:t>
+      </w:r>
+      <w:proofErr w:type="gramEnd"/>
+      <w:r>
+        <w:rPr>
+          <w:rFonts w:ascii="Times New Roman" w:eastAsia="Times New Roman" w:hAnsi="Times New Roman" w:cs="Times New Roman"/>
+          <w:sz w:val="24"/>
+          <w:szCs w:val="24"/>
+          <w:lang w:eastAsia="en-IN"/>
+        </w:rPr>
+        <w:t>a++ + ++a +a++ + ++a);</w:t>
       </w:r>
     </w:p>
     <w:p>
@@ -1704,14 +2838,25 @@
           <w:lang w:eastAsia="en-IN"/>
         </w:rPr>
       </w:pPr>
-      <w:r>
-        <w:rPr>
-          <w:rFonts w:ascii="Times New Roman" w:eastAsia="Times New Roman" w:hAnsi="Times New Roman" w:cs="Times New Roman"/>
-          <w:sz w:val="24"/>
-          <w:szCs w:val="24"/>
-          <w:lang w:eastAsia="en-IN"/>
-        </w:rPr>
-        <w:t>console.log(a);</w:t>
+      <w:proofErr w:type="gramStart"/>
+      <w:r>
+        <w:rPr>
+          <w:rFonts w:ascii="Times New Roman" w:eastAsia="Times New Roman" w:hAnsi="Times New Roman" w:cs="Times New Roman"/>
+          <w:sz w:val="24"/>
+          <w:szCs w:val="24"/>
+          <w:lang w:eastAsia="en-IN"/>
+        </w:rPr>
+        <w:t>console.log(</w:t>
+      </w:r>
+      <w:proofErr w:type="gramEnd"/>
+      <w:r>
+        <w:rPr>
+          <w:rFonts w:ascii="Times New Roman" w:eastAsia="Times New Roman" w:hAnsi="Times New Roman" w:cs="Times New Roman"/>
+          <w:sz w:val="24"/>
+          <w:szCs w:val="24"/>
+          <w:lang w:eastAsia="en-IN"/>
+        </w:rPr>
+        <w:t>a);</w:t>
       </w:r>
       <w:r>
         <w:rPr>
@@ -1740,7 +2885,26 @@
           <w:lang w:eastAsia="en-IN"/>
         </w:rPr>
         <w:br/>
-        <w:t>let a = 37;</w:t>
+      </w:r>
+      <w:proofErr w:type="gramStart"/>
+      <w:r>
+        <w:rPr>
+          <w:rFonts w:ascii="Times New Roman" w:eastAsia="Times New Roman" w:hAnsi="Times New Roman" w:cs="Times New Roman"/>
+          <w:sz w:val="24"/>
+          <w:szCs w:val="24"/>
+          <w:lang w:eastAsia="en-IN"/>
+        </w:rPr>
+        <w:t>let</w:t>
+      </w:r>
+      <w:proofErr w:type="gramEnd"/>
+      <w:r>
+        <w:rPr>
+          <w:rFonts w:ascii="Times New Roman" w:eastAsia="Times New Roman" w:hAnsi="Times New Roman" w:cs="Times New Roman"/>
+          <w:sz w:val="24"/>
+          <w:szCs w:val="24"/>
+          <w:lang w:eastAsia="en-IN"/>
+        </w:rPr>
+        <w:t xml:space="preserve"> a = 37;</w:t>
       </w:r>
     </w:p>
     <w:p>
@@ -1753,14 +2917,25 @@
           <w:lang w:eastAsia="en-IN"/>
         </w:rPr>
       </w:pPr>
-      <w:r>
-        <w:rPr>
-          <w:rFonts w:ascii="Times New Roman" w:eastAsia="Times New Roman" w:hAnsi="Times New Roman" w:cs="Times New Roman"/>
-          <w:sz w:val="24"/>
-          <w:szCs w:val="24"/>
-          <w:lang w:eastAsia="en-IN"/>
-        </w:rPr>
-        <w:t>console.log(—a + a—);</w:t>
+      <w:proofErr w:type="gramStart"/>
+      <w:r>
+        <w:rPr>
+          <w:rFonts w:ascii="Times New Roman" w:eastAsia="Times New Roman" w:hAnsi="Times New Roman" w:cs="Times New Roman"/>
+          <w:sz w:val="24"/>
+          <w:szCs w:val="24"/>
+          <w:lang w:eastAsia="en-IN"/>
+        </w:rPr>
+        <w:t>console.log(</w:t>
+      </w:r>
+      <w:proofErr w:type="gramEnd"/>
+      <w:r>
+        <w:rPr>
+          <w:rFonts w:ascii="Times New Roman" w:eastAsia="Times New Roman" w:hAnsi="Times New Roman" w:cs="Times New Roman"/>
+          <w:sz w:val="24"/>
+          <w:szCs w:val="24"/>
+          <w:lang w:eastAsia="en-IN"/>
+        </w:rPr>
+        <w:t>—a + a—);</w:t>
       </w:r>
     </w:p>
     <w:p>
@@ -1773,14 +2948,25 @@
           <w:lang w:eastAsia="en-IN"/>
         </w:rPr>
       </w:pPr>
-      <w:r>
-        <w:rPr>
-          <w:rFonts w:ascii="Times New Roman" w:eastAsia="Times New Roman" w:hAnsi="Times New Roman" w:cs="Times New Roman"/>
-          <w:sz w:val="24"/>
-          <w:szCs w:val="24"/>
-          <w:lang w:eastAsia="en-IN"/>
-        </w:rPr>
-        <w:t>console.log(a);</w:t>
+      <w:proofErr w:type="gramStart"/>
+      <w:r>
+        <w:rPr>
+          <w:rFonts w:ascii="Times New Roman" w:eastAsia="Times New Roman" w:hAnsi="Times New Roman" w:cs="Times New Roman"/>
+          <w:sz w:val="24"/>
+          <w:szCs w:val="24"/>
+          <w:lang w:eastAsia="en-IN"/>
+        </w:rPr>
+        <w:t>console.log(</w:t>
+      </w:r>
+      <w:proofErr w:type="gramEnd"/>
+      <w:r>
+        <w:rPr>
+          <w:rFonts w:ascii="Times New Roman" w:eastAsia="Times New Roman" w:hAnsi="Times New Roman" w:cs="Times New Roman"/>
+          <w:sz w:val="24"/>
+          <w:szCs w:val="24"/>
+          <w:lang w:eastAsia="en-IN"/>
+        </w:rPr>
+        <w:t>a);</w:t>
       </w:r>
       <w:r>
         <w:rPr>
@@ -1809,7 +2995,26 @@
           <w:lang w:eastAsia="en-IN"/>
         </w:rPr>
         <w:br/>
-        <w:t xml:space="preserve">let a = 5; </w:t>
+      </w:r>
+      <w:proofErr w:type="gramStart"/>
+      <w:r>
+        <w:rPr>
+          <w:rFonts w:ascii="Times New Roman" w:eastAsia="Times New Roman" w:hAnsi="Times New Roman" w:cs="Times New Roman"/>
+          <w:sz w:val="24"/>
+          <w:szCs w:val="24"/>
+          <w:lang w:eastAsia="en-IN"/>
+        </w:rPr>
+        <w:t>let</w:t>
+      </w:r>
+      <w:proofErr w:type="gramEnd"/>
+      <w:r>
+        <w:rPr>
+          <w:rFonts w:ascii="Times New Roman" w:eastAsia="Times New Roman" w:hAnsi="Times New Roman" w:cs="Times New Roman"/>
+          <w:sz w:val="24"/>
+          <w:szCs w:val="24"/>
+          <w:lang w:eastAsia="en-IN"/>
+        </w:rPr>
+        <w:t xml:space="preserve"> a = 5; </w:t>
       </w:r>
       <w:r>
         <w:rPr>
@@ -1858,7 +3063,46 @@
           <w:lang w:eastAsia="en-IN"/>
         </w:rPr>
         <w:br/>
-        <w:t xml:space="preserve">let i = 1; </w:t>
+      </w:r>
+      <w:proofErr w:type="gramStart"/>
+      <w:r>
+        <w:rPr>
+          <w:rFonts w:ascii="Times New Roman" w:eastAsia="Times New Roman" w:hAnsi="Times New Roman" w:cs="Times New Roman"/>
+          <w:sz w:val="24"/>
+          <w:szCs w:val="24"/>
+          <w:lang w:eastAsia="en-IN"/>
+        </w:rPr>
+        <w:t>let</w:t>
+      </w:r>
+      <w:proofErr w:type="gramEnd"/>
+      <w:r>
+        <w:rPr>
+          <w:rFonts w:ascii="Times New Roman" w:eastAsia="Times New Roman" w:hAnsi="Times New Roman" w:cs="Times New Roman"/>
+          <w:sz w:val="24"/>
+          <w:szCs w:val="24"/>
+          <w:lang w:eastAsia="en-IN"/>
+        </w:rPr>
+        <w:t xml:space="preserve"> </w:t>
+      </w:r>
+      <w:proofErr w:type="spellStart"/>
+      <w:r>
+        <w:rPr>
+          <w:rFonts w:ascii="Times New Roman" w:eastAsia="Times New Roman" w:hAnsi="Times New Roman" w:cs="Times New Roman"/>
+          <w:sz w:val="24"/>
+          <w:szCs w:val="24"/>
+          <w:lang w:eastAsia="en-IN"/>
+        </w:rPr>
+        <w:t>i</w:t>
+      </w:r>
+      <w:proofErr w:type="spellEnd"/>
+      <w:r>
+        <w:rPr>
+          <w:rFonts w:ascii="Times New Roman" w:eastAsia="Times New Roman" w:hAnsi="Times New Roman" w:cs="Times New Roman"/>
+          <w:sz w:val="24"/>
+          <w:szCs w:val="24"/>
+          <w:lang w:eastAsia="en-IN"/>
+        </w:rPr>
+        <w:t xml:space="preserve"> = 1; </w:t>
       </w:r>
     </w:p>
     <w:p>
@@ -1871,14 +3115,105 @@
           <w:lang w:eastAsia="en-IN"/>
         </w:rPr>
       </w:pPr>
-      <w:r>
-        <w:rPr>
-          <w:rFonts w:ascii="Times New Roman" w:eastAsia="Times New Roman" w:hAnsi="Times New Roman" w:cs="Times New Roman"/>
-          <w:sz w:val="24"/>
-          <w:szCs w:val="24"/>
-          <w:lang w:eastAsia="en-IN"/>
-        </w:rPr>
-        <w:t xml:space="preserve">let r = i++ &gt; 1 ? i++ : ++i; </w:t>
+      <w:proofErr w:type="gramStart"/>
+      <w:r>
+        <w:rPr>
+          <w:rFonts w:ascii="Times New Roman" w:eastAsia="Times New Roman" w:hAnsi="Times New Roman" w:cs="Times New Roman"/>
+          <w:sz w:val="24"/>
+          <w:szCs w:val="24"/>
+          <w:lang w:eastAsia="en-IN"/>
+        </w:rPr>
+        <w:t>let</w:t>
+      </w:r>
+      <w:proofErr w:type="gramEnd"/>
+      <w:r>
+        <w:rPr>
+          <w:rFonts w:ascii="Times New Roman" w:eastAsia="Times New Roman" w:hAnsi="Times New Roman" w:cs="Times New Roman"/>
+          <w:sz w:val="24"/>
+          <w:szCs w:val="24"/>
+          <w:lang w:eastAsia="en-IN"/>
+        </w:rPr>
+        <w:t xml:space="preserve"> r = </w:t>
+      </w:r>
+      <w:proofErr w:type="spellStart"/>
+      <w:r>
+        <w:rPr>
+          <w:rFonts w:ascii="Times New Roman" w:eastAsia="Times New Roman" w:hAnsi="Times New Roman" w:cs="Times New Roman"/>
+          <w:sz w:val="24"/>
+          <w:szCs w:val="24"/>
+          <w:lang w:eastAsia="en-IN"/>
+        </w:rPr>
+        <w:t>i</w:t>
+      </w:r>
+      <w:proofErr w:type="spellEnd"/>
+      <w:r>
+        <w:rPr>
+          <w:rFonts w:ascii="Times New Roman" w:eastAsia="Times New Roman" w:hAnsi="Times New Roman" w:cs="Times New Roman"/>
+          <w:sz w:val="24"/>
+          <w:szCs w:val="24"/>
+          <w:lang w:eastAsia="en-IN"/>
+        </w:rPr>
+        <w:t xml:space="preserve">++ &gt; 1 ? </w:t>
+      </w:r>
+      <w:proofErr w:type="spellStart"/>
+      <w:r>
+        <w:rPr>
+          <w:rFonts w:ascii="Times New Roman" w:eastAsia="Times New Roman" w:hAnsi="Times New Roman" w:cs="Times New Roman"/>
+          <w:sz w:val="24"/>
+          <w:szCs w:val="24"/>
+          <w:lang w:eastAsia="en-IN"/>
+        </w:rPr>
+        <w:t>i</w:t>
+      </w:r>
+      <w:proofErr w:type="spellEnd"/>
+      <w:r>
+        <w:rPr>
+          <w:rFonts w:ascii="Times New Roman" w:eastAsia="Times New Roman" w:hAnsi="Times New Roman" w:cs="Times New Roman"/>
+          <w:sz w:val="24"/>
+          <w:szCs w:val="24"/>
+          <w:lang w:eastAsia="en-IN"/>
+        </w:rPr>
+        <w:t>+</w:t>
+      </w:r>
+      <w:proofErr w:type="gramStart"/>
+      <w:r>
+        <w:rPr>
+          <w:rFonts w:ascii="Times New Roman" w:eastAsia="Times New Roman" w:hAnsi="Times New Roman" w:cs="Times New Roman"/>
+          <w:sz w:val="24"/>
+          <w:szCs w:val="24"/>
+          <w:lang w:eastAsia="en-IN"/>
+        </w:rPr>
+        <w:t>+ :</w:t>
+      </w:r>
+      <w:proofErr w:type="gramEnd"/>
+      <w:r>
+        <w:rPr>
+          <w:rFonts w:ascii="Times New Roman" w:eastAsia="Times New Roman" w:hAnsi="Times New Roman" w:cs="Times New Roman"/>
+          <w:sz w:val="24"/>
+          <w:szCs w:val="24"/>
+          <w:lang w:eastAsia="en-IN"/>
+        </w:rPr>
+        <w:t xml:space="preserve"> ++</w:t>
+      </w:r>
+      <w:proofErr w:type="spellStart"/>
+      <w:r>
+        <w:rPr>
+          <w:rFonts w:ascii="Times New Roman" w:eastAsia="Times New Roman" w:hAnsi="Times New Roman" w:cs="Times New Roman"/>
+          <w:sz w:val="24"/>
+          <w:szCs w:val="24"/>
+          <w:lang w:eastAsia="en-IN"/>
+        </w:rPr>
+        <w:t>i</w:t>
+      </w:r>
+      <w:proofErr w:type="spellEnd"/>
+      <w:r>
+        <w:rPr>
+          <w:rFonts w:ascii="Times New Roman" w:eastAsia="Times New Roman" w:hAnsi="Times New Roman" w:cs="Times New Roman"/>
+          <w:sz w:val="24"/>
+          <w:szCs w:val="24"/>
+          <w:lang w:eastAsia="en-IN"/>
+        </w:rPr>
+        <w:t xml:space="preserve">; </w:t>
       </w:r>
       <w:r>
         <w:rPr>
@@ -1888,7 +3223,27 @@
           <w:lang w:eastAsia="en-IN"/>
         </w:rPr>
         <w:br/>
-        <w:t>console.log(r, i);</w:t>
+        <w:t xml:space="preserve">console.log(r, </w:t>
+      </w:r>
+      <w:proofErr w:type="spellStart"/>
+      <w:r>
+        <w:rPr>
+          <w:rFonts w:ascii="Times New Roman" w:eastAsia="Times New Roman" w:hAnsi="Times New Roman" w:cs="Times New Roman"/>
+          <w:sz w:val="24"/>
+          <w:szCs w:val="24"/>
+          <w:lang w:eastAsia="en-IN"/>
+        </w:rPr>
+        <w:t>i</w:t>
+      </w:r>
+      <w:proofErr w:type="spellEnd"/>
+      <w:r>
+        <w:rPr>
+          <w:rFonts w:ascii="Times New Roman" w:eastAsia="Times New Roman" w:hAnsi="Times New Roman" w:cs="Times New Roman"/>
+          <w:sz w:val="24"/>
+          <w:szCs w:val="24"/>
+          <w:lang w:eastAsia="en-IN"/>
+        </w:rPr>
+        <w:t>);</w:t>
       </w:r>
     </w:p>
     <w:p>
@@ -1898,6 +3253,7 @@
           <w:rStyle w:val="Strong"/>
         </w:rPr>
       </w:pPr>
+      <w:proofErr w:type="gramStart"/>
       <w:r>
         <w:rPr>
           <w:rFonts w:ascii="Times New Roman" w:eastAsia="Times New Roman" w:hAnsi="Times New Roman" w:cs="Times New Roman"/>
@@ -1914,6 +3270,7 @@
         </w:rPr>
         <w:t>Add</w:t>
       </w:r>
+      <w:proofErr w:type="gramEnd"/>
       <w:r>
         <w:rPr>
           <w:rStyle w:val="Strong"/>
@@ -1931,7 +3288,7 @@
       <w:pPr>
         <w:spacing w:before="100" w:beforeAutospacing="1" w:after="100" w:afterAutospacing="1" w:line="240" w:lineRule="auto"/>
       </w:pPr>
-      <w:hyperlink r:id="rId25" w:tgtFrame="_blank" w:history="1">
+      <w:hyperlink r:id="rId26" w:tgtFrame="_blank" w:history="1">
         <w:r>
           <w:rPr>
             <w:rStyle w:val="Hyperlink"/>
@@ -1947,23 +3304,54 @@
           <w:bottom w:val="single" w:sz="6" w:space="1" w:color="auto"/>
         </w:pBdr>
       </w:pPr>
+      <w:proofErr w:type="gramStart"/>
       <w:r>
         <w:rPr>
           <w:rStyle w:val="Strong"/>
         </w:rPr>
+        <w:lastRenderedPageBreak/>
         <w:t>3.</w:t>
       </w:r>
       <w:r>
         <w:rPr>
           <w:rStyle w:val="Strong"/>
         </w:rPr>
-        <w:t>Practice all exercises done in class and push it to your github repository.</w:t>
+        <w:t>Practice</w:t>
+      </w:r>
+      <w:proofErr w:type="gramEnd"/>
+      <w:r>
+        <w:rPr>
+          <w:rStyle w:val="Strong"/>
+        </w:rPr>
+        <w:t xml:space="preserve"> all exercises done in class and push it to your </w:t>
+      </w:r>
+      <w:proofErr w:type="spellStart"/>
+      <w:r>
+        <w:rPr>
+          <w:rStyle w:val="Strong"/>
+        </w:rPr>
+        <w:t>github</w:t>
+      </w:r>
+      <w:proofErr w:type="spellEnd"/>
+      <w:r>
+        <w:rPr>
+          <w:rStyle w:val="Strong"/>
+        </w:rPr>
+        <w:t xml:space="preserve"> repository.</w:t>
       </w:r>
       <w:r>
         <w:br/>
-        <w:t xml:space="preserve">Sir’s repo : </w:t>
-      </w:r>
-      <w:hyperlink r:id="rId26" w:tgtFrame="_blank" w:history="1">
+        <w:t xml:space="preserve">Sir’s </w:t>
+      </w:r>
+      <w:proofErr w:type="gramStart"/>
+      <w:r>
+        <w:t>repo :</w:t>
+      </w:r>
+      <w:proofErr w:type="gramEnd"/>
+      <w:r>
+        <w:t xml:space="preserve"> </w:t>
+      </w:r>
+      <w:hyperlink r:id="rId27" w:tgtFrame="_blank" w:history="1">
         <w:r>
           <w:rPr>
             <w:rStyle w:val="Hyperlink"/>
@@ -1976,7 +3364,7 @@
       <w:pPr>
         <w:pStyle w:val="NormalWeb"/>
       </w:pPr>
-      <w:hyperlink r:id="rId27" w:history="1">
+      <w:hyperlink r:id="rId28" w:history="1">
         <w:r>
           <w:rPr>
             <w:rStyle w:val="text-left"/>
@@ -2003,12 +3391,20 @@
         <w:rPr>
           <w:rStyle w:val="Strong"/>
         </w:rPr>
-        <w:t>Practice below 5 questions on:</w:t>
-      </w:r>
+        <w:t>Practice below 5 questions on</w:t>
+      </w:r>
+      <w:proofErr w:type="gramStart"/>
+      <w:r>
+        <w:rPr>
+          <w:rStyle w:val="Strong"/>
+        </w:rPr>
+        <w:t>:</w:t>
+      </w:r>
+      <w:proofErr w:type="gramEnd"/>
       <w:r>
         <w:br/>
       </w:r>
-      <w:hyperlink r:id="rId28" w:tgtFrame="_blank" w:history="1">
+      <w:hyperlink r:id="rId29" w:tgtFrame="_blank" w:history="1">
         <w:r>
           <w:rPr>
             <w:rStyle w:val="Hyperlink"/>
@@ -2038,7 +3434,7 @@
                     <pic:cNvPicPr/>
                   </pic:nvPicPr>
                   <pic:blipFill>
-                    <a:blip r:embed="rId29"/>
+                    <a:blip r:embed="rId30"/>
                     <a:stretch>
                       <a:fillRect/>
                     </a:stretch>
@@ -2082,8 +3478,16 @@
         <w:rPr>
           <w:rStyle w:val="Strong"/>
         </w:rPr>
-        <w:t>Note:</w:t>
-      </w:r>
+        <w:t>Note</w:t>
+      </w:r>
+      <w:proofErr w:type="gramStart"/>
+      <w:r>
+        <w:rPr>
+          <w:rStyle w:val="Strong"/>
+        </w:rPr>
+        <w:t>:</w:t>
+      </w:r>
+      <w:proofErr w:type="gramEnd"/>
       <w:r>
         <w:br/>
         <w:t xml:space="preserve">Make sure the output is in format of </w:t>
@@ -2104,11 +3508,7 @@
         <w:t>Test Cases</w:t>
       </w:r>
       <w:r>
-        <w:t xml:space="preserve">) and be careful about </w:t>
-      </w:r>
-      <w:r>
-        <w:lastRenderedPageBreak/>
-        <w:t xml:space="preserve">space while printing. </w:t>
+        <w:t xml:space="preserve">) and be careful about space while printing. </w:t>
       </w:r>
       <w:r>
         <w:br/>
@@ -2135,8 +3535,6 @@
       <w:pPr>
         <w:pStyle w:val="NormalWeb"/>
       </w:pPr>
-      <w:bookmarkStart w:id="0" w:name="_GoBack"/>
-      <w:bookmarkEnd w:id="0"/>
     </w:p>
     <w:sectPr>
       <w:pgSz w:w="11906" w:h="16838"/>
@@ -3646,7 +5044,6 @@
   <w:style w:type="character" w:default="1" w:styleId="DefaultParagraphFont">
     <w:name w:val="Default Paragraph Font"/>
     <w:uiPriority w:val="1"/>
-    <w:semiHidden/>
     <w:unhideWhenUsed/>
   </w:style>
   <w:style w:type="table" w:default="1" w:styleId="TableNormal">

--- a/PW4X_TASKS.docx
+++ b/PW4X_TASKS.docx
@@ -19,25 +19,12 @@
       <w:pPr>
         <w:pStyle w:val="NormalWeb"/>
       </w:pPr>
-      <w:proofErr w:type="gramStart"/>
-      <w:r>
-        <w:t>1.Who</w:t>
-      </w:r>
-      <w:proofErr w:type="gramEnd"/>
-      <w:r>
-        <w:t xml:space="preserve"> are you?</w:t>
+      <w:r>
+        <w:t>1.Who are you?</w:t>
       </w:r>
       <w:r>
         <w:br/>
-        <w:t xml:space="preserve">An Associate Automation Test Engineer with 2.5 YOE in </w:t>
-      </w:r>
-      <w:proofErr w:type="gramStart"/>
-      <w:r>
-        <w:t>Java ,</w:t>
-      </w:r>
-      <w:proofErr w:type="gramEnd"/>
-      <w:r>
-        <w:t xml:space="preserve"> Selenium</w:t>
+        <w:t>An Associate Automation Test Engineer with 2.5 YOE in Java , Selenium</w:t>
       </w:r>
       <w:r>
         <w:br/>
@@ -70,29 +57,8 @@
       <w:pPr>
         <w:pStyle w:val="NormalWeb"/>
       </w:pPr>
-      <w:proofErr w:type="gramStart"/>
-      <w:r>
-        <w:t>4.Drop</w:t>
-      </w:r>
-      <w:proofErr w:type="gramEnd"/>
-      <w:r>
-        <w:t xml:space="preserve"> your </w:t>
-      </w:r>
-      <w:proofErr w:type="spellStart"/>
-      <w:r>
-        <w:t>Linkedin</w:t>
-      </w:r>
-      <w:proofErr w:type="spellEnd"/>
-      <w:r>
-        <w:t xml:space="preserve"> and </w:t>
-      </w:r>
-      <w:proofErr w:type="spellStart"/>
-      <w:r>
-        <w:t>github</w:t>
-      </w:r>
-      <w:proofErr w:type="spellEnd"/>
-      <w:r>
-        <w:t xml:space="preserve"> links</w:t>
+      <w:r>
+        <w:t>4.Drop your Linkedin and github links</w:t>
       </w:r>
       <w:r>
         <w:br/>
@@ -287,13 +253,8 @@
       <w:pPr>
         <w:pStyle w:val="NormalWeb"/>
       </w:pPr>
-      <w:proofErr w:type="gramStart"/>
-      <w:r>
-        <w:t>parameter</w:t>
-      </w:r>
-      <w:proofErr w:type="gramEnd"/>
-      <w:r>
-        <w:t>, temperature.....</w:t>
+      <w:r>
+        <w:t>parameter, temperature.....</w:t>
       </w:r>
     </w:p>
     <w:p>
@@ -309,21 +270,8 @@
         <w:pStyle w:val="NormalWeb"/>
       </w:pPr>
       <w:r>
-        <w:t>Token, RAG, Agentic AI, Bias, Embedding</w:t>
-      </w:r>
-      <w:proofErr w:type="gramStart"/>
-      <w:r>
-        <w:t>,,</w:t>
-      </w:r>
-      <w:proofErr w:type="gramEnd"/>
-      <w:r>
-        <w:t xml:space="preserve"> Fine Tune, </w:t>
-      </w:r>
-      <w:proofErr w:type="spellStart"/>
-      <w:r>
-        <w:t>Hallcination</w:t>
-      </w:r>
-      <w:proofErr w:type="spellEnd"/>
+        <w:t>Token, RAG, Agentic AI, Bias, Embedding,, Fine Tune, Hallcination</w:t>
+      </w:r>
     </w:p>
     <w:p>
       <w:pPr>
@@ -337,81 +285,34 @@
       <w:pPr>
         <w:pStyle w:val="NormalWeb"/>
       </w:pPr>
-      <w:proofErr w:type="spellStart"/>
-      <w:r>
-        <w:t>LangChain</w:t>
-      </w:r>
-      <w:proofErr w:type="spellEnd"/>
-      <w:r>
-        <w:t>, Skills, Neural Network which can learn, Agents</w:t>
-      </w:r>
-    </w:p>
-    <w:p>
-      <w:pPr>
-        <w:pStyle w:val="NormalWeb"/>
-      </w:pPr>
-      <w:r>
-        <w:t xml:space="preserve">Weights, </w:t>
-      </w:r>
-      <w:proofErr w:type="spellStart"/>
-      <w:r>
-        <w:t>chatbot</w:t>
-      </w:r>
-      <w:proofErr w:type="spellEnd"/>
-      <w:r>
-        <w:t>, Attention Number, RAG, Harness</w:t>
-      </w:r>
-    </w:p>
-    <w:p>
-      <w:pPr>
-        <w:pStyle w:val="NormalWeb"/>
-      </w:pPr>
-      <w:r>
-        <w:t xml:space="preserve">Prompt Injection, </w:t>
-      </w:r>
-      <w:proofErr w:type="spellStart"/>
-      <w:r>
-        <w:t>GuardRails</w:t>
-      </w:r>
-      <w:proofErr w:type="spellEnd"/>
-      <w:r>
-        <w:t xml:space="preserve">, </w:t>
-      </w:r>
-      <w:proofErr w:type="spellStart"/>
-      <w:r>
-        <w:t>Parding</w:t>
-      </w:r>
-      <w:proofErr w:type="spellEnd"/>
-      <w:r>
-        <w:t xml:space="preserve">, </w:t>
-      </w:r>
-      <w:proofErr w:type="spellStart"/>
-      <w:r>
-        <w:t>Evals</w:t>
-      </w:r>
-      <w:proofErr w:type="spellEnd"/>
-      <w:r>
-        <w:t>, Chunks</w:t>
-      </w:r>
-    </w:p>
-    <w:p>
-      <w:pPr>
-        <w:pStyle w:val="NormalWeb"/>
-      </w:pPr>
-      <w:proofErr w:type="spellStart"/>
+      <w:r>
+        <w:t>LangChain, Skills, Neural Network which can learn, Agents</w:t>
+      </w:r>
+    </w:p>
+    <w:p>
+      <w:pPr>
+        <w:pStyle w:val="NormalWeb"/>
+      </w:pPr>
+      <w:r>
+        <w:t>Weights, chatbot, Attention Number, RAG, Harness</w:t>
+      </w:r>
+    </w:p>
+    <w:p>
+      <w:pPr>
+        <w:pStyle w:val="NormalWeb"/>
+      </w:pPr>
+      <w:r>
+        <w:t>Prompt Injection, GuardRails, Parding, Evals, Chunks</w:t>
+      </w:r>
+    </w:p>
+    <w:p>
+      <w:pPr>
+        <w:pStyle w:val="NormalWeb"/>
+      </w:pPr>
       <w:r>
         <w:lastRenderedPageBreak/>
-        <w:t>Grounth</w:t>
-      </w:r>
-      <w:proofErr w:type="spellEnd"/>
-      <w:r>
-        <w:t xml:space="preserve"> Truth</w:t>
-      </w:r>
-      <w:proofErr w:type="gramStart"/>
-      <w:r>
-        <w:t>, ....</w:t>
-      </w:r>
-      <w:proofErr w:type="gramEnd"/>
+        <w:t>Grounth Truth, ....</w:t>
+      </w:r>
     </w:p>
     <w:p>
       <w:pPr>
@@ -478,15 +379,7 @@
         <w:pStyle w:val="NormalWeb"/>
       </w:pPr>
       <w:r>
-        <w:t xml:space="preserve">Create </w:t>
-      </w:r>
-      <w:proofErr w:type="spellStart"/>
-      <w:r>
-        <w:t>TestPlan</w:t>
-      </w:r>
-      <w:proofErr w:type="spellEnd"/>
-      <w:r>
-        <w:t xml:space="preserve"> 04_RICE_POT_Generic_QA_</w:t>
+        <w:t>Create TestPlan 04_RICE_POT_Generic_QA_</w:t>
       </w:r>
       <w:hyperlink r:id="rId7" w:tgtFrame="_blank" w:history="1">
         <w:r>
@@ -508,16 +401,8 @@
         <w:rPr>
           <w:rStyle w:val="Strong"/>
         </w:rPr>
-        <w:t xml:space="preserve">Sir’s Github </w:t>
-      </w:r>
-      <w:proofErr w:type="gramStart"/>
-      <w:r>
-        <w:rPr>
-          <w:rStyle w:val="Strong"/>
-        </w:rPr>
-        <w:t>Repo :</w:t>
-      </w:r>
-      <w:proofErr w:type="gramEnd"/>
+        <w:t>Sir’s Github Repo :</w:t>
+      </w:r>
       <w:r>
         <w:t xml:space="preserve"> </w:t>
       </w:r>
@@ -541,16 +426,8 @@
         <w:rPr>
           <w:rStyle w:val="Strong"/>
         </w:rPr>
-        <w:t xml:space="preserve">Prompting </w:t>
-      </w:r>
-      <w:proofErr w:type="gramStart"/>
-      <w:r>
-        <w:rPr>
-          <w:rStyle w:val="Strong"/>
-        </w:rPr>
-        <w:t>Course :</w:t>
-      </w:r>
-      <w:proofErr w:type="gramEnd"/>
+        <w:t>Prompting Course :</w:t>
+      </w:r>
       <w:r>
         <w:t xml:space="preserve"> </w:t>
       </w:r>
@@ -600,9 +477,8 @@
           <w:sz w:val="36"/>
           <w:szCs w:val="36"/>
         </w:rPr>
-        <w:t xml:space="preserve">[Task- 5 Oct] </w:t>
-      </w:r>
-      <w:proofErr w:type="spellStart"/>
+        <w:t>[Task- 5 Oct] Javascript basics ,VS code and Learning logs</w:t>
+      </w:r>
       <w:r>
         <w:rPr>
           <w:rFonts w:ascii="Arial" w:hAnsi="Arial" w:cs="Arial"/>
@@ -611,49 +487,6 @@
           <w:sz w:val="36"/>
           <w:szCs w:val="36"/>
         </w:rPr>
-        <w:t>Javascript</w:t>
-      </w:r>
-      <w:proofErr w:type="spellEnd"/>
-      <w:r>
-        <w:rPr>
-          <w:rFonts w:ascii="Arial" w:hAnsi="Arial" w:cs="Arial"/>
-          <w:color w:val="191B1F"/>
-          <w:spacing w:val="-9"/>
-          <w:sz w:val="36"/>
-          <w:szCs w:val="36"/>
-        </w:rPr>
-        <w:t xml:space="preserve"> </w:t>
-      </w:r>
-      <w:proofErr w:type="gramStart"/>
-      <w:r>
-        <w:rPr>
-          <w:rFonts w:ascii="Arial" w:hAnsi="Arial" w:cs="Arial"/>
-          <w:color w:val="191B1F"/>
-          <w:spacing w:val="-9"/>
-          <w:sz w:val="36"/>
-          <w:szCs w:val="36"/>
-        </w:rPr>
-        <w:t>basics ,VS</w:t>
-      </w:r>
-      <w:proofErr w:type="gramEnd"/>
-      <w:r>
-        <w:rPr>
-          <w:rFonts w:ascii="Arial" w:hAnsi="Arial" w:cs="Arial"/>
-          <w:color w:val="191B1F"/>
-          <w:spacing w:val="-9"/>
-          <w:sz w:val="36"/>
-          <w:szCs w:val="36"/>
-        </w:rPr>
-        <w:t xml:space="preserve"> code and Learning logs</w:t>
-      </w:r>
-      <w:r>
-        <w:rPr>
-          <w:rFonts w:ascii="Arial" w:hAnsi="Arial" w:cs="Arial"/>
-          <w:color w:val="191B1F"/>
-          <w:spacing w:val="-9"/>
-          <w:sz w:val="36"/>
-          <w:szCs w:val="36"/>
-        </w:rPr>
         <w:t>- done</w:t>
       </w:r>
     </w:p>
@@ -674,27 +507,7 @@
           <w:szCs w:val="24"/>
           <w:lang w:eastAsia="en-IN"/>
         </w:rPr>
-        <w:t xml:space="preserve">Task 1: DOM is tree-like structure of HTML document. </w:t>
-      </w:r>
-      <w:proofErr w:type="spellStart"/>
-      <w:r>
-        <w:rPr>
-          <w:rFonts w:ascii="Times New Roman" w:eastAsia="Times New Roman" w:hAnsi="Times New Roman" w:cs="Times New Roman"/>
-          <w:sz w:val="24"/>
-          <w:szCs w:val="24"/>
-          <w:lang w:eastAsia="en-IN"/>
-        </w:rPr>
-        <w:t>Javascript</w:t>
-      </w:r>
-      <w:proofErr w:type="spellEnd"/>
-      <w:r>
-        <w:rPr>
-          <w:rFonts w:ascii="Times New Roman" w:eastAsia="Times New Roman" w:hAnsi="Times New Roman" w:cs="Times New Roman"/>
-          <w:sz w:val="24"/>
-          <w:szCs w:val="24"/>
-          <w:lang w:eastAsia="en-IN"/>
-        </w:rPr>
-        <w:t xml:space="preserve"> can access, modify or interact with page elements using objects such as Element, document and Node.</w:t>
+        <w:t>Task 1: DOM is tree-like structure of HTML document. Javascript can access, modify or interact with page elements using objects such as Element, document and Node.</w:t>
       </w:r>
     </w:p>
     <w:p>
@@ -881,14 +694,12 @@
       <w:r>
         <w:br/>
       </w:r>
-      <w:proofErr w:type="gramStart"/>
       <w:r>
         <w:rPr>
           <w:rStyle w:val="Strong"/>
         </w:rPr>
         <w:t>URL :</w:t>
       </w:r>
-      <w:proofErr w:type="gramEnd"/>
       <w:r>
         <w:t xml:space="preserve"> </w:t>
       </w:r>
@@ -929,9 +740,8 @@
           <w:szCs w:val="36"/>
         </w:rPr>
         <w:lastRenderedPageBreak/>
-        <w:t xml:space="preserve">[Task - 7 Oct] Research </w:t>
-      </w:r>
-      <w:proofErr w:type="spellStart"/>
+        <w:t>[Task - 7 Oct] Research Keywords,Identifiers and Practice code</w:t>
+      </w:r>
       <w:r>
         <w:rPr>
           <w:rFonts w:ascii="Arial" w:hAnsi="Arial" w:cs="Arial"/>
@@ -940,30 +750,7 @@
           <w:sz w:val="36"/>
           <w:szCs w:val="36"/>
         </w:rPr>
-        <w:t>Keywords</w:t>
-      </w:r>
-      <w:proofErr w:type="gramStart"/>
-      <w:r>
-        <w:rPr>
-          <w:rFonts w:ascii="Arial" w:hAnsi="Arial" w:cs="Arial"/>
-          <w:color w:val="191B1F"/>
-          <w:spacing w:val="-9"/>
-          <w:sz w:val="36"/>
-          <w:szCs w:val="36"/>
-        </w:rPr>
-        <w:t>,Identifiers</w:t>
-      </w:r>
-      <w:proofErr w:type="spellEnd"/>
-      <w:proofErr w:type="gramEnd"/>
-      <w:r>
-        <w:rPr>
-          <w:rFonts w:ascii="Arial" w:hAnsi="Arial" w:cs="Arial"/>
-          <w:color w:val="191B1F"/>
-          <w:spacing w:val="-9"/>
-          <w:sz w:val="36"/>
-          <w:szCs w:val="36"/>
-        </w:rPr>
-        <w:t xml:space="preserve"> and Practice code</w:t>
+        <w:t xml:space="preserve"> - done</w:t>
       </w:r>
     </w:p>
     <w:p>
@@ -1007,27 +794,7 @@
           <w:szCs w:val="24"/>
           <w:lang w:eastAsia="en-IN"/>
         </w:rPr>
-        <w:t xml:space="preserve"> and share your learnings in the comments below. (Do not create a </w:t>
-      </w:r>
-      <w:proofErr w:type="spellStart"/>
-      <w:r>
-        <w:rPr>
-          <w:rFonts w:ascii="Times New Roman" w:eastAsia="Times New Roman" w:hAnsi="Times New Roman" w:cs="Times New Roman"/>
-          <w:sz w:val="24"/>
-          <w:szCs w:val="24"/>
-          <w:lang w:eastAsia="en-IN"/>
-        </w:rPr>
-        <w:t>seperate</w:t>
-      </w:r>
-      <w:proofErr w:type="spellEnd"/>
-      <w:r>
-        <w:rPr>
-          <w:rFonts w:ascii="Times New Roman" w:eastAsia="Times New Roman" w:hAnsi="Times New Roman" w:cs="Times New Roman"/>
-          <w:sz w:val="24"/>
-          <w:szCs w:val="24"/>
-          <w:lang w:eastAsia="en-IN"/>
-        </w:rPr>
-        <w:t xml:space="preserve"> post for it)</w:t>
+        <w:t xml:space="preserve"> and share your learnings in the comments below. (Do not create a seperate post for it)</w:t>
       </w:r>
     </w:p>
     <w:p>
@@ -1062,28 +829,15 @@
           <w:lang w:eastAsia="en-IN"/>
         </w:rPr>
       </w:pPr>
-      <w:proofErr w:type="spellStart"/>
-      <w:proofErr w:type="gramStart"/>
-      <w:r>
-        <w:rPr>
-          <w:rFonts w:ascii="Times New Roman" w:eastAsia="Times New Roman" w:hAnsi="Times New Roman" w:cs="Times New Roman"/>
-          <w:sz w:val="24"/>
-          <w:szCs w:val="24"/>
-          <w:lang w:eastAsia="en-IN"/>
-        </w:rPr>
-        <w:t>var,</w:t>
-      </w:r>
-      <w:proofErr w:type="gramEnd"/>
-      <w:r>
-        <w:rPr>
-          <w:rFonts w:ascii="Times New Roman" w:eastAsia="Times New Roman" w:hAnsi="Times New Roman" w:cs="Times New Roman"/>
-          <w:sz w:val="24"/>
-          <w:szCs w:val="24"/>
-          <w:lang w:eastAsia="en-IN"/>
-        </w:rPr>
-        <w:t>let,const</w:t>
-      </w:r>
-      <w:proofErr w:type="spellEnd"/>
+      <w:r>
+        <w:rPr>
+          <w:rFonts w:ascii="Times New Roman" w:eastAsia="Times New Roman" w:hAnsi="Times New Roman" w:cs="Times New Roman"/>
+          <w:sz w:val="24"/>
+          <w:szCs w:val="24"/>
+          <w:lang w:eastAsia="en-IN"/>
+        </w:rPr>
+        <w:t>var,let,const</w:t>
+      </w:r>
     </w:p>
     <w:p>
       <w:pPr>
@@ -1096,45 +850,14 @@
           <w:lang w:eastAsia="en-IN"/>
         </w:rPr>
       </w:pPr>
-      <w:proofErr w:type="gramStart"/>
-      <w:r>
-        <w:rPr>
-          <w:rFonts w:ascii="Times New Roman" w:eastAsia="Times New Roman" w:hAnsi="Times New Roman" w:cs="Times New Roman"/>
-          <w:sz w:val="24"/>
-          <w:szCs w:val="24"/>
-          <w:lang w:eastAsia="en-IN"/>
-        </w:rPr>
-        <w:t>function</w:t>
-      </w:r>
-      <w:proofErr w:type="gramEnd"/>
-      <w:r>
-        <w:rPr>
-          <w:rFonts w:ascii="Times New Roman" w:eastAsia="Times New Roman" w:hAnsi="Times New Roman" w:cs="Times New Roman"/>
-          <w:sz w:val="24"/>
-          <w:szCs w:val="24"/>
-          <w:lang w:eastAsia="en-IN"/>
-        </w:rPr>
-        <w:t xml:space="preserve"> ,await, </w:t>
-      </w:r>
-      <w:proofErr w:type="spellStart"/>
-      <w:r>
-        <w:rPr>
-          <w:rFonts w:ascii="Times New Roman" w:eastAsia="Times New Roman" w:hAnsi="Times New Roman" w:cs="Times New Roman"/>
-          <w:sz w:val="24"/>
-          <w:szCs w:val="24"/>
-          <w:lang w:eastAsia="en-IN"/>
-        </w:rPr>
-        <w:t>asyn</w:t>
-      </w:r>
-      <w:proofErr w:type="spellEnd"/>
-      <w:r>
-        <w:rPr>
-          <w:rFonts w:ascii="Times New Roman" w:eastAsia="Times New Roman" w:hAnsi="Times New Roman" w:cs="Times New Roman"/>
-          <w:sz w:val="24"/>
-          <w:szCs w:val="24"/>
-          <w:lang w:eastAsia="en-IN"/>
-        </w:rPr>
-        <w:t>,</w:t>
+      <w:r>
+        <w:rPr>
+          <w:rFonts w:ascii="Times New Roman" w:eastAsia="Times New Roman" w:hAnsi="Times New Roman" w:cs="Times New Roman"/>
+          <w:sz w:val="24"/>
+          <w:szCs w:val="24"/>
+          <w:lang w:eastAsia="en-IN"/>
+        </w:rPr>
+        <w:t>function ,await, asyn,</w:t>
       </w:r>
     </w:p>
     <w:p>
@@ -1148,57 +871,15 @@
           <w:lang w:eastAsia="en-IN"/>
         </w:rPr>
       </w:pPr>
-      <w:proofErr w:type="spellStart"/>
-      <w:r>
-        <w:rPr>
-          <w:rFonts w:ascii="Times New Roman" w:eastAsia="Times New Roman" w:hAnsi="Times New Roman" w:cs="Times New Roman"/>
-          <w:sz w:val="24"/>
-          <w:szCs w:val="24"/>
-          <w:lang w:eastAsia="en-IN"/>
-        </w:rPr>
-        <w:t>class,this,new,super,extends,continue,constructor,if</w:t>
-      </w:r>
-      <w:proofErr w:type="spellEnd"/>
-      <w:r>
-        <w:rPr>
-          <w:rFonts w:ascii="Times New Roman" w:eastAsia="Times New Roman" w:hAnsi="Times New Roman" w:cs="Times New Roman"/>
-          <w:sz w:val="24"/>
-          <w:szCs w:val="24"/>
-          <w:lang w:eastAsia="en-IN"/>
-        </w:rPr>
-        <w:t xml:space="preserve"> </w:t>
-      </w:r>
-      <w:proofErr w:type="spellStart"/>
-      <w:r>
-        <w:rPr>
-          <w:rFonts w:ascii="Times New Roman" w:eastAsia="Times New Roman" w:hAnsi="Times New Roman" w:cs="Times New Roman"/>
-          <w:sz w:val="24"/>
-          <w:szCs w:val="24"/>
-          <w:lang w:eastAsia="en-IN"/>
-        </w:rPr>
-        <w:t>else,switch,case,break,try,catch,finally</w:t>
-      </w:r>
-      <w:proofErr w:type="spellEnd"/>
-      <w:r>
-        <w:rPr>
-          <w:rFonts w:ascii="Times New Roman" w:eastAsia="Times New Roman" w:hAnsi="Times New Roman" w:cs="Times New Roman"/>
-          <w:sz w:val="24"/>
-          <w:szCs w:val="24"/>
-          <w:lang w:eastAsia="en-IN"/>
-        </w:rPr>
-        <w:t xml:space="preserve"> </w:t>
-      </w:r>
-      <w:proofErr w:type="spellStart"/>
-      <w:r>
-        <w:rPr>
-          <w:rFonts w:ascii="Times New Roman" w:eastAsia="Times New Roman" w:hAnsi="Times New Roman" w:cs="Times New Roman"/>
-          <w:sz w:val="24"/>
-          <w:szCs w:val="24"/>
-          <w:lang w:eastAsia="en-IN"/>
-        </w:rPr>
-        <w:t>throw,new,return</w:t>
-      </w:r>
-      <w:proofErr w:type="spellEnd"/>
+      <w:r>
+        <w:rPr>
+          <w:rFonts w:ascii="Times New Roman" w:eastAsia="Times New Roman" w:hAnsi="Times New Roman" w:cs="Times New Roman"/>
+          <w:sz w:val="24"/>
+          <w:szCs w:val="24"/>
+          <w:lang w:eastAsia="en-IN"/>
+        </w:rPr>
+        <w:t>class,this,new,super,extends,continue,constructor,if else,switch,case,break,try,catch,finally throw,new,return</w:t>
+      </w:r>
     </w:p>
     <w:p>
       <w:pPr>
@@ -1218,27 +899,7 @@
           <w:szCs w:val="24"/>
           <w:lang w:eastAsia="en-IN"/>
         </w:rPr>
-        <w:t xml:space="preserve"> </w:t>
-      </w:r>
-      <w:proofErr w:type="gramStart"/>
-      <w:r>
-        <w:rPr>
-          <w:rFonts w:ascii="Times New Roman" w:eastAsia="Times New Roman" w:hAnsi="Times New Roman" w:cs="Times New Roman"/>
-          <w:sz w:val="24"/>
-          <w:szCs w:val="24"/>
-          <w:lang w:eastAsia="en-IN"/>
-        </w:rPr>
-        <w:t>import</w:t>
-      </w:r>
-      <w:proofErr w:type="gramEnd"/>
-      <w:r>
-        <w:rPr>
-          <w:rFonts w:ascii="Times New Roman" w:eastAsia="Times New Roman" w:hAnsi="Times New Roman" w:cs="Times New Roman"/>
-          <w:sz w:val="24"/>
-          <w:szCs w:val="24"/>
-          <w:lang w:eastAsia="en-IN"/>
-        </w:rPr>
-        <w:t xml:space="preserve"> ,export</w:t>
+        <w:t xml:space="preserve"> import ,export</w:t>
       </w:r>
     </w:p>
     <w:p>
@@ -1285,7 +946,6 @@
           <w:lang w:eastAsia="en-IN"/>
         </w:rPr>
       </w:pPr>
-      <w:proofErr w:type="gramStart"/>
       <w:r>
         <w:rPr>
           <w:rFonts w:ascii="Times New Roman" w:eastAsia="Times New Roman" w:hAnsi="Times New Roman" w:cs="Times New Roman"/>
@@ -1295,7 +955,6 @@
         </w:rPr>
         <w:t>identifiers</w:t>
       </w:r>
-      <w:proofErr w:type="gramEnd"/>
     </w:p>
     <w:p>
       <w:pPr>
@@ -1308,25 +967,14 @@
           <w:lang w:eastAsia="en-IN"/>
         </w:rPr>
       </w:pPr>
-      <w:proofErr w:type="gramStart"/>
-      <w:r>
-        <w:rPr>
-          <w:rFonts w:ascii="Times New Roman" w:eastAsia="Times New Roman" w:hAnsi="Times New Roman" w:cs="Times New Roman"/>
-          <w:sz w:val="24"/>
-          <w:szCs w:val="24"/>
-          <w:lang w:eastAsia="en-IN"/>
-        </w:rPr>
-        <w:t>rules</w:t>
-      </w:r>
-      <w:proofErr w:type="gramEnd"/>
-      <w:r>
-        <w:rPr>
-          <w:rFonts w:ascii="Times New Roman" w:eastAsia="Times New Roman" w:hAnsi="Times New Roman" w:cs="Times New Roman"/>
-          <w:sz w:val="24"/>
-          <w:szCs w:val="24"/>
-          <w:lang w:eastAsia="en-IN"/>
-        </w:rPr>
-        <w:t>:</w:t>
+      <w:r>
+        <w:rPr>
+          <w:rFonts w:ascii="Times New Roman" w:eastAsia="Times New Roman" w:hAnsi="Times New Roman" w:cs="Times New Roman"/>
+          <w:sz w:val="24"/>
+          <w:szCs w:val="24"/>
+          <w:lang w:eastAsia="en-IN"/>
+        </w:rPr>
+        <w:t>rules:</w:t>
       </w:r>
     </w:p>
     <w:p>
@@ -1347,47 +995,7 @@
           <w:szCs w:val="24"/>
           <w:lang w:eastAsia="en-IN"/>
         </w:rPr>
-        <w:t xml:space="preserve">1) </w:t>
-      </w:r>
-      <w:proofErr w:type="gramStart"/>
-      <w:r>
-        <w:rPr>
-          <w:rFonts w:ascii="Times New Roman" w:eastAsia="Times New Roman" w:hAnsi="Times New Roman" w:cs="Times New Roman"/>
-          <w:sz w:val="24"/>
-          <w:szCs w:val="24"/>
-          <w:lang w:eastAsia="en-IN"/>
-        </w:rPr>
-        <w:t>should</w:t>
-      </w:r>
-      <w:proofErr w:type="gramEnd"/>
-      <w:r>
-        <w:rPr>
-          <w:rFonts w:ascii="Times New Roman" w:eastAsia="Times New Roman" w:hAnsi="Times New Roman" w:cs="Times New Roman"/>
-          <w:sz w:val="24"/>
-          <w:szCs w:val="24"/>
-          <w:lang w:eastAsia="en-IN"/>
-        </w:rPr>
-        <w:t xml:space="preserve"> start with letter not numbers </w:t>
-      </w:r>
-      <w:proofErr w:type="spellStart"/>
-      <w:r>
-        <w:rPr>
-          <w:rFonts w:ascii="Times New Roman" w:eastAsia="Times New Roman" w:hAnsi="Times New Roman" w:cs="Times New Roman"/>
-          <w:sz w:val="24"/>
-          <w:szCs w:val="24"/>
-          <w:lang w:eastAsia="en-IN"/>
-        </w:rPr>
-        <w:t>e.g</w:t>
-      </w:r>
-      <w:proofErr w:type="spellEnd"/>
-      <w:r>
-        <w:rPr>
-          <w:rFonts w:ascii="Times New Roman" w:eastAsia="Times New Roman" w:hAnsi="Times New Roman" w:cs="Times New Roman"/>
-          <w:sz w:val="24"/>
-          <w:szCs w:val="24"/>
-          <w:lang w:eastAsia="en-IN"/>
-        </w:rPr>
-        <w:t xml:space="preserve"> start,Start123,start@</w:t>
+        <w:t>1) should start with letter not numbers e.g start,Start123,start@</w:t>
       </w:r>
     </w:p>
     <w:p>
@@ -1408,59 +1016,8 @@
           <w:szCs w:val="24"/>
           <w:lang w:eastAsia="en-IN"/>
         </w:rPr>
-        <w:t xml:space="preserve">2) </w:t>
-      </w:r>
-      <w:proofErr w:type="gramStart"/>
-      <w:r>
-        <w:rPr>
-          <w:rFonts w:ascii="Times New Roman" w:eastAsia="Times New Roman" w:hAnsi="Times New Roman" w:cs="Times New Roman"/>
-          <w:sz w:val="24"/>
-          <w:szCs w:val="24"/>
-          <w:lang w:eastAsia="en-IN"/>
-        </w:rPr>
-        <w:t>can</w:t>
-      </w:r>
-      <w:proofErr w:type="gramEnd"/>
-      <w:r>
-        <w:rPr>
-          <w:rFonts w:ascii="Times New Roman" w:eastAsia="Times New Roman" w:hAnsi="Times New Roman" w:cs="Times New Roman"/>
-          <w:sz w:val="24"/>
-          <w:szCs w:val="24"/>
-          <w:lang w:eastAsia="en-IN"/>
-        </w:rPr>
-        <w:t xml:space="preserve"> start with underscore not with symbol '_' </w:t>
-      </w:r>
-      <w:proofErr w:type="spellStart"/>
-      <w:r>
-        <w:rPr>
-          <w:rFonts w:ascii="Times New Roman" w:eastAsia="Times New Roman" w:hAnsi="Times New Roman" w:cs="Times New Roman"/>
-          <w:sz w:val="24"/>
-          <w:szCs w:val="24"/>
-          <w:lang w:eastAsia="en-IN"/>
-        </w:rPr>
-        <w:t>e.g</w:t>
-      </w:r>
-      <w:proofErr w:type="spellEnd"/>
-      <w:r>
-        <w:rPr>
-          <w:rFonts w:ascii="Times New Roman" w:eastAsia="Times New Roman" w:hAnsi="Times New Roman" w:cs="Times New Roman"/>
-          <w:sz w:val="24"/>
-          <w:szCs w:val="24"/>
-          <w:lang w:eastAsia="en-IN"/>
-        </w:rPr>
-        <w:t xml:space="preserve"> _</w:t>
-      </w:r>
-      <w:proofErr w:type="spellStart"/>
-      <w:r>
-        <w:rPr>
-          <w:rFonts w:ascii="Times New Roman" w:eastAsia="Times New Roman" w:hAnsi="Times New Roman" w:cs="Times New Roman"/>
-          <w:sz w:val="24"/>
-          <w:szCs w:val="24"/>
-          <w:lang w:eastAsia="en-IN"/>
-        </w:rPr>
-        <w:t>abc</w:t>
-      </w:r>
-      <w:proofErr w:type="spellEnd"/>
+        <w:t>2) can start with underscore not with symbol '_' e.g _abc</w:t>
+      </w:r>
     </w:p>
     <w:p>
       <w:pPr>
@@ -1480,67 +1037,7 @@
           <w:szCs w:val="24"/>
           <w:lang w:eastAsia="en-IN"/>
         </w:rPr>
-        <w:t xml:space="preserve">3) </w:t>
-      </w:r>
-      <w:proofErr w:type="gramStart"/>
-      <w:r>
-        <w:rPr>
-          <w:rFonts w:ascii="Times New Roman" w:eastAsia="Times New Roman" w:hAnsi="Times New Roman" w:cs="Times New Roman"/>
-          <w:sz w:val="24"/>
-          <w:szCs w:val="24"/>
-          <w:lang w:eastAsia="en-IN"/>
-        </w:rPr>
-        <w:t>case</w:t>
-      </w:r>
-      <w:proofErr w:type="gramEnd"/>
-      <w:r>
-        <w:rPr>
-          <w:rFonts w:ascii="Times New Roman" w:eastAsia="Times New Roman" w:hAnsi="Times New Roman" w:cs="Times New Roman"/>
-          <w:sz w:val="24"/>
-          <w:szCs w:val="24"/>
-          <w:lang w:eastAsia="en-IN"/>
-        </w:rPr>
-        <w:t xml:space="preserve"> sensitive </w:t>
-      </w:r>
-      <w:proofErr w:type="spellStart"/>
-      <w:r>
-        <w:rPr>
-          <w:rFonts w:ascii="Times New Roman" w:eastAsia="Times New Roman" w:hAnsi="Times New Roman" w:cs="Times New Roman"/>
-          <w:sz w:val="24"/>
-          <w:szCs w:val="24"/>
-          <w:lang w:eastAsia="en-IN"/>
-        </w:rPr>
-        <w:t>e.g</w:t>
-      </w:r>
-      <w:proofErr w:type="spellEnd"/>
-      <w:r>
-        <w:rPr>
-          <w:rFonts w:ascii="Times New Roman" w:eastAsia="Times New Roman" w:hAnsi="Times New Roman" w:cs="Times New Roman"/>
-          <w:sz w:val="24"/>
-          <w:szCs w:val="24"/>
-          <w:lang w:eastAsia="en-IN"/>
-        </w:rPr>
-        <w:t xml:space="preserve"> </w:t>
-      </w:r>
-      <w:proofErr w:type="spellStart"/>
-      <w:r>
-        <w:rPr>
-          <w:rFonts w:ascii="Times New Roman" w:eastAsia="Times New Roman" w:hAnsi="Times New Roman" w:cs="Times New Roman"/>
-          <w:sz w:val="24"/>
-          <w:szCs w:val="24"/>
-          <w:lang w:eastAsia="en-IN"/>
-        </w:rPr>
-        <w:t>abc</w:t>
-      </w:r>
-      <w:proofErr w:type="spellEnd"/>
-      <w:r>
-        <w:rPr>
-          <w:rFonts w:ascii="Times New Roman" w:eastAsia="Times New Roman" w:hAnsi="Times New Roman" w:cs="Times New Roman"/>
-          <w:sz w:val="24"/>
-          <w:szCs w:val="24"/>
-          <w:lang w:eastAsia="en-IN"/>
-        </w:rPr>
-        <w:t xml:space="preserve"> and ABC are different</w:t>
+        <w:t>3) case sensitive e.g abc and ABC are different</w:t>
       </w:r>
     </w:p>
     <w:p>
@@ -1554,65 +1051,14 @@
           <w:lang w:eastAsia="en-IN"/>
         </w:rPr>
       </w:pPr>
-      <w:proofErr w:type="gramStart"/>
-      <w:r>
-        <w:rPr>
-          <w:rFonts w:ascii="Times New Roman" w:eastAsia="Times New Roman" w:hAnsi="Times New Roman" w:cs="Times New Roman"/>
-          <w:sz w:val="24"/>
-          <w:szCs w:val="24"/>
-          <w:lang w:eastAsia="en-IN"/>
-        </w:rPr>
-        <w:t>4)keyword</w:t>
-      </w:r>
-      <w:proofErr w:type="gramEnd"/>
-      <w:r>
-        <w:rPr>
-          <w:rFonts w:ascii="Times New Roman" w:eastAsia="Times New Roman" w:hAnsi="Times New Roman" w:cs="Times New Roman"/>
-          <w:sz w:val="24"/>
-          <w:szCs w:val="24"/>
-          <w:lang w:eastAsia="en-IN"/>
-        </w:rPr>
-        <w:t xml:space="preserve"> can't be used as identifiers like let , </w:t>
-      </w:r>
-      <w:proofErr w:type="spellStart"/>
-      <w:r>
-        <w:rPr>
-          <w:rFonts w:ascii="Times New Roman" w:eastAsia="Times New Roman" w:hAnsi="Times New Roman" w:cs="Times New Roman"/>
-          <w:sz w:val="24"/>
-          <w:szCs w:val="24"/>
-          <w:lang w:eastAsia="en-IN"/>
-        </w:rPr>
-        <w:t>var</w:t>
-      </w:r>
-      <w:proofErr w:type="spellEnd"/>
-      <w:r>
-        <w:rPr>
-          <w:rFonts w:ascii="Times New Roman" w:eastAsia="Times New Roman" w:hAnsi="Times New Roman" w:cs="Times New Roman"/>
-          <w:sz w:val="24"/>
-          <w:szCs w:val="24"/>
-          <w:lang w:eastAsia="en-IN"/>
-        </w:rPr>
-        <w:t xml:space="preserve">, </w:t>
-      </w:r>
-      <w:proofErr w:type="spellStart"/>
-      <w:r>
-        <w:rPr>
-          <w:rFonts w:ascii="Times New Roman" w:eastAsia="Times New Roman" w:hAnsi="Times New Roman" w:cs="Times New Roman"/>
-          <w:sz w:val="24"/>
-          <w:szCs w:val="24"/>
-          <w:lang w:eastAsia="en-IN"/>
-        </w:rPr>
-        <w:t>const</w:t>
-      </w:r>
-      <w:proofErr w:type="spellEnd"/>
-      <w:r>
-        <w:rPr>
-          <w:rFonts w:ascii="Times New Roman" w:eastAsia="Times New Roman" w:hAnsi="Times New Roman" w:cs="Times New Roman"/>
-          <w:sz w:val="24"/>
-          <w:szCs w:val="24"/>
-          <w:lang w:eastAsia="en-IN"/>
-        </w:rPr>
-        <w:t xml:space="preserve"> can't be used</w:t>
+      <w:r>
+        <w:rPr>
+          <w:rFonts w:ascii="Times New Roman" w:eastAsia="Times New Roman" w:hAnsi="Times New Roman" w:cs="Times New Roman"/>
+          <w:sz w:val="24"/>
+          <w:szCs w:val="24"/>
+          <w:lang w:eastAsia="en-IN"/>
+        </w:rPr>
+        <w:t>4)keyword can't be used as identifiers like let , var, const can't be used</w:t>
       </w:r>
     </w:p>
     <w:p>
@@ -1663,27 +1109,7 @@
           <w:szCs w:val="24"/>
           <w:lang w:eastAsia="en-IN"/>
         </w:rPr>
-        <w:t xml:space="preserve">Practice and replicate all the 9 exercises done so far and commit and push the code to your </w:t>
-      </w:r>
-      <w:proofErr w:type="spellStart"/>
-      <w:r>
-        <w:rPr>
-          <w:rFonts w:ascii="Times New Roman" w:eastAsia="Times New Roman" w:hAnsi="Times New Roman" w:cs="Times New Roman"/>
-          <w:sz w:val="24"/>
-          <w:szCs w:val="24"/>
-          <w:lang w:eastAsia="en-IN"/>
-        </w:rPr>
-        <w:t>github</w:t>
-      </w:r>
-      <w:proofErr w:type="spellEnd"/>
-      <w:r>
-        <w:rPr>
-          <w:rFonts w:ascii="Times New Roman" w:eastAsia="Times New Roman" w:hAnsi="Times New Roman" w:cs="Times New Roman"/>
-          <w:sz w:val="24"/>
-          <w:szCs w:val="24"/>
-          <w:lang w:eastAsia="en-IN"/>
-        </w:rPr>
-        <w:t xml:space="preserve"> repository.</w:t>
+        <w:t>Practice and replicate all the 9 exercises done so far and commit and push the code to your github repository.</w:t>
       </w:r>
       <w:r>
         <w:rPr>
@@ -1721,8 +1147,6 @@
           <w:lang w:eastAsia="en-IN"/>
         </w:rPr>
       </w:pPr>
-      <w:bookmarkStart w:id="0" w:name="_GoBack"/>
-      <w:bookmarkEnd w:id="0"/>
       <w:r>
         <w:rPr>
           <w:rFonts w:ascii="Times New Roman" w:eastAsia="Times New Roman" w:hAnsi="Times New Roman" w:cs="Times New Roman"/>
@@ -1741,31 +1165,7 @@
           <w:szCs w:val="24"/>
           <w:lang w:eastAsia="en-IN"/>
         </w:rPr>
-        <w:t xml:space="preserve">Sir </w:t>
-      </w:r>
-      <w:proofErr w:type="gramStart"/>
-      <w:r>
-        <w:rPr>
-          <w:rFonts w:ascii="Times New Roman" w:eastAsia="Times New Roman" w:hAnsi="Times New Roman" w:cs="Times New Roman"/>
-          <w:b/>
-          <w:bCs/>
-          <w:sz w:val="24"/>
-          <w:szCs w:val="24"/>
-          <w:lang w:eastAsia="en-IN"/>
-        </w:rPr>
-        <w:t>Repository :</w:t>
-      </w:r>
-      <w:proofErr w:type="gramEnd"/>
-      <w:r>
-        <w:rPr>
-          <w:rFonts w:ascii="Times New Roman" w:eastAsia="Times New Roman" w:hAnsi="Times New Roman" w:cs="Times New Roman"/>
-          <w:b/>
-          <w:bCs/>
-          <w:sz w:val="24"/>
-          <w:szCs w:val="24"/>
-          <w:lang w:eastAsia="en-IN"/>
-        </w:rPr>
-        <w:t xml:space="preserve"> </w:t>
+        <w:t xml:space="preserve">Sir Repository : </w:t>
       </w:r>
       <w:hyperlink r:id="rId14" w:tgtFrame="_blank" w:history="1">
         <w:r>
@@ -1857,27 +1257,7 @@
           <w:szCs w:val="24"/>
           <w:lang w:eastAsia="en-IN"/>
         </w:rPr>
-        <w:t xml:space="preserve"> and push code to your </w:t>
-      </w:r>
-      <w:proofErr w:type="spellStart"/>
-      <w:r>
-        <w:rPr>
-          <w:rFonts w:ascii="Times New Roman" w:eastAsia="Times New Roman" w:hAnsi="Times New Roman" w:cs="Times New Roman"/>
-          <w:sz w:val="24"/>
-          <w:szCs w:val="24"/>
-          <w:lang w:eastAsia="en-IN"/>
-        </w:rPr>
-        <w:t>github</w:t>
-      </w:r>
-      <w:proofErr w:type="spellEnd"/>
-      <w:r>
-        <w:rPr>
-          <w:rFonts w:ascii="Times New Roman" w:eastAsia="Times New Roman" w:hAnsi="Times New Roman" w:cs="Times New Roman"/>
-          <w:sz w:val="24"/>
-          <w:szCs w:val="24"/>
-          <w:lang w:eastAsia="en-IN"/>
-        </w:rPr>
-        <w:t xml:space="preserve"> repository. Paste your repo link in comments below.</w:t>
+        <w:t xml:space="preserve"> and push code to your github repository. Paste your repo link in comments below.</w:t>
       </w:r>
       <w:r>
         <w:rPr>
@@ -1952,7 +1332,6 @@
           <w:lang w:eastAsia="en-IN"/>
         </w:rPr>
       </w:pPr>
-      <w:proofErr w:type="gramStart"/>
       <w:r>
         <w:rPr>
           <w:rFonts w:ascii="Times New Roman" w:eastAsia="Times New Roman" w:hAnsi="Times New Roman" w:cs="Times New Roman"/>
@@ -1964,7 +1343,6 @@
         </w:rPr>
         <w:t>URL :</w:t>
       </w:r>
-      <w:proofErr w:type="gramEnd"/>
       <w:r>
         <w:rPr>
           <w:rFonts w:ascii="Times New Roman" w:eastAsia="Times New Roman" w:hAnsi="Times New Roman" w:cs="Times New Roman"/>
@@ -2050,13 +1428,8 @@
           <w:numId w:val="6"/>
         </w:numPr>
       </w:pPr>
-      <w:proofErr w:type="gramStart"/>
-      <w:r>
-        <w:t>parameter</w:t>
-      </w:r>
-      <w:proofErr w:type="gramEnd"/>
-      <w:r>
-        <w:t>, temperature.....</w:t>
+      <w:r>
+        <w:t>parameter, temperature.....</w:t>
       </w:r>
     </w:p>
     <w:p>
@@ -2080,13 +1453,8 @@
         </w:numPr>
       </w:pPr>
       <w:r>
-        <w:t xml:space="preserve">Token, RAG, Agentic AI, Bias, Embedding,, Fine Tune, </w:t>
-      </w:r>
-      <w:proofErr w:type="spellStart"/>
-      <w:r>
-        <w:t>Hallcination</w:t>
-      </w:r>
-      <w:proofErr w:type="spellEnd"/>
+        <w:t>Token, RAG, Agentic AI, Bias, Embedding,, Fine Tune, Hallcination</w:t>
+      </w:r>
     </w:p>
     <w:p>
       <w:pPr>
@@ -2108,13 +1476,8 @@
           <w:numId w:val="6"/>
         </w:numPr>
       </w:pPr>
-      <w:proofErr w:type="spellStart"/>
-      <w:r>
-        <w:t>LangChain</w:t>
-      </w:r>
-      <w:proofErr w:type="spellEnd"/>
-      <w:r>
-        <w:t>, Skills, Neural Network which can learn, Agents</w:t>
+      <w:r>
+        <w:t>LangChain, Skills, Neural Network which can learn, Agents</w:t>
       </w:r>
     </w:p>
     <w:p>
@@ -2126,15 +1489,7 @@
         </w:numPr>
       </w:pPr>
       <w:r>
-        <w:t xml:space="preserve">Weights, </w:t>
-      </w:r>
-      <w:proofErr w:type="spellStart"/>
-      <w:r>
-        <w:t>chatbot</w:t>
-      </w:r>
-      <w:proofErr w:type="spellEnd"/>
-      <w:r>
-        <w:t>, Attention Number, RAG, Harness</w:t>
+        <w:t>Weights, chatbot, Attention Number, RAG, Harness</w:t>
       </w:r>
     </w:p>
     <w:p>
@@ -2146,31 +1501,7 @@
         </w:numPr>
       </w:pPr>
       <w:r>
-        <w:t xml:space="preserve">Prompt Injection, </w:t>
-      </w:r>
-      <w:proofErr w:type="spellStart"/>
-      <w:r>
-        <w:t>GuardRails</w:t>
-      </w:r>
-      <w:proofErr w:type="spellEnd"/>
-      <w:r>
-        <w:t xml:space="preserve">, </w:t>
-      </w:r>
-      <w:proofErr w:type="spellStart"/>
-      <w:r>
-        <w:t>Parding</w:t>
-      </w:r>
-      <w:proofErr w:type="spellEnd"/>
-      <w:r>
-        <w:t xml:space="preserve">, </w:t>
-      </w:r>
-      <w:proofErr w:type="spellStart"/>
-      <w:r>
-        <w:t>Evals</w:t>
-      </w:r>
-      <w:proofErr w:type="spellEnd"/>
-      <w:r>
-        <w:t>, Chunks</w:t>
+        <w:t>Prompt Injection, GuardRails, Parding, Evals, Chunks</w:t>
       </w:r>
     </w:p>
     <w:p>
@@ -2181,19 +1512,9 @@
           <w:numId w:val="6"/>
         </w:numPr>
       </w:pPr>
-      <w:proofErr w:type="spellStart"/>
-      <w:r>
-        <w:t>Grounth</w:t>
-      </w:r>
-      <w:proofErr w:type="spellEnd"/>
-      <w:r>
-        <w:t xml:space="preserve"> Truth</w:t>
-      </w:r>
-      <w:proofErr w:type="gramStart"/>
-      <w:r>
-        <w:t>, ....</w:t>
-      </w:r>
-      <w:proofErr w:type="gramEnd"/>
+      <w:r>
+        <w:t>Grounth Truth, ....</w:t>
+      </w:r>
     </w:p>
     <w:p>
       <w:pPr>
@@ -2284,21 +1605,7 @@
           <w:rPr>
             <w:rStyle w:val="Hyperlink"/>
           </w:rPr>
-          <w:t xml:space="preserve">Prompt Engineering for QA: Five Principles, the RICE-POT Framework and Pushing to GitHub | </w:t>
-        </w:r>
-        <w:proofErr w:type="gramStart"/>
-        <w:r>
-          <w:rPr>
-            <w:rStyle w:val="Hyperlink"/>
-          </w:rPr>
-          <w:t>The</w:t>
-        </w:r>
-        <w:proofErr w:type="gramEnd"/>
-        <w:r>
-          <w:rPr>
-            <w:rStyle w:val="Hyperlink"/>
-          </w:rPr>
-          <w:t xml:space="preserve"> Testing Academy</w:t>
+          <w:t>Prompt Engineering for QA: Five Principles, the RICE-POT Framework and Pushing to GitHub | The Testing Academy</w:t>
         </w:r>
       </w:hyperlink>
     </w:p>
@@ -2381,47 +1688,7 @@
           <w:szCs w:val="24"/>
           <w:lang w:eastAsia="en-IN"/>
         </w:rPr>
-        <w:t xml:space="preserve">Create </w:t>
-      </w:r>
-      <w:proofErr w:type="spellStart"/>
-      <w:r>
-        <w:rPr>
-          <w:rFonts w:ascii="Times New Roman" w:eastAsia="Times New Roman" w:hAnsi="Times New Roman" w:cs="Times New Roman"/>
-          <w:sz w:val="24"/>
-          <w:szCs w:val="24"/>
-          <w:lang w:eastAsia="en-IN"/>
-        </w:rPr>
-        <w:t>TestPlan</w:t>
-      </w:r>
-      <w:proofErr w:type="spellEnd"/>
-      <w:r>
-        <w:rPr>
-          <w:rFonts w:ascii="Times New Roman" w:eastAsia="Times New Roman" w:hAnsi="Times New Roman" w:cs="Times New Roman"/>
-          <w:sz w:val="24"/>
-          <w:szCs w:val="24"/>
-          <w:lang w:eastAsia="en-IN"/>
-        </w:rPr>
-        <w:t xml:space="preserve"> 04_RICE_POT_Generic_QA_Template.md, </w:t>
-      </w:r>
-      <w:proofErr w:type="gramStart"/>
-      <w:r>
-        <w:rPr>
-          <w:rFonts w:ascii="Times New Roman" w:eastAsia="Times New Roman" w:hAnsi="Times New Roman" w:cs="Times New Roman"/>
-          <w:sz w:val="24"/>
-          <w:szCs w:val="24"/>
-          <w:lang w:eastAsia="en-IN"/>
-        </w:rPr>
-        <w:t>We</w:t>
-      </w:r>
-      <w:proofErr w:type="gramEnd"/>
-      <w:r>
-        <w:rPr>
-          <w:rFonts w:ascii="Times New Roman" w:eastAsia="Times New Roman" w:hAnsi="Times New Roman" w:cs="Times New Roman"/>
-          <w:sz w:val="24"/>
-          <w:szCs w:val="24"/>
-          <w:lang w:eastAsia="en-IN"/>
-        </w:rPr>
-        <w:t xml:space="preserve"> want to create a test plan by using this port generic template. I want you to ask me the question related to it and then we will create a proper test plan for it. </w:t>
+        <w:t xml:space="preserve">Create TestPlan 04_RICE_POT_Generic_QA_Template.md, We want to create a test plan by using this port generic template. I want you to ask me the question related to it and then we will create a proper test plan for it. </w:t>
       </w:r>
     </w:p>
     <w:p>
@@ -2444,21 +1711,7 @@
           <w:rPr>
             <w:rStyle w:val="Hyperlink"/>
           </w:rPr>
-          <w:t>learnprompting.org/courses/</w:t>
-        </w:r>
-        <w:proofErr w:type="spellStart"/>
-        <w:r>
-          <w:rPr>
-            <w:rStyle w:val="Hyperlink"/>
-          </w:rPr>
-          <w:t>chatgpt</w:t>
-        </w:r>
-        <w:proofErr w:type="spellEnd"/>
-        <w:r>
-          <w:rPr>
-            <w:rStyle w:val="Hyperlink"/>
-          </w:rPr>
-          <w:t>-for-everyone</w:t>
+          <w:t>learnprompting.org/courses/chatgpt-for-everyone</w:t>
         </w:r>
       </w:hyperlink>
     </w:p>
@@ -2578,15 +1831,7 @@
         </w:r>
       </w:hyperlink>
       <w:r>
-        <w:t xml:space="preserve"> and push code to your </w:t>
-      </w:r>
-      <w:proofErr w:type="spellStart"/>
-      <w:r>
-        <w:t>github</w:t>
-      </w:r>
-      <w:proofErr w:type="spellEnd"/>
-      <w:r>
-        <w:t xml:space="preserve"> repository. Paste your repo link in comments below.</w:t>
+        <w:t xml:space="preserve"> and push code to your github repository. Paste your repo link in comments below.</w:t>
       </w:r>
       <w:r>
         <w:br/>
@@ -2624,14 +1869,12 @@
       <w:pPr>
         <w:pStyle w:val="NormalWeb"/>
       </w:pPr>
-      <w:proofErr w:type="gramStart"/>
       <w:r>
         <w:rPr>
           <w:rStyle w:val="Strong"/>
         </w:rPr>
         <w:t>URL :</w:t>
       </w:r>
-      <w:proofErr w:type="gramEnd"/>
       <w:r>
         <w:t xml:space="preserve"> </w:t>
       </w:r>
@@ -2704,18 +1947,29 @@
         </w:rPr>
         <w:t>[Task 12 Oct] Increment Decrement Operator</w:t>
       </w:r>
-    </w:p>
-    <w:p>
-      <w:pPr>
-        <w:spacing w:before="100" w:beforeAutospacing="1" w:after="100" w:afterAutospacing="1" w:line="240" w:lineRule="auto"/>
-        <w:rPr>
-          <w:rFonts w:ascii="Times New Roman" w:eastAsia="Times New Roman" w:hAnsi="Times New Roman" w:cs="Times New Roman"/>
-          <w:sz w:val="24"/>
-          <w:szCs w:val="24"/>
-          <w:lang w:eastAsia="en-IN"/>
-        </w:rPr>
-      </w:pPr>
-      <w:proofErr w:type="gramStart"/>
+      <w:r>
+        <w:rPr>
+          <w:rFonts w:ascii="Arial" w:hAnsi="Arial" w:cs="Arial"/>
+          <w:color w:val="191B1F"/>
+          <w:spacing w:val="-9"/>
+          <w:sz w:val="36"/>
+          <w:szCs w:val="36"/>
+        </w:rPr>
+        <w:t>-done</w:t>
+      </w:r>
+      <w:bookmarkStart w:id="0" w:name="_GoBack"/>
+      <w:bookmarkEnd w:id="0"/>
+    </w:p>
+    <w:p>
+      <w:pPr>
+        <w:spacing w:before="100" w:beforeAutospacing="1" w:after="100" w:afterAutospacing="1" w:line="240" w:lineRule="auto"/>
+        <w:rPr>
+          <w:rFonts w:ascii="Times New Roman" w:eastAsia="Times New Roman" w:hAnsi="Times New Roman" w:cs="Times New Roman"/>
+          <w:sz w:val="24"/>
+          <w:szCs w:val="24"/>
+          <w:lang w:eastAsia="en-IN"/>
+        </w:rPr>
+      </w:pPr>
       <w:r>
         <w:rPr>
           <w:rFonts w:ascii="Times New Roman" w:eastAsia="Times New Roman" w:hAnsi="Symbol" w:cs="Times New Roman"/>
@@ -2743,19 +1997,7 @@
           <w:szCs w:val="24"/>
           <w:lang w:eastAsia="en-IN"/>
         </w:rPr>
-        <w:t>What</w:t>
-      </w:r>
-      <w:proofErr w:type="gramEnd"/>
-      <w:r>
-        <w:rPr>
-          <w:rFonts w:ascii="Times New Roman" w:eastAsia="Times New Roman" w:hAnsi="Times New Roman" w:cs="Times New Roman"/>
-          <w:b/>
-          <w:bCs/>
-          <w:sz w:val="24"/>
-          <w:szCs w:val="24"/>
-          <w:lang w:eastAsia="en-IN"/>
-        </w:rPr>
-        <w:t xml:space="preserve"> is the output of the following expressions. Answer in the comments below.</w:t>
+        <w:t>What is the output of the following expressions. Answer in the comments below.</w:t>
       </w:r>
       <w:r>
         <w:rPr>
@@ -2775,88 +2017,47 @@
           <w:lang w:eastAsia="en-IN"/>
         </w:rPr>
         <w:br/>
-      </w:r>
-      <w:proofErr w:type="gramStart"/>
-      <w:r>
-        <w:rPr>
-          <w:rFonts w:ascii="Times New Roman" w:eastAsia="Times New Roman" w:hAnsi="Times New Roman" w:cs="Times New Roman"/>
-          <w:sz w:val="24"/>
-          <w:szCs w:val="24"/>
-          <w:lang w:eastAsia="en-IN"/>
-        </w:rPr>
-        <w:t>let</w:t>
-      </w:r>
-      <w:proofErr w:type="gramEnd"/>
-      <w:r>
-        <w:rPr>
-          <w:rFonts w:ascii="Times New Roman" w:eastAsia="Times New Roman" w:hAnsi="Times New Roman" w:cs="Times New Roman"/>
-          <w:sz w:val="24"/>
-          <w:szCs w:val="24"/>
-          <w:lang w:eastAsia="en-IN"/>
-        </w:rPr>
-        <w:t xml:space="preserve"> a = 100;</w:t>
-      </w:r>
-    </w:p>
-    <w:p>
-      <w:pPr>
-        <w:spacing w:before="100" w:beforeAutospacing="1" w:after="100" w:afterAutospacing="1" w:line="240" w:lineRule="auto"/>
-        <w:rPr>
-          <w:rFonts w:ascii="Times New Roman" w:eastAsia="Times New Roman" w:hAnsi="Times New Roman" w:cs="Times New Roman"/>
-          <w:sz w:val="24"/>
-          <w:szCs w:val="24"/>
-          <w:lang w:eastAsia="en-IN"/>
-        </w:rPr>
-      </w:pPr>
-      <w:proofErr w:type="gramStart"/>
-      <w:r>
-        <w:rPr>
-          <w:rFonts w:ascii="Times New Roman" w:eastAsia="Times New Roman" w:hAnsi="Times New Roman" w:cs="Times New Roman"/>
-          <w:sz w:val="24"/>
-          <w:szCs w:val="24"/>
-          <w:lang w:eastAsia="en-IN"/>
-        </w:rPr>
-        <w:t>console.log(</w:t>
-      </w:r>
-      <w:proofErr w:type="gramEnd"/>
-      <w:r>
-        <w:rPr>
-          <w:rFonts w:ascii="Times New Roman" w:eastAsia="Times New Roman" w:hAnsi="Times New Roman" w:cs="Times New Roman"/>
-          <w:sz w:val="24"/>
-          <w:szCs w:val="24"/>
-          <w:lang w:eastAsia="en-IN"/>
-        </w:rPr>
-        <w:t>a++ + ++a +a++ + ++a);</w:t>
-      </w:r>
-    </w:p>
-    <w:p>
-      <w:pPr>
-        <w:spacing w:before="100" w:beforeAutospacing="1" w:after="100" w:afterAutospacing="1" w:line="240" w:lineRule="auto"/>
-        <w:rPr>
-          <w:rFonts w:ascii="Times New Roman" w:eastAsia="Times New Roman" w:hAnsi="Times New Roman" w:cs="Times New Roman"/>
-          <w:sz w:val="24"/>
-          <w:szCs w:val="24"/>
-          <w:lang w:eastAsia="en-IN"/>
-        </w:rPr>
-      </w:pPr>
-      <w:proofErr w:type="gramStart"/>
-      <w:r>
-        <w:rPr>
-          <w:rFonts w:ascii="Times New Roman" w:eastAsia="Times New Roman" w:hAnsi="Times New Roman" w:cs="Times New Roman"/>
-          <w:sz w:val="24"/>
-          <w:szCs w:val="24"/>
-          <w:lang w:eastAsia="en-IN"/>
-        </w:rPr>
-        <w:t>console.log(</w:t>
-      </w:r>
-      <w:proofErr w:type="gramEnd"/>
-      <w:r>
-        <w:rPr>
-          <w:rFonts w:ascii="Times New Roman" w:eastAsia="Times New Roman" w:hAnsi="Times New Roman" w:cs="Times New Roman"/>
-          <w:sz w:val="24"/>
-          <w:szCs w:val="24"/>
-          <w:lang w:eastAsia="en-IN"/>
-        </w:rPr>
-        <w:t>a);</w:t>
+        <w:t>let a = 100;</w:t>
+      </w:r>
+    </w:p>
+    <w:p>
+      <w:pPr>
+        <w:spacing w:before="100" w:beforeAutospacing="1" w:after="100" w:afterAutospacing="1" w:line="240" w:lineRule="auto"/>
+        <w:rPr>
+          <w:rFonts w:ascii="Times New Roman" w:eastAsia="Times New Roman" w:hAnsi="Times New Roman" w:cs="Times New Roman"/>
+          <w:sz w:val="24"/>
+          <w:szCs w:val="24"/>
+          <w:lang w:eastAsia="en-IN"/>
+        </w:rPr>
+      </w:pPr>
+      <w:r>
+        <w:rPr>
+          <w:rFonts w:ascii="Times New Roman" w:eastAsia="Times New Roman" w:hAnsi="Times New Roman" w:cs="Times New Roman"/>
+          <w:sz w:val="24"/>
+          <w:szCs w:val="24"/>
+          <w:lang w:eastAsia="en-IN"/>
+        </w:rPr>
+        <w:t>console.log(a++ + ++a +a++ + ++a);</w:t>
+      </w:r>
+    </w:p>
+    <w:p>
+      <w:pPr>
+        <w:spacing w:before="100" w:beforeAutospacing="1" w:after="100" w:afterAutospacing="1" w:line="240" w:lineRule="auto"/>
+        <w:rPr>
+          <w:rFonts w:ascii="Times New Roman" w:eastAsia="Times New Roman" w:hAnsi="Times New Roman" w:cs="Times New Roman"/>
+          <w:sz w:val="24"/>
+          <w:szCs w:val="24"/>
+          <w:lang w:eastAsia="en-IN"/>
+        </w:rPr>
+      </w:pPr>
+      <w:r>
+        <w:rPr>
+          <w:rFonts w:ascii="Times New Roman" w:eastAsia="Times New Roman" w:hAnsi="Times New Roman" w:cs="Times New Roman"/>
+          <w:sz w:val="24"/>
+          <w:szCs w:val="24"/>
+          <w:lang w:eastAsia="en-IN"/>
+        </w:rPr>
+        <w:t>console.log(a);</w:t>
       </w:r>
       <w:r>
         <w:rPr>
@@ -2885,88 +2086,47 @@
           <w:lang w:eastAsia="en-IN"/>
         </w:rPr>
         <w:br/>
-      </w:r>
-      <w:proofErr w:type="gramStart"/>
-      <w:r>
-        <w:rPr>
-          <w:rFonts w:ascii="Times New Roman" w:eastAsia="Times New Roman" w:hAnsi="Times New Roman" w:cs="Times New Roman"/>
-          <w:sz w:val="24"/>
-          <w:szCs w:val="24"/>
-          <w:lang w:eastAsia="en-IN"/>
-        </w:rPr>
-        <w:t>let</w:t>
-      </w:r>
-      <w:proofErr w:type="gramEnd"/>
-      <w:r>
-        <w:rPr>
-          <w:rFonts w:ascii="Times New Roman" w:eastAsia="Times New Roman" w:hAnsi="Times New Roman" w:cs="Times New Roman"/>
-          <w:sz w:val="24"/>
-          <w:szCs w:val="24"/>
-          <w:lang w:eastAsia="en-IN"/>
-        </w:rPr>
-        <w:t xml:space="preserve"> a = 37;</w:t>
-      </w:r>
-    </w:p>
-    <w:p>
-      <w:pPr>
-        <w:spacing w:before="100" w:beforeAutospacing="1" w:after="100" w:afterAutospacing="1" w:line="240" w:lineRule="auto"/>
-        <w:rPr>
-          <w:rFonts w:ascii="Times New Roman" w:eastAsia="Times New Roman" w:hAnsi="Times New Roman" w:cs="Times New Roman"/>
-          <w:sz w:val="24"/>
-          <w:szCs w:val="24"/>
-          <w:lang w:eastAsia="en-IN"/>
-        </w:rPr>
-      </w:pPr>
-      <w:proofErr w:type="gramStart"/>
-      <w:r>
-        <w:rPr>
-          <w:rFonts w:ascii="Times New Roman" w:eastAsia="Times New Roman" w:hAnsi="Times New Roman" w:cs="Times New Roman"/>
-          <w:sz w:val="24"/>
-          <w:szCs w:val="24"/>
-          <w:lang w:eastAsia="en-IN"/>
-        </w:rPr>
-        <w:t>console.log(</w:t>
-      </w:r>
-      <w:proofErr w:type="gramEnd"/>
-      <w:r>
-        <w:rPr>
-          <w:rFonts w:ascii="Times New Roman" w:eastAsia="Times New Roman" w:hAnsi="Times New Roman" w:cs="Times New Roman"/>
-          <w:sz w:val="24"/>
-          <w:szCs w:val="24"/>
-          <w:lang w:eastAsia="en-IN"/>
-        </w:rPr>
-        <w:t>—a + a—);</w:t>
-      </w:r>
-    </w:p>
-    <w:p>
-      <w:pPr>
-        <w:spacing w:before="100" w:beforeAutospacing="1" w:after="100" w:afterAutospacing="1" w:line="240" w:lineRule="auto"/>
-        <w:rPr>
-          <w:rFonts w:ascii="Times New Roman" w:eastAsia="Times New Roman" w:hAnsi="Times New Roman" w:cs="Times New Roman"/>
-          <w:sz w:val="24"/>
-          <w:szCs w:val="24"/>
-          <w:lang w:eastAsia="en-IN"/>
-        </w:rPr>
-      </w:pPr>
-      <w:proofErr w:type="gramStart"/>
-      <w:r>
-        <w:rPr>
-          <w:rFonts w:ascii="Times New Roman" w:eastAsia="Times New Roman" w:hAnsi="Times New Roman" w:cs="Times New Roman"/>
-          <w:sz w:val="24"/>
-          <w:szCs w:val="24"/>
-          <w:lang w:eastAsia="en-IN"/>
-        </w:rPr>
-        <w:t>console.log(</w:t>
-      </w:r>
-      <w:proofErr w:type="gramEnd"/>
-      <w:r>
-        <w:rPr>
-          <w:rFonts w:ascii="Times New Roman" w:eastAsia="Times New Roman" w:hAnsi="Times New Roman" w:cs="Times New Roman"/>
-          <w:sz w:val="24"/>
-          <w:szCs w:val="24"/>
-          <w:lang w:eastAsia="en-IN"/>
-        </w:rPr>
-        <w:t>a);</w:t>
+        <w:t>let a = 37;</w:t>
+      </w:r>
+    </w:p>
+    <w:p>
+      <w:pPr>
+        <w:spacing w:before="100" w:beforeAutospacing="1" w:after="100" w:afterAutospacing="1" w:line="240" w:lineRule="auto"/>
+        <w:rPr>
+          <w:rFonts w:ascii="Times New Roman" w:eastAsia="Times New Roman" w:hAnsi="Times New Roman" w:cs="Times New Roman"/>
+          <w:sz w:val="24"/>
+          <w:szCs w:val="24"/>
+          <w:lang w:eastAsia="en-IN"/>
+        </w:rPr>
+      </w:pPr>
+      <w:r>
+        <w:rPr>
+          <w:rFonts w:ascii="Times New Roman" w:eastAsia="Times New Roman" w:hAnsi="Times New Roman" w:cs="Times New Roman"/>
+          <w:sz w:val="24"/>
+          <w:szCs w:val="24"/>
+          <w:lang w:eastAsia="en-IN"/>
+        </w:rPr>
+        <w:t>console.log(—a + a—);</w:t>
+      </w:r>
+    </w:p>
+    <w:p>
+      <w:pPr>
+        <w:spacing w:before="100" w:beforeAutospacing="1" w:after="100" w:afterAutospacing="1" w:line="240" w:lineRule="auto"/>
+        <w:rPr>
+          <w:rFonts w:ascii="Times New Roman" w:eastAsia="Times New Roman" w:hAnsi="Times New Roman" w:cs="Times New Roman"/>
+          <w:sz w:val="24"/>
+          <w:szCs w:val="24"/>
+          <w:lang w:eastAsia="en-IN"/>
+        </w:rPr>
+      </w:pPr>
+      <w:r>
+        <w:rPr>
+          <w:rFonts w:ascii="Times New Roman" w:eastAsia="Times New Roman" w:hAnsi="Times New Roman" w:cs="Times New Roman"/>
+          <w:sz w:val="24"/>
+          <w:szCs w:val="24"/>
+          <w:lang w:eastAsia="en-IN"/>
+        </w:rPr>
+        <w:t>console.log(a);</w:t>
       </w:r>
       <w:r>
         <w:rPr>
@@ -2995,26 +2155,7 @@
           <w:lang w:eastAsia="en-IN"/>
         </w:rPr>
         <w:br/>
-      </w:r>
-      <w:proofErr w:type="gramStart"/>
-      <w:r>
-        <w:rPr>
-          <w:rFonts w:ascii="Times New Roman" w:eastAsia="Times New Roman" w:hAnsi="Times New Roman" w:cs="Times New Roman"/>
-          <w:sz w:val="24"/>
-          <w:szCs w:val="24"/>
-          <w:lang w:eastAsia="en-IN"/>
-        </w:rPr>
-        <w:t>let</w:t>
-      </w:r>
-      <w:proofErr w:type="gramEnd"/>
-      <w:r>
-        <w:rPr>
-          <w:rFonts w:ascii="Times New Roman" w:eastAsia="Times New Roman" w:hAnsi="Times New Roman" w:cs="Times New Roman"/>
-          <w:sz w:val="24"/>
-          <w:szCs w:val="24"/>
-          <w:lang w:eastAsia="en-IN"/>
-        </w:rPr>
-        <w:t xml:space="preserve"> a = 5; </w:t>
+        <w:t xml:space="preserve">let a = 5; </w:t>
       </w:r>
       <w:r>
         <w:rPr>
@@ -3063,157 +2204,27 @@
           <w:lang w:eastAsia="en-IN"/>
         </w:rPr>
         <w:br/>
-      </w:r>
-      <w:proofErr w:type="gramStart"/>
-      <w:r>
-        <w:rPr>
-          <w:rFonts w:ascii="Times New Roman" w:eastAsia="Times New Roman" w:hAnsi="Times New Roman" w:cs="Times New Roman"/>
-          <w:sz w:val="24"/>
-          <w:szCs w:val="24"/>
-          <w:lang w:eastAsia="en-IN"/>
-        </w:rPr>
-        <w:t>let</w:t>
-      </w:r>
-      <w:proofErr w:type="gramEnd"/>
-      <w:r>
-        <w:rPr>
-          <w:rFonts w:ascii="Times New Roman" w:eastAsia="Times New Roman" w:hAnsi="Times New Roman" w:cs="Times New Roman"/>
-          <w:sz w:val="24"/>
-          <w:szCs w:val="24"/>
-          <w:lang w:eastAsia="en-IN"/>
-        </w:rPr>
-        <w:t xml:space="preserve"> </w:t>
-      </w:r>
-      <w:proofErr w:type="spellStart"/>
-      <w:r>
-        <w:rPr>
-          <w:rFonts w:ascii="Times New Roman" w:eastAsia="Times New Roman" w:hAnsi="Times New Roman" w:cs="Times New Roman"/>
-          <w:sz w:val="24"/>
-          <w:szCs w:val="24"/>
-          <w:lang w:eastAsia="en-IN"/>
-        </w:rPr>
-        <w:t>i</w:t>
-      </w:r>
-      <w:proofErr w:type="spellEnd"/>
-      <w:r>
-        <w:rPr>
-          <w:rFonts w:ascii="Times New Roman" w:eastAsia="Times New Roman" w:hAnsi="Times New Roman" w:cs="Times New Roman"/>
-          <w:sz w:val="24"/>
-          <w:szCs w:val="24"/>
-          <w:lang w:eastAsia="en-IN"/>
-        </w:rPr>
-        <w:t xml:space="preserve"> = 1; </w:t>
-      </w:r>
-    </w:p>
-    <w:p>
-      <w:pPr>
-        <w:spacing w:before="100" w:beforeAutospacing="1" w:after="100" w:afterAutospacing="1" w:line="240" w:lineRule="auto"/>
-        <w:rPr>
-          <w:rFonts w:ascii="Times New Roman" w:eastAsia="Times New Roman" w:hAnsi="Times New Roman" w:cs="Times New Roman"/>
-          <w:sz w:val="24"/>
-          <w:szCs w:val="24"/>
-          <w:lang w:eastAsia="en-IN"/>
-        </w:rPr>
-      </w:pPr>
-      <w:proofErr w:type="gramStart"/>
-      <w:r>
-        <w:rPr>
-          <w:rFonts w:ascii="Times New Roman" w:eastAsia="Times New Roman" w:hAnsi="Times New Roman" w:cs="Times New Roman"/>
-          <w:sz w:val="24"/>
-          <w:szCs w:val="24"/>
-          <w:lang w:eastAsia="en-IN"/>
-        </w:rPr>
-        <w:t>let</w:t>
-      </w:r>
-      <w:proofErr w:type="gramEnd"/>
-      <w:r>
-        <w:rPr>
-          <w:rFonts w:ascii="Times New Roman" w:eastAsia="Times New Roman" w:hAnsi="Times New Roman" w:cs="Times New Roman"/>
-          <w:sz w:val="24"/>
-          <w:szCs w:val="24"/>
-          <w:lang w:eastAsia="en-IN"/>
-        </w:rPr>
-        <w:t xml:space="preserve"> r = </w:t>
-      </w:r>
-      <w:proofErr w:type="spellStart"/>
-      <w:r>
-        <w:rPr>
-          <w:rFonts w:ascii="Times New Roman" w:eastAsia="Times New Roman" w:hAnsi="Times New Roman" w:cs="Times New Roman"/>
-          <w:sz w:val="24"/>
-          <w:szCs w:val="24"/>
-          <w:lang w:eastAsia="en-IN"/>
-        </w:rPr>
-        <w:t>i</w:t>
-      </w:r>
-      <w:proofErr w:type="spellEnd"/>
-      <w:r>
-        <w:rPr>
-          <w:rFonts w:ascii="Times New Roman" w:eastAsia="Times New Roman" w:hAnsi="Times New Roman" w:cs="Times New Roman"/>
-          <w:sz w:val="24"/>
-          <w:szCs w:val="24"/>
-          <w:lang w:eastAsia="en-IN"/>
-        </w:rPr>
-        <w:t xml:space="preserve">++ &gt; 1 ? </w:t>
-      </w:r>
-      <w:proofErr w:type="spellStart"/>
-      <w:r>
-        <w:rPr>
-          <w:rFonts w:ascii="Times New Roman" w:eastAsia="Times New Roman" w:hAnsi="Times New Roman" w:cs="Times New Roman"/>
-          <w:sz w:val="24"/>
-          <w:szCs w:val="24"/>
-          <w:lang w:eastAsia="en-IN"/>
-        </w:rPr>
-        <w:t>i</w:t>
-      </w:r>
-      <w:proofErr w:type="spellEnd"/>
-      <w:r>
-        <w:rPr>
-          <w:rFonts w:ascii="Times New Roman" w:eastAsia="Times New Roman" w:hAnsi="Times New Roman" w:cs="Times New Roman"/>
-          <w:sz w:val="24"/>
-          <w:szCs w:val="24"/>
-          <w:lang w:eastAsia="en-IN"/>
-        </w:rPr>
-        <w:t>+</w:t>
-      </w:r>
-      <w:proofErr w:type="gramStart"/>
-      <w:r>
-        <w:rPr>
-          <w:rFonts w:ascii="Times New Roman" w:eastAsia="Times New Roman" w:hAnsi="Times New Roman" w:cs="Times New Roman"/>
-          <w:sz w:val="24"/>
-          <w:szCs w:val="24"/>
-          <w:lang w:eastAsia="en-IN"/>
-        </w:rPr>
-        <w:t>+ :</w:t>
-      </w:r>
-      <w:proofErr w:type="gramEnd"/>
-      <w:r>
-        <w:rPr>
-          <w:rFonts w:ascii="Times New Roman" w:eastAsia="Times New Roman" w:hAnsi="Times New Roman" w:cs="Times New Roman"/>
-          <w:sz w:val="24"/>
-          <w:szCs w:val="24"/>
-          <w:lang w:eastAsia="en-IN"/>
-        </w:rPr>
-        <w:t xml:space="preserve"> ++</w:t>
-      </w:r>
-      <w:proofErr w:type="spellStart"/>
-      <w:r>
-        <w:rPr>
-          <w:rFonts w:ascii="Times New Roman" w:eastAsia="Times New Roman" w:hAnsi="Times New Roman" w:cs="Times New Roman"/>
-          <w:sz w:val="24"/>
-          <w:szCs w:val="24"/>
-          <w:lang w:eastAsia="en-IN"/>
-        </w:rPr>
-        <w:t>i</w:t>
-      </w:r>
-      <w:proofErr w:type="spellEnd"/>
-      <w:r>
-        <w:rPr>
-          <w:rFonts w:ascii="Times New Roman" w:eastAsia="Times New Roman" w:hAnsi="Times New Roman" w:cs="Times New Roman"/>
-          <w:sz w:val="24"/>
-          <w:szCs w:val="24"/>
-          <w:lang w:eastAsia="en-IN"/>
-        </w:rPr>
-        <w:t xml:space="preserve">; </w:t>
+        <w:t xml:space="preserve">let i = 1; </w:t>
+      </w:r>
+    </w:p>
+    <w:p>
+      <w:pPr>
+        <w:spacing w:before="100" w:beforeAutospacing="1" w:after="100" w:afterAutospacing="1" w:line="240" w:lineRule="auto"/>
+        <w:rPr>
+          <w:rFonts w:ascii="Times New Roman" w:eastAsia="Times New Roman" w:hAnsi="Times New Roman" w:cs="Times New Roman"/>
+          <w:sz w:val="24"/>
+          <w:szCs w:val="24"/>
+          <w:lang w:eastAsia="en-IN"/>
+        </w:rPr>
+      </w:pPr>
+      <w:r>
+        <w:rPr>
+          <w:rFonts w:ascii="Times New Roman" w:eastAsia="Times New Roman" w:hAnsi="Times New Roman" w:cs="Times New Roman"/>
+          <w:sz w:val="24"/>
+          <w:szCs w:val="24"/>
+          <w:lang w:eastAsia="en-IN"/>
+        </w:rPr>
+        <w:t xml:space="preserve">let r = i++ &gt; 1 ? i++ : ++i; </w:t>
       </w:r>
       <w:r>
         <w:rPr>
@@ -3223,27 +2234,654 @@
           <w:lang w:eastAsia="en-IN"/>
         </w:rPr>
         <w:br/>
-        <w:t xml:space="preserve">console.log(r, </w:t>
-      </w:r>
-      <w:proofErr w:type="spellStart"/>
-      <w:r>
-        <w:rPr>
-          <w:rFonts w:ascii="Times New Roman" w:eastAsia="Times New Roman" w:hAnsi="Times New Roman" w:cs="Times New Roman"/>
-          <w:sz w:val="24"/>
-          <w:szCs w:val="24"/>
-          <w:lang w:eastAsia="en-IN"/>
-        </w:rPr>
-        <w:t>i</w:t>
-      </w:r>
-      <w:proofErr w:type="spellEnd"/>
-      <w:r>
-        <w:rPr>
-          <w:rFonts w:ascii="Times New Roman" w:eastAsia="Times New Roman" w:hAnsi="Times New Roman" w:cs="Times New Roman"/>
-          <w:sz w:val="24"/>
-          <w:szCs w:val="24"/>
-          <w:lang w:eastAsia="en-IN"/>
-        </w:rPr>
-        <w:t>);</w:t>
+        <w:t>console.log(r, i);</w:t>
+      </w:r>
+    </w:p>
+    <w:p>
+      <w:pPr>
+        <w:spacing w:before="100" w:beforeAutospacing="1" w:after="100" w:afterAutospacing="1" w:line="240" w:lineRule="auto"/>
+        <w:rPr>
+          <w:rFonts w:ascii="Times New Roman" w:eastAsia="Times New Roman" w:hAnsi="Times New Roman" w:cs="Times New Roman"/>
+          <w:b/>
+          <w:sz w:val="24"/>
+          <w:szCs w:val="24"/>
+          <w:lang w:eastAsia="en-IN"/>
+        </w:rPr>
+      </w:pPr>
+      <w:r>
+        <w:rPr>
+          <w:rFonts w:ascii="Times New Roman" w:eastAsia="Times New Roman" w:hAnsi="Times New Roman" w:cs="Times New Roman"/>
+          <w:b/>
+          <w:sz w:val="24"/>
+          <w:szCs w:val="24"/>
+          <w:lang w:eastAsia="en-IN"/>
+        </w:rPr>
+        <w:t>ans-</w:t>
+      </w:r>
+    </w:p>
+    <w:p>
+      <w:pPr>
+        <w:spacing w:before="100" w:beforeAutospacing="1" w:after="100" w:afterAutospacing="1" w:line="240" w:lineRule="auto"/>
+        <w:rPr>
+          <w:rFonts w:ascii="Times New Roman" w:eastAsia="Times New Roman" w:hAnsi="Times New Roman" w:cs="Times New Roman"/>
+          <w:sz w:val="24"/>
+          <w:szCs w:val="24"/>
+          <w:lang w:eastAsia="en-IN"/>
+        </w:rPr>
+      </w:pPr>
+      <w:r>
+        <w:rPr>
+          <w:rFonts w:ascii="Times New Roman" w:eastAsia="Times New Roman" w:hAnsi="Times New Roman" w:cs="Times New Roman"/>
+          <w:b/>
+          <w:sz w:val="24"/>
+          <w:szCs w:val="24"/>
+          <w:lang w:eastAsia="en-IN"/>
+        </w:rPr>
+        <w:t>1</w:t>
+      </w:r>
+      <w:r>
+        <w:rPr>
+          <w:rFonts w:ascii="Times New Roman" w:eastAsia="Times New Roman" w:hAnsi="Times New Roman" w:cs="Times New Roman"/>
+          <w:sz w:val="24"/>
+          <w:szCs w:val="24"/>
+          <w:lang w:eastAsia="en-IN"/>
+        </w:rPr>
+        <w:t>)</w:t>
+      </w:r>
+    </w:p>
+    <w:p>
+      <w:pPr>
+        <w:spacing w:before="100" w:beforeAutospacing="1" w:after="100" w:afterAutospacing="1" w:line="240" w:lineRule="auto"/>
+        <w:rPr>
+          <w:rFonts w:ascii="Times New Roman" w:eastAsia="Times New Roman" w:hAnsi="Times New Roman" w:cs="Times New Roman"/>
+          <w:sz w:val="24"/>
+          <w:szCs w:val="24"/>
+          <w:lang w:eastAsia="en-IN"/>
+        </w:rPr>
+      </w:pPr>
+      <w:r>
+        <w:rPr>
+          <w:rFonts w:ascii="Times New Roman" w:eastAsia="Times New Roman" w:hAnsi="Times New Roman" w:cs="Times New Roman"/>
+          <w:sz w:val="24"/>
+          <w:szCs w:val="24"/>
+          <w:lang w:eastAsia="en-IN"/>
+        </w:rPr>
+        <w:t>a = 100</w:t>
+      </w:r>
+    </w:p>
+    <w:p>
+      <w:pPr>
+        <w:spacing w:before="100" w:beforeAutospacing="1" w:after="100" w:afterAutospacing="1" w:line="240" w:lineRule="auto"/>
+        <w:rPr>
+          <w:rFonts w:ascii="Times New Roman" w:eastAsia="Times New Roman" w:hAnsi="Times New Roman" w:cs="Times New Roman"/>
+          <w:sz w:val="24"/>
+          <w:szCs w:val="24"/>
+          <w:lang w:eastAsia="en-IN"/>
+        </w:rPr>
+      </w:pPr>
+      <w:r>
+        <w:rPr>
+          <w:rFonts w:ascii="Times New Roman" w:eastAsia="Times New Roman" w:hAnsi="Times New Roman" w:cs="Times New Roman"/>
+          <w:sz w:val="24"/>
+          <w:szCs w:val="24"/>
+          <w:lang w:eastAsia="en-IN"/>
+        </w:rPr>
+        <w:lastRenderedPageBreak/>
+        <w:t>a++ = 100</w:t>
+      </w:r>
+    </w:p>
+    <w:p>
+      <w:pPr>
+        <w:spacing w:before="100" w:beforeAutospacing="1" w:after="100" w:afterAutospacing="1" w:line="240" w:lineRule="auto"/>
+        <w:rPr>
+          <w:rFonts w:ascii="Times New Roman" w:eastAsia="Times New Roman" w:hAnsi="Times New Roman" w:cs="Times New Roman"/>
+          <w:sz w:val="24"/>
+          <w:szCs w:val="24"/>
+          <w:lang w:eastAsia="en-IN"/>
+        </w:rPr>
+      </w:pPr>
+      <w:r>
+        <w:rPr>
+          <w:rFonts w:ascii="Times New Roman" w:eastAsia="Times New Roman" w:hAnsi="Times New Roman" w:cs="Times New Roman"/>
+          <w:sz w:val="24"/>
+          <w:szCs w:val="24"/>
+          <w:lang w:eastAsia="en-IN"/>
+        </w:rPr>
+        <w:t>++a = 102</w:t>
+      </w:r>
+    </w:p>
+    <w:p>
+      <w:pPr>
+        <w:spacing w:before="100" w:beforeAutospacing="1" w:after="100" w:afterAutospacing="1" w:line="240" w:lineRule="auto"/>
+        <w:rPr>
+          <w:rFonts w:ascii="Times New Roman" w:eastAsia="Times New Roman" w:hAnsi="Times New Roman" w:cs="Times New Roman"/>
+          <w:sz w:val="24"/>
+          <w:szCs w:val="24"/>
+          <w:lang w:eastAsia="en-IN"/>
+        </w:rPr>
+      </w:pPr>
+      <w:r>
+        <w:rPr>
+          <w:rFonts w:ascii="Times New Roman" w:eastAsia="Times New Roman" w:hAnsi="Times New Roman" w:cs="Times New Roman"/>
+          <w:sz w:val="24"/>
+          <w:szCs w:val="24"/>
+          <w:lang w:eastAsia="en-IN"/>
+        </w:rPr>
+        <w:t>a++ = 102</w:t>
+      </w:r>
+    </w:p>
+    <w:p>
+      <w:pPr>
+        <w:spacing w:before="100" w:beforeAutospacing="1" w:after="100" w:afterAutospacing="1" w:line="240" w:lineRule="auto"/>
+        <w:rPr>
+          <w:rFonts w:ascii="Times New Roman" w:eastAsia="Times New Roman" w:hAnsi="Times New Roman" w:cs="Times New Roman"/>
+          <w:sz w:val="24"/>
+          <w:szCs w:val="24"/>
+          <w:lang w:eastAsia="en-IN"/>
+        </w:rPr>
+      </w:pPr>
+      <w:r>
+        <w:rPr>
+          <w:rFonts w:ascii="Times New Roman" w:eastAsia="Times New Roman" w:hAnsi="Times New Roman" w:cs="Times New Roman"/>
+          <w:sz w:val="24"/>
+          <w:szCs w:val="24"/>
+          <w:lang w:eastAsia="en-IN"/>
+        </w:rPr>
+        <w:t>++a = 104</w:t>
+      </w:r>
+    </w:p>
+    <w:p>
+      <w:pPr>
+        <w:spacing w:before="100" w:beforeAutospacing="1" w:after="100" w:afterAutospacing="1" w:line="240" w:lineRule="auto"/>
+        <w:rPr>
+          <w:rFonts w:ascii="Times New Roman" w:eastAsia="Times New Roman" w:hAnsi="Times New Roman" w:cs="Times New Roman"/>
+          <w:sz w:val="24"/>
+          <w:szCs w:val="24"/>
+          <w:lang w:eastAsia="en-IN"/>
+        </w:rPr>
+      </w:pPr>
+      <w:r>
+        <w:rPr>
+          <w:rFonts w:ascii="Times New Roman" w:eastAsia="Times New Roman" w:hAnsi="Times New Roman" w:cs="Times New Roman"/>
+          <w:sz w:val="24"/>
+          <w:szCs w:val="24"/>
+          <w:lang w:eastAsia="en-IN"/>
+        </w:rPr>
+        <w:t>-----------</w:t>
+      </w:r>
+    </w:p>
+    <w:p>
+      <w:pPr>
+        <w:spacing w:before="100" w:beforeAutospacing="1" w:after="100" w:afterAutospacing="1" w:line="240" w:lineRule="auto"/>
+        <w:rPr>
+          <w:rFonts w:ascii="Times New Roman" w:eastAsia="Times New Roman" w:hAnsi="Times New Roman" w:cs="Times New Roman"/>
+          <w:sz w:val="24"/>
+          <w:szCs w:val="24"/>
+          <w:lang w:eastAsia="en-IN"/>
+        </w:rPr>
+      </w:pPr>
+      <w:r>
+        <w:rPr>
+          <w:rFonts w:ascii="Times New Roman" w:eastAsia="Times New Roman" w:hAnsi="Times New Roman" w:cs="Times New Roman"/>
+          <w:sz w:val="24"/>
+          <w:szCs w:val="24"/>
+          <w:lang w:eastAsia="en-IN"/>
+        </w:rPr>
+        <w:t xml:space="preserve"> output-                408 &amp; 104</w:t>
+      </w:r>
+    </w:p>
+    <w:p>
+      <w:pPr>
+        <w:spacing w:before="100" w:beforeAutospacing="1" w:after="100" w:afterAutospacing="1" w:line="240" w:lineRule="auto"/>
+        <w:rPr>
+          <w:rFonts w:ascii="Times New Roman" w:eastAsia="Times New Roman" w:hAnsi="Times New Roman" w:cs="Times New Roman"/>
+          <w:sz w:val="24"/>
+          <w:szCs w:val="24"/>
+          <w:lang w:eastAsia="en-IN"/>
+        </w:rPr>
+      </w:pPr>
+    </w:p>
+    <w:p>
+      <w:pPr>
+        <w:spacing w:before="100" w:beforeAutospacing="1" w:after="100" w:afterAutospacing="1" w:line="240" w:lineRule="auto"/>
+        <w:rPr>
+          <w:rFonts w:ascii="Times New Roman" w:eastAsia="Times New Roman" w:hAnsi="Times New Roman" w:cs="Times New Roman"/>
+          <w:sz w:val="24"/>
+          <w:szCs w:val="24"/>
+          <w:lang w:eastAsia="en-IN"/>
+        </w:rPr>
+      </w:pPr>
+      <w:r>
+        <w:rPr>
+          <w:rFonts w:ascii="Times New Roman" w:eastAsia="Times New Roman" w:hAnsi="Times New Roman" w:cs="Times New Roman"/>
+          <w:sz w:val="24"/>
+          <w:szCs w:val="24"/>
+          <w:lang w:eastAsia="en-IN"/>
+        </w:rPr>
+        <w:t>---------------------</w:t>
+      </w:r>
+    </w:p>
+    <w:p>
+      <w:pPr>
+        <w:spacing w:before="100" w:beforeAutospacing="1" w:after="100" w:afterAutospacing="1" w:line="240" w:lineRule="auto"/>
+        <w:rPr>
+          <w:rFonts w:ascii="Times New Roman" w:eastAsia="Times New Roman" w:hAnsi="Times New Roman" w:cs="Times New Roman"/>
+          <w:sz w:val="24"/>
+          <w:szCs w:val="24"/>
+          <w:lang w:eastAsia="en-IN"/>
+        </w:rPr>
+      </w:pPr>
+      <w:r>
+        <w:rPr>
+          <w:rFonts w:ascii="Times New Roman" w:eastAsia="Times New Roman" w:hAnsi="Times New Roman" w:cs="Times New Roman"/>
+          <w:sz w:val="24"/>
+          <w:szCs w:val="24"/>
+          <w:lang w:eastAsia="en-IN"/>
+        </w:rPr>
+        <w:t>2)</w:t>
+      </w:r>
+    </w:p>
+    <w:p>
+      <w:pPr>
+        <w:spacing w:before="100" w:beforeAutospacing="1" w:after="100" w:afterAutospacing="1" w:line="240" w:lineRule="auto"/>
+        <w:rPr>
+          <w:rFonts w:ascii="Times New Roman" w:eastAsia="Times New Roman" w:hAnsi="Times New Roman" w:cs="Times New Roman"/>
+          <w:sz w:val="24"/>
+          <w:szCs w:val="24"/>
+          <w:lang w:eastAsia="en-IN"/>
+        </w:rPr>
+      </w:pPr>
+      <w:r>
+        <w:rPr>
+          <w:rFonts w:ascii="Times New Roman" w:eastAsia="Times New Roman" w:hAnsi="Times New Roman" w:cs="Times New Roman"/>
+          <w:sz w:val="24"/>
+          <w:szCs w:val="24"/>
+          <w:lang w:eastAsia="en-IN"/>
+        </w:rPr>
+        <w:t>a=37</w:t>
+      </w:r>
+    </w:p>
+    <w:p>
+      <w:pPr>
+        <w:spacing w:before="100" w:beforeAutospacing="1" w:after="100" w:afterAutospacing="1" w:line="240" w:lineRule="auto"/>
+        <w:rPr>
+          <w:rFonts w:ascii="Times New Roman" w:eastAsia="Times New Roman" w:hAnsi="Times New Roman" w:cs="Times New Roman"/>
+          <w:sz w:val="24"/>
+          <w:szCs w:val="24"/>
+          <w:lang w:eastAsia="en-IN"/>
+        </w:rPr>
+      </w:pPr>
+      <w:r>
+        <w:rPr>
+          <w:rFonts w:ascii="Times New Roman" w:eastAsia="Times New Roman" w:hAnsi="Times New Roman" w:cs="Times New Roman"/>
+          <w:sz w:val="24"/>
+          <w:szCs w:val="24"/>
+          <w:lang w:eastAsia="en-IN"/>
+        </w:rPr>
+        <w:t>--a = 36</w:t>
+      </w:r>
+    </w:p>
+    <w:p>
+      <w:pPr>
+        <w:spacing w:before="100" w:beforeAutospacing="1" w:after="100" w:afterAutospacing="1" w:line="240" w:lineRule="auto"/>
+        <w:rPr>
+          <w:rFonts w:ascii="Times New Roman" w:eastAsia="Times New Roman" w:hAnsi="Times New Roman" w:cs="Times New Roman"/>
+          <w:sz w:val="24"/>
+          <w:szCs w:val="24"/>
+          <w:lang w:eastAsia="en-IN"/>
+        </w:rPr>
+      </w:pPr>
+      <w:r>
+        <w:rPr>
+          <w:rFonts w:ascii="Times New Roman" w:eastAsia="Times New Roman" w:hAnsi="Times New Roman" w:cs="Times New Roman"/>
+          <w:sz w:val="24"/>
+          <w:szCs w:val="24"/>
+          <w:lang w:eastAsia="en-IN"/>
+        </w:rPr>
+        <w:t>a-- = 36</w:t>
+      </w:r>
+    </w:p>
+    <w:p>
+      <w:pPr>
+        <w:spacing w:before="100" w:beforeAutospacing="1" w:after="100" w:afterAutospacing="1" w:line="240" w:lineRule="auto"/>
+        <w:rPr>
+          <w:rFonts w:ascii="Times New Roman" w:eastAsia="Times New Roman" w:hAnsi="Times New Roman" w:cs="Times New Roman"/>
+          <w:sz w:val="24"/>
+          <w:szCs w:val="24"/>
+          <w:lang w:eastAsia="en-IN"/>
+        </w:rPr>
+      </w:pPr>
+      <w:r>
+        <w:rPr>
+          <w:rFonts w:ascii="Times New Roman" w:eastAsia="Times New Roman" w:hAnsi="Times New Roman" w:cs="Times New Roman"/>
+          <w:sz w:val="24"/>
+          <w:szCs w:val="24"/>
+          <w:lang w:eastAsia="en-IN"/>
+        </w:rPr>
+        <w:t>----------</w:t>
+      </w:r>
+    </w:p>
+    <w:p>
+      <w:pPr>
+        <w:spacing w:before="100" w:beforeAutospacing="1" w:after="100" w:afterAutospacing="1" w:line="240" w:lineRule="auto"/>
+        <w:rPr>
+          <w:rFonts w:ascii="Times New Roman" w:eastAsia="Times New Roman" w:hAnsi="Times New Roman" w:cs="Times New Roman"/>
+          <w:sz w:val="24"/>
+          <w:szCs w:val="24"/>
+          <w:lang w:eastAsia="en-IN"/>
+        </w:rPr>
+      </w:pPr>
+      <w:r>
+        <w:rPr>
+          <w:rFonts w:ascii="Times New Roman" w:eastAsia="Times New Roman" w:hAnsi="Times New Roman" w:cs="Times New Roman"/>
+          <w:sz w:val="24"/>
+          <w:szCs w:val="24"/>
+          <w:lang w:eastAsia="en-IN"/>
+        </w:rPr>
+        <w:t>output-           72 &amp; 35</w:t>
+      </w:r>
+    </w:p>
+    <w:p>
+      <w:pPr>
+        <w:spacing w:before="100" w:beforeAutospacing="1" w:after="100" w:afterAutospacing="1" w:line="240" w:lineRule="auto"/>
+        <w:rPr>
+          <w:rFonts w:ascii="Times New Roman" w:eastAsia="Times New Roman" w:hAnsi="Times New Roman" w:cs="Times New Roman"/>
+          <w:sz w:val="24"/>
+          <w:szCs w:val="24"/>
+          <w:lang w:eastAsia="en-IN"/>
+        </w:rPr>
+      </w:pPr>
+    </w:p>
+    <w:p>
+      <w:pPr>
+        <w:spacing w:before="100" w:beforeAutospacing="1" w:after="100" w:afterAutospacing="1" w:line="240" w:lineRule="auto"/>
+        <w:rPr>
+          <w:rFonts w:ascii="Times New Roman" w:eastAsia="Times New Roman" w:hAnsi="Times New Roman" w:cs="Times New Roman"/>
+          <w:sz w:val="24"/>
+          <w:szCs w:val="24"/>
+          <w:lang w:eastAsia="en-IN"/>
+        </w:rPr>
+      </w:pPr>
+      <w:r>
+        <w:rPr>
+          <w:rFonts w:ascii="Times New Roman" w:eastAsia="Times New Roman" w:hAnsi="Times New Roman" w:cs="Times New Roman"/>
+          <w:sz w:val="24"/>
+          <w:szCs w:val="24"/>
+          <w:lang w:eastAsia="en-IN"/>
+        </w:rPr>
+        <w:t>---------------------</w:t>
+      </w:r>
+    </w:p>
+    <w:p>
+      <w:pPr>
+        <w:spacing w:before="100" w:beforeAutospacing="1" w:after="100" w:afterAutospacing="1" w:line="240" w:lineRule="auto"/>
+        <w:rPr>
+          <w:rFonts w:ascii="Times New Roman" w:eastAsia="Times New Roman" w:hAnsi="Times New Roman" w:cs="Times New Roman"/>
+          <w:sz w:val="24"/>
+          <w:szCs w:val="24"/>
+          <w:lang w:eastAsia="en-IN"/>
+        </w:rPr>
+      </w:pPr>
+      <w:r>
+        <w:rPr>
+          <w:rFonts w:ascii="Times New Roman" w:eastAsia="Times New Roman" w:hAnsi="Times New Roman" w:cs="Times New Roman"/>
+          <w:sz w:val="24"/>
+          <w:szCs w:val="24"/>
+          <w:lang w:eastAsia="en-IN"/>
+        </w:rPr>
+        <w:t>3)</w:t>
+      </w:r>
+    </w:p>
+    <w:p>
+      <w:pPr>
+        <w:spacing w:before="100" w:beforeAutospacing="1" w:after="100" w:afterAutospacing="1" w:line="240" w:lineRule="auto"/>
+        <w:rPr>
+          <w:rFonts w:ascii="Times New Roman" w:eastAsia="Times New Roman" w:hAnsi="Times New Roman" w:cs="Times New Roman"/>
+          <w:sz w:val="24"/>
+          <w:szCs w:val="24"/>
+          <w:lang w:eastAsia="en-IN"/>
+        </w:rPr>
+      </w:pPr>
+      <w:r>
+        <w:rPr>
+          <w:rFonts w:ascii="Times New Roman" w:eastAsia="Times New Roman" w:hAnsi="Times New Roman" w:cs="Times New Roman"/>
+          <w:sz w:val="24"/>
+          <w:szCs w:val="24"/>
+          <w:lang w:eastAsia="en-IN"/>
+        </w:rPr>
+        <w:t>a= 5</w:t>
+      </w:r>
+    </w:p>
+    <w:p>
+      <w:pPr>
+        <w:spacing w:before="100" w:beforeAutospacing="1" w:after="100" w:afterAutospacing="1" w:line="240" w:lineRule="auto"/>
+        <w:rPr>
+          <w:rFonts w:ascii="Times New Roman" w:eastAsia="Times New Roman" w:hAnsi="Times New Roman" w:cs="Times New Roman"/>
+          <w:sz w:val="24"/>
+          <w:szCs w:val="24"/>
+          <w:lang w:eastAsia="en-IN"/>
+        </w:rPr>
+      </w:pPr>
+      <w:r>
+        <w:rPr>
+          <w:rFonts w:ascii="Times New Roman" w:eastAsia="Times New Roman" w:hAnsi="Times New Roman" w:cs="Times New Roman"/>
+          <w:sz w:val="24"/>
+          <w:szCs w:val="24"/>
+          <w:lang w:eastAsia="en-IN"/>
+        </w:rPr>
+        <w:t>a-- = 5</w:t>
+      </w:r>
+    </w:p>
+    <w:p>
+      <w:pPr>
+        <w:spacing w:before="100" w:beforeAutospacing="1" w:after="100" w:afterAutospacing="1" w:line="240" w:lineRule="auto"/>
+        <w:rPr>
+          <w:rFonts w:ascii="Times New Roman" w:eastAsia="Times New Roman" w:hAnsi="Times New Roman" w:cs="Times New Roman"/>
+          <w:sz w:val="24"/>
+          <w:szCs w:val="24"/>
+          <w:lang w:eastAsia="en-IN"/>
+        </w:rPr>
+      </w:pPr>
+      <w:r>
+        <w:rPr>
+          <w:rFonts w:ascii="Times New Roman" w:eastAsia="Times New Roman" w:hAnsi="Times New Roman" w:cs="Times New Roman"/>
+          <w:sz w:val="24"/>
+          <w:szCs w:val="24"/>
+          <w:lang w:eastAsia="en-IN"/>
+        </w:rPr>
+        <w:t>--a = 3</w:t>
+      </w:r>
+    </w:p>
+    <w:p>
+      <w:pPr>
+        <w:spacing w:before="100" w:beforeAutospacing="1" w:after="100" w:afterAutospacing="1" w:line="240" w:lineRule="auto"/>
+        <w:rPr>
+          <w:rFonts w:ascii="Times New Roman" w:eastAsia="Times New Roman" w:hAnsi="Times New Roman" w:cs="Times New Roman"/>
+          <w:sz w:val="24"/>
+          <w:szCs w:val="24"/>
+          <w:lang w:eastAsia="en-IN"/>
+        </w:rPr>
+      </w:pPr>
+      <w:r>
+        <w:rPr>
+          <w:rFonts w:ascii="Times New Roman" w:eastAsia="Times New Roman" w:hAnsi="Times New Roman" w:cs="Times New Roman"/>
+          <w:sz w:val="24"/>
+          <w:szCs w:val="24"/>
+          <w:lang w:eastAsia="en-IN"/>
+        </w:rPr>
+        <w:t>--------</w:t>
+      </w:r>
+    </w:p>
+    <w:p>
+      <w:pPr>
+        <w:spacing w:before="100" w:beforeAutospacing="1" w:after="100" w:afterAutospacing="1" w:line="240" w:lineRule="auto"/>
+        <w:rPr>
+          <w:rFonts w:ascii="Times New Roman" w:eastAsia="Times New Roman" w:hAnsi="Times New Roman" w:cs="Times New Roman"/>
+          <w:sz w:val="24"/>
+          <w:szCs w:val="24"/>
+          <w:lang w:eastAsia="en-IN"/>
+        </w:rPr>
+      </w:pPr>
+      <w:r>
+        <w:rPr>
+          <w:rFonts w:ascii="Times New Roman" w:eastAsia="Times New Roman" w:hAnsi="Times New Roman" w:cs="Times New Roman"/>
+          <w:sz w:val="24"/>
+          <w:szCs w:val="24"/>
+          <w:lang w:eastAsia="en-IN"/>
+        </w:rPr>
+        <w:t>output-           2 &amp; 3</w:t>
+      </w:r>
+    </w:p>
+    <w:p>
+      <w:pPr>
+        <w:spacing w:before="100" w:beforeAutospacing="1" w:after="100" w:afterAutospacing="1" w:line="240" w:lineRule="auto"/>
+        <w:rPr>
+          <w:rFonts w:ascii="Times New Roman" w:eastAsia="Times New Roman" w:hAnsi="Times New Roman" w:cs="Times New Roman"/>
+          <w:sz w:val="24"/>
+          <w:szCs w:val="24"/>
+          <w:lang w:eastAsia="en-IN"/>
+        </w:rPr>
+      </w:pPr>
+    </w:p>
+    <w:p>
+      <w:pPr>
+        <w:spacing w:before="100" w:beforeAutospacing="1" w:after="100" w:afterAutospacing="1" w:line="240" w:lineRule="auto"/>
+        <w:rPr>
+          <w:rFonts w:ascii="Times New Roman" w:eastAsia="Times New Roman" w:hAnsi="Times New Roman" w:cs="Times New Roman"/>
+          <w:sz w:val="24"/>
+          <w:szCs w:val="24"/>
+          <w:lang w:eastAsia="en-IN"/>
+        </w:rPr>
+      </w:pPr>
+      <w:r>
+        <w:rPr>
+          <w:rFonts w:ascii="Times New Roman" w:eastAsia="Times New Roman" w:hAnsi="Times New Roman" w:cs="Times New Roman"/>
+          <w:sz w:val="24"/>
+          <w:szCs w:val="24"/>
+          <w:lang w:eastAsia="en-IN"/>
+        </w:rPr>
+        <w:t>--------------</w:t>
+      </w:r>
+    </w:p>
+    <w:p>
+      <w:pPr>
+        <w:spacing w:before="100" w:beforeAutospacing="1" w:after="100" w:afterAutospacing="1" w:line="240" w:lineRule="auto"/>
+        <w:rPr>
+          <w:rFonts w:ascii="Times New Roman" w:eastAsia="Times New Roman" w:hAnsi="Times New Roman" w:cs="Times New Roman"/>
+          <w:sz w:val="24"/>
+          <w:szCs w:val="24"/>
+          <w:lang w:eastAsia="en-IN"/>
+        </w:rPr>
+      </w:pPr>
+      <w:r>
+        <w:rPr>
+          <w:rFonts w:ascii="Times New Roman" w:eastAsia="Times New Roman" w:hAnsi="Times New Roman" w:cs="Times New Roman"/>
+          <w:sz w:val="24"/>
+          <w:szCs w:val="24"/>
+          <w:lang w:eastAsia="en-IN"/>
+        </w:rPr>
+        <w:t>4)</w:t>
+      </w:r>
+    </w:p>
+    <w:p>
+      <w:pPr>
+        <w:spacing w:before="100" w:beforeAutospacing="1" w:after="100" w:afterAutospacing="1" w:line="240" w:lineRule="auto"/>
+        <w:rPr>
+          <w:rFonts w:ascii="Times New Roman" w:eastAsia="Times New Roman" w:hAnsi="Times New Roman" w:cs="Times New Roman"/>
+          <w:sz w:val="24"/>
+          <w:szCs w:val="24"/>
+          <w:lang w:eastAsia="en-IN"/>
+        </w:rPr>
+      </w:pPr>
+      <w:r>
+        <w:rPr>
+          <w:rFonts w:ascii="Times New Roman" w:eastAsia="Times New Roman" w:hAnsi="Times New Roman" w:cs="Times New Roman"/>
+          <w:sz w:val="24"/>
+          <w:szCs w:val="24"/>
+          <w:lang w:eastAsia="en-IN"/>
+        </w:rPr>
+        <w:lastRenderedPageBreak/>
+        <w:t>i = 1</w:t>
+      </w:r>
+    </w:p>
+    <w:p>
+      <w:pPr>
+        <w:spacing w:before="100" w:beforeAutospacing="1" w:after="100" w:afterAutospacing="1" w:line="240" w:lineRule="auto"/>
+        <w:rPr>
+          <w:rFonts w:ascii="Times New Roman" w:eastAsia="Times New Roman" w:hAnsi="Times New Roman" w:cs="Times New Roman"/>
+          <w:sz w:val="24"/>
+          <w:szCs w:val="24"/>
+          <w:lang w:eastAsia="en-IN"/>
+        </w:rPr>
+      </w:pPr>
+      <w:r>
+        <w:rPr>
+          <w:rFonts w:ascii="Times New Roman" w:eastAsia="Times New Roman" w:hAnsi="Times New Roman" w:cs="Times New Roman"/>
+          <w:sz w:val="24"/>
+          <w:szCs w:val="24"/>
+          <w:lang w:eastAsia="en-IN"/>
+        </w:rPr>
+        <w:t xml:space="preserve"> i++ = 1</w:t>
+      </w:r>
+    </w:p>
+    <w:p>
+      <w:pPr>
+        <w:spacing w:before="100" w:beforeAutospacing="1" w:after="100" w:afterAutospacing="1" w:line="240" w:lineRule="auto"/>
+        <w:rPr>
+          <w:rFonts w:ascii="Times New Roman" w:eastAsia="Times New Roman" w:hAnsi="Times New Roman" w:cs="Times New Roman"/>
+          <w:sz w:val="24"/>
+          <w:szCs w:val="24"/>
+          <w:lang w:eastAsia="en-IN"/>
+        </w:rPr>
+      </w:pPr>
+      <w:r>
+        <w:rPr>
+          <w:rFonts w:ascii="Times New Roman" w:eastAsia="Times New Roman" w:hAnsi="Times New Roman" w:cs="Times New Roman"/>
+          <w:sz w:val="24"/>
+          <w:szCs w:val="24"/>
+          <w:lang w:eastAsia="en-IN"/>
+        </w:rPr>
+        <w:t>++i = 3</w:t>
+      </w:r>
+    </w:p>
+    <w:p>
+      <w:pPr>
+        <w:spacing w:before="100" w:beforeAutospacing="1" w:after="100" w:afterAutospacing="1" w:line="240" w:lineRule="auto"/>
+        <w:rPr>
+          <w:rFonts w:ascii="Times New Roman" w:eastAsia="Times New Roman" w:hAnsi="Times New Roman" w:cs="Times New Roman"/>
+          <w:sz w:val="24"/>
+          <w:szCs w:val="24"/>
+          <w:lang w:eastAsia="en-IN"/>
+        </w:rPr>
+      </w:pPr>
+      <w:r>
+        <w:rPr>
+          <w:rFonts w:ascii="Times New Roman" w:eastAsia="Times New Roman" w:hAnsi="Times New Roman" w:cs="Times New Roman"/>
+          <w:sz w:val="24"/>
+          <w:szCs w:val="24"/>
+          <w:lang w:eastAsia="en-IN"/>
+        </w:rPr>
+        <w:t>----------</w:t>
+      </w:r>
+    </w:p>
+    <w:p>
+      <w:pPr>
+        <w:spacing w:before="100" w:beforeAutospacing="1" w:after="100" w:afterAutospacing="1" w:line="240" w:lineRule="auto"/>
+        <w:rPr>
+          <w:rFonts w:ascii="Times New Roman" w:eastAsia="Times New Roman" w:hAnsi="Times New Roman" w:cs="Times New Roman"/>
+          <w:sz w:val="24"/>
+          <w:szCs w:val="24"/>
+          <w:lang w:eastAsia="en-IN"/>
+        </w:rPr>
+      </w:pPr>
+      <w:r>
+        <w:rPr>
+          <w:rFonts w:ascii="Times New Roman" w:eastAsia="Times New Roman" w:hAnsi="Times New Roman" w:cs="Times New Roman"/>
+          <w:sz w:val="24"/>
+          <w:szCs w:val="24"/>
+          <w:lang w:eastAsia="en-IN"/>
+        </w:rPr>
+        <w:t xml:space="preserve"> output-          3 &amp; 3</w:t>
       </w:r>
     </w:p>
     <w:p>
@@ -3253,7 +2891,6 @@
           <w:rStyle w:val="Strong"/>
         </w:rPr>
       </w:pPr>
-      <w:proofErr w:type="gramStart"/>
       <w:r>
         <w:rPr>
           <w:rFonts w:ascii="Times New Roman" w:eastAsia="Times New Roman" w:hAnsi="Times New Roman" w:cs="Times New Roman"/>
@@ -3270,18 +2907,11 @@
         </w:rPr>
         <w:t>Add</w:t>
       </w:r>
-      <w:proofErr w:type="gramEnd"/>
       <w:r>
         <w:rPr>
           <w:rStyle w:val="Strong"/>
         </w:rPr>
-        <w:t xml:space="preserve"> your attendance /learning log</w:t>
-      </w:r>
-      <w:r>
-        <w:rPr>
-          <w:rStyle w:val="Strong"/>
-        </w:rPr>
-        <w:t>:</w:t>
+        <w:t xml:space="preserve"> your attendance /learning log:</w:t>
       </w:r>
     </w:p>
     <w:p>
@@ -3304,52 +2934,15 @@
           <w:bottom w:val="single" w:sz="6" w:space="1" w:color="auto"/>
         </w:pBdr>
       </w:pPr>
-      <w:proofErr w:type="gramStart"/>
       <w:r>
         <w:rPr>
           <w:rStyle w:val="Strong"/>
         </w:rPr>
-        <w:lastRenderedPageBreak/>
-        <w:t>3.</w:t>
-      </w:r>
-      <w:r>
-        <w:rPr>
-          <w:rStyle w:val="Strong"/>
-        </w:rPr>
-        <w:t>Practice</w:t>
-      </w:r>
-      <w:proofErr w:type="gramEnd"/>
-      <w:r>
-        <w:rPr>
-          <w:rStyle w:val="Strong"/>
-        </w:rPr>
-        <w:t xml:space="preserve"> all exercises done in class and push it to your </w:t>
-      </w:r>
-      <w:proofErr w:type="spellStart"/>
-      <w:r>
-        <w:rPr>
-          <w:rStyle w:val="Strong"/>
-        </w:rPr>
-        <w:t>github</w:t>
-      </w:r>
-      <w:proofErr w:type="spellEnd"/>
-      <w:r>
-        <w:rPr>
-          <w:rStyle w:val="Strong"/>
-        </w:rPr>
-        <w:t xml:space="preserve"> repository.</w:t>
+        <w:t>3.Practice all exercises done in class and push it to your github repository.</w:t>
       </w:r>
       <w:r>
         <w:br/>
-        <w:t xml:space="preserve">Sir’s </w:t>
-      </w:r>
-      <w:proofErr w:type="gramStart"/>
-      <w:r>
-        <w:t>repo :</w:t>
-      </w:r>
-      <w:proofErr w:type="gramEnd"/>
-      <w:r>
-        <w:t xml:space="preserve"> </w:t>
+        <w:t xml:space="preserve">Sir’s repo : </w:t>
       </w:r>
       <w:hyperlink r:id="rId27" w:tgtFrame="_blank" w:history="1">
         <w:r>
@@ -3382,6 +2975,22 @@
           <w:t>[Task- 14 Oct] Coding Practice</w:t>
         </w:r>
       </w:hyperlink>
+      <w:r>
+        <w:rPr>
+          <w:rStyle w:val="text-left"/>
+          <w:rFonts w:ascii="Arial" w:hAnsi="Arial" w:cs="Arial"/>
+          <w:b/>
+          <w:bCs/>
+          <w:color w:val="191B1F"/>
+          <w:spacing w:val="-9"/>
+          <w:sz w:val="36"/>
+          <w:szCs w:val="36"/>
+          <w:u w:val="single"/>
+          <w:bdr w:val="single" w:sz="2" w:space="0" w:color="E4E7EB" w:frame="1"/>
+          <w:shd w:val="clear" w:color="auto" w:fill="FFFFFF"/>
+        </w:rPr>
+        <w:t>-done</w:t>
+      </w:r>
     </w:p>
     <w:p>
       <w:pPr>
@@ -3391,16 +3000,8 @@
         <w:rPr>
           <w:rStyle w:val="Strong"/>
         </w:rPr>
-        <w:t>Practice below 5 questions on</w:t>
-      </w:r>
-      <w:proofErr w:type="gramStart"/>
-      <w:r>
-        <w:rPr>
-          <w:rStyle w:val="Strong"/>
-        </w:rPr>
-        <w:t>:</w:t>
-      </w:r>
-      <w:proofErr w:type="gramEnd"/>
+        <w:t>Practice below 5 questions on:</w:t>
+      </w:r>
       <w:r>
         <w:br/>
       </w:r>
@@ -3418,6 +3019,9 @@
         <w:pStyle w:val="NormalWeb"/>
       </w:pPr>
       <w:r>
+        <w:rPr>
+          <w:noProof/>
+        </w:rPr>
         <w:drawing>
           <wp:inline distT="0" distB="0" distL="0" distR="0" wp14:anchorId="7A994DFF" wp14:editId="6D31DC10">
             <wp:extent cx="5731510" cy="1852295"/>
@@ -3478,16 +3082,8 @@
         <w:rPr>
           <w:rStyle w:val="Strong"/>
         </w:rPr>
-        <w:t>Note</w:t>
-      </w:r>
-      <w:proofErr w:type="gramStart"/>
-      <w:r>
-        <w:rPr>
-          <w:rStyle w:val="Strong"/>
-        </w:rPr>
-        <w:t>:</w:t>
-      </w:r>
-      <w:proofErr w:type="gramEnd"/>
+        <w:t>Note:</w:t>
+      </w:r>
       <w:r>
         <w:br/>
         <w:t xml:space="preserve">Make sure the output is in format of </w:t>
@@ -3526,9 +3122,69 @@
     <w:p>
       <w:pPr>
         <w:pStyle w:val="NormalWeb"/>
-      </w:pPr>
-      <w:r>
-        <w:t>15/10/2026</w:t>
+        <w:pBdr>
+          <w:bottom w:val="single" w:sz="6" w:space="1" w:color="auto"/>
+        </w:pBdr>
+      </w:pPr>
+      <w:r>
+        <w:t>Ans-</w:t>
+      </w:r>
+    </w:p>
+    <w:p>
+      <w:pPr>
+        <w:pStyle w:val="NormalWeb"/>
+        <w:pBdr>
+          <w:bottom w:val="single" w:sz="6" w:space="1" w:color="auto"/>
+        </w:pBdr>
+      </w:pPr>
+      <w:r>
+        <w:lastRenderedPageBreak/>
+        <w:drawing>
+          <wp:inline distT="0" distB="0" distL="0" distR="0" wp14:anchorId="75799049" wp14:editId="09A5521E">
+            <wp:extent cx="5731510" cy="2156460"/>
+            <wp:effectExtent l="0" t="0" r="2540" b="0"/>
+            <wp:docPr id="7" name="Picture 7"/>
+            <wp:cNvGraphicFramePr>
+              <a:graphicFrameLocks xmlns:a="http://schemas.openxmlformats.org/drawingml/2006/main" noChangeAspect="1"/>
+            </wp:cNvGraphicFramePr>
+            <a:graphic xmlns:a="http://schemas.openxmlformats.org/drawingml/2006/main">
+              <a:graphicData uri="http://schemas.openxmlformats.org/drawingml/2006/picture">
+                <pic:pic xmlns:pic="http://schemas.openxmlformats.org/drawingml/2006/picture">
+                  <pic:nvPicPr>
+                    <pic:cNvPr id="1" name=""/>
+                    <pic:cNvPicPr/>
+                  </pic:nvPicPr>
+                  <pic:blipFill>
+                    <a:blip r:embed="rId31"/>
+                    <a:stretch>
+                      <a:fillRect/>
+                    </a:stretch>
+                  </pic:blipFill>
+                  <pic:spPr>
+                    <a:xfrm>
+                      <a:off x="0" y="0"/>
+                      <a:ext cx="5731510" cy="2156460"/>
+                    </a:xfrm>
+                    <a:prstGeom prst="rect">
+                      <a:avLst/>
+                    </a:prstGeom>
+                  </pic:spPr>
+                </pic:pic>
+              </a:graphicData>
+            </a:graphic>
+          </wp:inline>
+        </w:drawing>
+      </w:r>
+    </w:p>
+    <w:p>
+      <w:pPr>
+        <w:pStyle w:val="NormalWeb"/>
+      </w:pPr>
+      <w:r>
+        <w:t>16</w:t>
+      </w:r>
+      <w:r>
+        <w:t>/10/2026</w:t>
       </w:r>
     </w:p>
     <w:p>
@@ -5044,6 +4700,7 @@
   <w:style w:type="character" w:default="1" w:styleId="DefaultParagraphFont">
     <w:name w:val="Default Paragraph Font"/>
     <w:uiPriority w:val="1"/>
+    <w:semiHidden/>
     <w:unhideWhenUsed/>
   </w:style>
   <w:style w:type="table" w:default="1" w:styleId="TableNormal">
